--- a/book/docx-por-capitulo/capitulo-01-inicio-rapido.docx
+++ b/book/docx-por-capitulo/capitulo-01-inicio-rapido.docx
@@ -7,6 +7,7 @@
         <w:pStyle w:val="Endure-ChapterTitle"/>
         <w:keepNext/>
         <w:spacing w:before="480" w:after="240"/>
+        <w:outlineLvl w:val="0"/>
       </w:pPr>
       <w:r>
         <w:rPr>
@@ -26,42 +27,62 @@
         <w:pStyle w:val="Endure-Subhead"/>
         <w:keepNext/>
         <w:spacing w:before="240" w:after="60"/>
+        <w:outlineLvl w:val="1"/>
       </w:pPr>
       <w:r>
+        <w:rPr>
+          <w:sz w:val="24"/>
+        </w:rPr>
         <w:t>Sobre Este Libro</w:t>
       </w:r>
     </w:p>
     <w:p>
       <w:pPr>
         <w:pStyle w:val="Endure-FirstParagraphBodyText"/>
+        <w:spacing w:before="100" w:after="100"/>
       </w:pPr>
       <w:r>
+        <w:rPr>
+          <w:sz w:val="20"/>
+        </w:rPr>
         <w:t xml:space="preserve">Este libro es una guía de instalación, configuración y uso avanzado de la </w:t>
       </w:r>
       <w:r>
         <w:rPr>
           <w:b/>
+          <w:sz w:val="20"/>
         </w:rPr>
         <w:t>NVIDIA Jetson AGX Orin 64GB</w:t>
       </w:r>
       <w:r>
+        <w:rPr>
+          <w:sz w:val="20"/>
+        </w:rPr>
         <w:t xml:space="preserve"> con </w:t>
       </w:r>
       <w:r>
         <w:rPr>
           <w:b/>
+          <w:sz w:val="20"/>
         </w:rPr>
         <w:t>JetPack 7.2</w:t>
       </w:r>
       <w:r>
+        <w:rPr>
+          <w:sz w:val="20"/>
+        </w:rPr>
         <w:t>. Está pensado para quien llega al dispositivo por primera vez y quiere convertirlo en una plataforma de inferencia local completamente funcional: desde el primer encendido hasta un sistema agéntico capaz de recibir preguntas por Telegram, ejecutar modelos de 35 mil millones de parámetros y responder de forma autónoma — sin enviar ni un solo token a servidores externos.</w:t>
       </w:r>
     </w:p>
     <w:p>
       <w:pPr>
         <w:pStyle w:val="Endure-ChapterBodyText"/>
+        <w:spacing w:before="100" w:after="100"/>
       </w:pPr>
       <w:r>
+        <w:rPr>
+          <w:sz w:val="20"/>
+        </w:rPr>
         <w:t>Cada paso de esta guía fue ejecutado y verificado en un Jetson AGX Orin 64GB real corriendo JetPack 7.2-b187. Los comandos incluyen la salida esperada para que pueda confirmar en cada momento que el sistema responde correctamente.</w:t>
       </w:r>
     </w:p>
@@ -70,10 +91,11 @@
         <w:pStyle w:val="Endure-Subhead"/>
         <w:keepNext/>
         <w:spacing w:before="160" w:after="60"/>
+        <w:outlineLvl w:val="2"/>
       </w:pPr>
       <w:r>
         <w:rPr>
-          <w:sz w:val="18"/>
+          <w:sz w:val="22"/>
         </w:rPr>
         <w:t>A quién está dirigido</w:t>
       </w:r>
@@ -81,66 +103,78 @@
     <w:p>
       <w:pPr>
         <w:pStyle w:val="Endure-ChapterBodyText"/>
-        <w:spacing w:before="20" w:after="20"/>
+        <w:spacing w:before="40" w:after="40"/>
         <w:ind w:left="360" w:hanging="216"/>
       </w:pPr>
       <w:r>
         <w:rPr>
-          <w:sz w:val="18"/>
+          <w:sz w:val="20"/>
         </w:rPr>
         <w:t xml:space="preserve">• </w:t>
       </w:r>
       <w:r>
         <w:rPr>
           <w:b/>
+          <w:sz w:val="20"/>
         </w:rPr>
         <w:t>Desarrolladores</w:t>
       </w:r>
       <w:r>
+        <w:rPr>
+          <w:sz w:val="20"/>
+        </w:rPr>
         <w:t xml:space="preserve"> que llegan al Jetson desde el mundo de las APIs cloud y quieren inferencia local sin costo por token.</w:t>
       </w:r>
     </w:p>
     <w:p>
       <w:pPr>
         <w:pStyle w:val="Endure-ChapterBodyText"/>
-        <w:spacing w:before="20" w:after="20"/>
+        <w:spacing w:before="40" w:after="40"/>
         <w:ind w:left="360" w:hanging="216"/>
       </w:pPr>
       <w:r>
         <w:rPr>
-          <w:sz w:val="18"/>
+          <w:sz w:val="20"/>
         </w:rPr>
         <w:t xml:space="preserve">• </w:t>
       </w:r>
       <w:r>
         <w:rPr>
           <w:b/>
+          <w:sz w:val="20"/>
         </w:rPr>
         <w:t>Ingenieros de IA/ML</w:t>
       </w:r>
       <w:r>
+        <w:rPr>
+          <w:sz w:val="20"/>
+        </w:rPr>
         <w:t xml:space="preserve"> que necesitan un entorno de experimentación con GPU real, sin restricciones de cuota ni latencia de red.</w:t>
       </w:r>
     </w:p>
     <w:p>
       <w:pPr>
         <w:pStyle w:val="Endure-ChapterBodyText"/>
-        <w:spacing w:before="20" w:after="20"/>
+        <w:spacing w:before="40" w:after="40"/>
         <w:ind w:left="360" w:hanging="216"/>
       </w:pPr>
       <w:r>
         <w:rPr>
-          <w:sz w:val="18"/>
+          <w:sz w:val="20"/>
         </w:rPr>
         <w:t xml:space="preserve">• </w:t>
       </w:r>
       <w:r>
         <w:rPr>
           <w:b/>
+          <w:sz w:val="20"/>
         </w:rPr>
         <w:t>Ingenieros de robótica</w:t>
       </w:r>
       <w:r>
+        <w:rPr>
+          <w:sz w:val="20"/>
+        </w:rPr>
         <w:t xml:space="preserve"> que requieren inferencia de visión y lenguaje en el borde (edge) con consumo energético controlado.</w:t>
       </w:r>
     </w:p>
@@ -152,8 +186,12 @@
     <w:p>
       <w:pPr>
         <w:pStyle w:val="Endure-ChapterBodyText"/>
+        <w:spacing w:before="100" w:after="100"/>
       </w:pPr>
       <w:r>
+        <w:rPr>
+          <w:sz w:val="20"/>
+        </w:rPr>
         <w:t>No se asume experiencia previa con Jetson ni con Linux embebido. Se asume que sabe usar una terminal y que ha ejecutado comandos en Linux o macOS al menos una vez.</w:t>
       </w:r>
     </w:p>
@@ -162,10 +200,11 @@
         <w:pStyle w:val="Endure-Subhead"/>
         <w:keepNext/>
         <w:spacing w:before="160" w:after="60"/>
+        <w:outlineLvl w:val="2"/>
       </w:pPr>
       <w:r>
         <w:rPr>
-          <w:sz w:val="18"/>
+          <w:sz w:val="22"/>
         </w:rPr>
         <w:t>Cómo usar este libro</w:t>
       </w:r>
@@ -173,8 +212,12 @@
     <w:p>
       <w:pPr>
         <w:pStyle w:val="Endure-FirstParagraphBodyText"/>
+        <w:spacing w:before="100" w:after="100"/>
       </w:pPr>
       <w:r>
+        <w:rPr>
+          <w:sz w:val="20"/>
+        </w:rPr>
         <w:t>El libro está organizado en 16 partes más un apéndice. Puede seguirlo de principio a fin si parte de un Jetson sin configurar, o saltar directamente a las secciones que necesita si ya tiene parte del sistema operativo listo:</w:t>
       </w:r>
     </w:p>
@@ -189,20 +232,38 @@
         <w:gridCol w:w="4076"/>
       </w:tblGrid>
       <w:tr>
+        <w:trPr>
+          <w:trHeight w:val="453" w:hRule="atLeast"/>
+          <w:tblHeader/>
+        </w:trPr>
         <w:tc>
           <w:tcPr>
             <w:tcW w:type="dxa" w:w="4076"/>
             <w:shd w:val="clear" w:color="auto" w:fill="1A5A6A"/>
-          </w:tcPr>
-          <w:p>
-            <w:pPr>
+            <w:tcBorders>
+              <w:top w:val="single" w:sz="12" w:color="FFFFFF"/>
+              <w:left w:val="single" w:sz="12" w:color="FFFFFF"/>
+              <w:bottom w:val="single" w:sz="12" w:color="FFFFFF"/>
+              <w:right w:val="single" w:sz="12" w:color="FFFFFF"/>
+            </w:tcBorders>
+            <w:vAlign w:val="center"/>
+            <w:tcMar>
+              <w:top w:w="60" w:type="dxa"/>
+              <w:left w:w="120" w:type="dxa"/>
+              <w:bottom w:w="60" w:type="dxa"/>
+              <w:right w:w="80" w:type="dxa"/>
+            </w:tcMar>
+          </w:tcPr>
+          <w:p>
+            <w:pPr>
+              <w:spacing w:before="0" w:after="0"/>
               <w:jc w:val="center"/>
             </w:pPr>
             <w:r>
               <w:rPr>
                 <w:b/>
                 <w:color w:val="FFFFFF"/>
-                <w:sz w:val="17"/>
+                <w:sz w:val="16"/>
               </w:rPr>
               <w:t>Si ya tiene...</w:t>
             </w:r>
@@ -212,16 +273,30 @@
           <w:tcPr>
             <w:tcW w:type="dxa" w:w="4076"/>
             <w:shd w:val="clear" w:color="auto" w:fill="1A5A6A"/>
-          </w:tcPr>
-          <w:p>
-            <w:pPr>
+            <w:tcBorders>
+              <w:top w:val="single" w:sz="12" w:color="FFFFFF"/>
+              <w:left w:val="single" w:sz="12" w:color="FFFFFF"/>
+              <w:bottom w:val="single" w:sz="12" w:color="FFFFFF"/>
+              <w:right w:val="single" w:sz="12" w:color="FFFFFF"/>
+            </w:tcBorders>
+            <w:vAlign w:val="center"/>
+            <w:tcMar>
+              <w:top w:w="60" w:type="dxa"/>
+              <w:left w:w="120" w:type="dxa"/>
+              <w:bottom w:w="60" w:type="dxa"/>
+              <w:right w:w="80" w:type="dxa"/>
+            </w:tcMar>
+          </w:tcPr>
+          <w:p>
+            <w:pPr>
+              <w:spacing w:before="0" w:after="0"/>
               <w:jc w:val="center"/>
             </w:pPr>
             <w:r>
               <w:rPr>
                 <w:b/>
                 <w:color w:val="FFFFFF"/>
-                <w:sz w:val="17"/>
+                <w:sz w:val="16"/>
               </w:rPr>
               <w:t>Salte a...</w:t>
             </w:r>
@@ -229,15 +304,35 @@
         </w:tc>
       </w:tr>
       <w:tr>
-        <w:tc>
-          <w:tcPr>
-            <w:tcW w:type="dxa" w:w="4076"/>
-            <w:shd w:val="clear" w:color="auto" w:fill="F8F8F8"/>
-          </w:tcPr>
-          <w:p>
-            <w:r>
-              <w:rPr>
-                <w:sz w:val="17"/>
+        <w:trPr>
+          <w:trHeight w:val="283" w:hRule="atLeast"/>
+        </w:trPr>
+        <w:tc>
+          <w:tcPr>
+            <w:tcW w:type="dxa" w:w="4076"/>
+            <w:shd w:val="clear" w:color="auto" w:fill="EAEAEA"/>
+            <w:tcBorders>
+              <w:top w:val="single" w:sz="12" w:color="FFFFFF"/>
+              <w:left w:val="single" w:sz="12" w:color="FFFFFF"/>
+              <w:bottom w:val="single" w:sz="12" w:color="FFFFFF"/>
+              <w:right w:val="single" w:sz="12" w:color="FFFFFF"/>
+            </w:tcBorders>
+            <w:vAlign w:val="center"/>
+            <w:tcMar>
+              <w:top w:w="40" w:type="dxa"/>
+              <w:left w:w="120" w:type="dxa"/>
+              <w:bottom w:w="40" w:type="dxa"/>
+              <w:right w:w="80" w:type="dxa"/>
+            </w:tcMar>
+          </w:tcPr>
+          <w:p>
+            <w:pPr>
+              <w:spacing w:before="0" w:after="0"/>
+              <w:jc w:val="center"/>
+            </w:pPr>
+            <w:r>
+              <w:rPr>
+                <w:sz w:val="16"/>
               </w:rPr>
               <w:t>Jetson sin flashear</w:t>
             </w:r>
@@ -246,12 +341,29 @@
         <w:tc>
           <w:tcPr>
             <w:tcW w:type="dxa" w:w="4076"/>
-            <w:shd w:val="clear" w:color="auto" w:fill="F8F8F8"/>
-          </w:tcPr>
-          <w:p>
-            <w:r>
-              <w:rPr>
-                <w:sz w:val="17"/>
+            <w:shd w:val="clear" w:color="auto" w:fill="EAEAEA"/>
+            <w:tcBorders>
+              <w:top w:val="single" w:sz="12" w:color="FFFFFF"/>
+              <w:left w:val="single" w:sz="12" w:color="FFFFFF"/>
+              <w:bottom w:val="single" w:sz="12" w:color="FFFFFF"/>
+              <w:right w:val="single" w:sz="12" w:color="FFFFFF"/>
+            </w:tcBorders>
+            <w:vAlign w:val="center"/>
+            <w:tcMar>
+              <w:top w:w="40" w:type="dxa"/>
+              <w:left w:w="120" w:type="dxa"/>
+              <w:bottom w:w="40" w:type="dxa"/>
+              <w:right w:w="80" w:type="dxa"/>
+            </w:tcMar>
+          </w:tcPr>
+          <w:p>
+            <w:pPr>
+              <w:spacing w:before="0" w:after="0"/>
+              <w:jc w:val="center"/>
+            </w:pPr>
+            <w:r>
+              <w:rPr>
+                <w:sz w:val="16"/>
               </w:rPr>
               <w:t>Capítulo 1 — Primer arranque</w:t>
             </w:r>
@@ -259,15 +371,35 @@
         </w:tc>
       </w:tr>
       <w:tr>
-        <w:tc>
-          <w:tcPr>
-            <w:tcW w:type="dxa" w:w="4076"/>
-            <w:shd w:val="clear" w:color="auto" w:fill="FFFFFF"/>
-          </w:tcPr>
-          <w:p>
-            <w:r>
-              <w:rPr>
-                <w:sz w:val="17"/>
+        <w:trPr>
+          <w:trHeight w:val="283" w:hRule="atLeast"/>
+        </w:trPr>
+        <w:tc>
+          <w:tcPr>
+            <w:tcW w:type="dxa" w:w="4076"/>
+            <w:shd w:val="clear" w:color="auto" w:fill="EAEAEA"/>
+            <w:tcBorders>
+              <w:top w:val="single" w:sz="12" w:color="FFFFFF"/>
+              <w:left w:val="single" w:sz="12" w:color="FFFFFF"/>
+              <w:bottom w:val="single" w:sz="12" w:color="FFFFFF"/>
+              <w:right w:val="single" w:sz="12" w:color="FFFFFF"/>
+            </w:tcBorders>
+            <w:vAlign w:val="center"/>
+            <w:tcMar>
+              <w:top w:w="40" w:type="dxa"/>
+              <w:left w:w="120" w:type="dxa"/>
+              <w:bottom w:w="40" w:type="dxa"/>
+              <w:right w:w="80" w:type="dxa"/>
+            </w:tcMar>
+          </w:tcPr>
+          <w:p>
+            <w:pPr>
+              <w:spacing w:before="0" w:after="0"/>
+              <w:jc w:val="center"/>
+            </w:pPr>
+            <w:r>
+              <w:rPr>
+                <w:sz w:val="16"/>
               </w:rPr>
               <w:t>Ubuntu instalado, sin SSH</w:t>
             </w:r>
@@ -276,12 +408,29 @@
         <w:tc>
           <w:tcPr>
             <w:tcW w:type="dxa" w:w="4076"/>
-            <w:shd w:val="clear" w:color="auto" w:fill="FFFFFF"/>
-          </w:tcPr>
-          <w:p>
-            <w:r>
-              <w:rPr>
-                <w:sz w:val="17"/>
+            <w:shd w:val="clear" w:color="auto" w:fill="EAEAEA"/>
+            <w:tcBorders>
+              <w:top w:val="single" w:sz="12" w:color="FFFFFF"/>
+              <w:left w:val="single" w:sz="12" w:color="FFFFFF"/>
+              <w:bottom w:val="single" w:sz="12" w:color="FFFFFF"/>
+              <w:right w:val="single" w:sz="12" w:color="FFFFFF"/>
+            </w:tcBorders>
+            <w:vAlign w:val="center"/>
+            <w:tcMar>
+              <w:top w:w="40" w:type="dxa"/>
+              <w:left w:w="120" w:type="dxa"/>
+              <w:bottom w:w="40" w:type="dxa"/>
+              <w:right w:w="80" w:type="dxa"/>
+            </w:tcMar>
+          </w:tcPr>
+          <w:p>
+            <w:pPr>
+              <w:spacing w:before="0" w:after="0"/>
+              <w:jc w:val="center"/>
+            </w:pPr>
+            <w:r>
+              <w:rPr>
+                <w:sz w:val="16"/>
               </w:rPr>
               <w:t>Capítulo 2 — Configuración base</w:t>
             </w:r>
@@ -289,15 +438,35 @@
         </w:tc>
       </w:tr>
       <w:tr>
-        <w:tc>
-          <w:tcPr>
-            <w:tcW w:type="dxa" w:w="4076"/>
-            <w:shd w:val="clear" w:color="auto" w:fill="F8F8F8"/>
-          </w:tcPr>
-          <w:p>
-            <w:r>
-              <w:rPr>
-                <w:sz w:val="17"/>
+        <w:trPr>
+          <w:trHeight w:val="283" w:hRule="atLeast"/>
+        </w:trPr>
+        <w:tc>
+          <w:tcPr>
+            <w:tcW w:type="dxa" w:w="4076"/>
+            <w:shd w:val="clear" w:color="auto" w:fill="EAEAEA"/>
+            <w:tcBorders>
+              <w:top w:val="single" w:sz="12" w:color="FFFFFF"/>
+              <w:left w:val="single" w:sz="12" w:color="FFFFFF"/>
+              <w:bottom w:val="single" w:sz="12" w:color="FFFFFF"/>
+              <w:right w:val="single" w:sz="12" w:color="FFFFFF"/>
+            </w:tcBorders>
+            <w:vAlign w:val="center"/>
+            <w:tcMar>
+              <w:top w:w="40" w:type="dxa"/>
+              <w:left w:w="120" w:type="dxa"/>
+              <w:bottom w:w="40" w:type="dxa"/>
+              <w:right w:w="80" w:type="dxa"/>
+            </w:tcMar>
+          </w:tcPr>
+          <w:p>
+            <w:pPr>
+              <w:spacing w:before="0" w:after="0"/>
+              <w:jc w:val="center"/>
+            </w:pPr>
+            <w:r>
+              <w:rPr>
+                <w:sz w:val="16"/>
               </w:rPr>
               <w:t>SSH funcionando</w:t>
             </w:r>
@@ -306,12 +475,29 @@
         <w:tc>
           <w:tcPr>
             <w:tcW w:type="dxa" w:w="4076"/>
-            <w:shd w:val="clear" w:color="auto" w:fill="F8F8F8"/>
-          </w:tcPr>
-          <w:p>
-            <w:r>
-              <w:rPr>
-                <w:sz w:val="17"/>
+            <w:shd w:val="clear" w:color="auto" w:fill="EAEAEA"/>
+            <w:tcBorders>
+              <w:top w:val="single" w:sz="12" w:color="FFFFFF"/>
+              <w:left w:val="single" w:sz="12" w:color="FFFFFF"/>
+              <w:bottom w:val="single" w:sz="12" w:color="FFFFFF"/>
+              <w:right w:val="single" w:sz="12" w:color="FFFFFF"/>
+            </w:tcBorders>
+            <w:vAlign w:val="center"/>
+            <w:tcMar>
+              <w:top w:w="40" w:type="dxa"/>
+              <w:left w:w="120" w:type="dxa"/>
+              <w:bottom w:w="40" w:type="dxa"/>
+              <w:right w:w="80" w:type="dxa"/>
+            </w:tcMar>
+          </w:tcPr>
+          <w:p>
+            <w:pPr>
+              <w:spacing w:before="0" w:after="0"/>
+              <w:jc w:val="center"/>
+            </w:pPr>
+            <w:r>
+              <w:rPr>
+                <w:sz w:val="16"/>
               </w:rPr>
               <w:t>Capítulo 3 — Performance tuning</w:t>
             </w:r>
@@ -319,15 +505,35 @@
         </w:tc>
       </w:tr>
       <w:tr>
-        <w:tc>
-          <w:tcPr>
-            <w:tcW w:type="dxa" w:w="4076"/>
-            <w:shd w:val="clear" w:color="auto" w:fill="FFFFFF"/>
-          </w:tcPr>
-          <w:p>
-            <w:r>
-              <w:rPr>
-                <w:sz w:val="17"/>
+        <w:trPr>
+          <w:trHeight w:val="283" w:hRule="atLeast"/>
+        </w:trPr>
+        <w:tc>
+          <w:tcPr>
+            <w:tcW w:type="dxa" w:w="4076"/>
+            <w:shd w:val="clear" w:color="auto" w:fill="EAEAEA"/>
+            <w:tcBorders>
+              <w:top w:val="single" w:sz="12" w:color="FFFFFF"/>
+              <w:left w:val="single" w:sz="12" w:color="FFFFFF"/>
+              <w:bottom w:val="single" w:sz="12" w:color="FFFFFF"/>
+              <w:right w:val="single" w:sz="12" w:color="FFFFFF"/>
+            </w:tcBorders>
+            <w:vAlign w:val="center"/>
+            <w:tcMar>
+              <w:top w:w="40" w:type="dxa"/>
+              <w:left w:w="120" w:type="dxa"/>
+              <w:bottom w:w="40" w:type="dxa"/>
+              <w:right w:w="80" w:type="dxa"/>
+            </w:tcMar>
+          </w:tcPr>
+          <w:p>
+            <w:pPr>
+              <w:spacing w:before="0" w:after="0"/>
+              <w:jc w:val="center"/>
+            </w:pPr>
+            <w:r>
+              <w:rPr>
+                <w:sz w:val="16"/>
               </w:rPr>
               <w:t>Base completa, quiere AI</w:t>
             </w:r>
@@ -336,12 +542,29 @@
         <w:tc>
           <w:tcPr>
             <w:tcW w:type="dxa" w:w="4076"/>
-            <w:shd w:val="clear" w:color="auto" w:fill="FFFFFF"/>
-          </w:tcPr>
-          <w:p>
-            <w:r>
-              <w:rPr>
-                <w:sz w:val="17"/>
+            <w:shd w:val="clear" w:color="auto" w:fill="EAEAEA"/>
+            <w:tcBorders>
+              <w:top w:val="single" w:sz="12" w:color="FFFFFF"/>
+              <w:left w:val="single" w:sz="12" w:color="FFFFFF"/>
+              <w:bottom w:val="single" w:sz="12" w:color="FFFFFF"/>
+              <w:right w:val="single" w:sz="12" w:color="FFFFFF"/>
+            </w:tcBorders>
+            <w:vAlign w:val="center"/>
+            <w:tcMar>
+              <w:top w:w="40" w:type="dxa"/>
+              <w:left w:w="120" w:type="dxa"/>
+              <w:bottom w:w="40" w:type="dxa"/>
+              <w:right w:w="80" w:type="dxa"/>
+            </w:tcMar>
+          </w:tcPr>
+          <w:p>
+            <w:pPr>
+              <w:spacing w:before="0" w:after="0"/>
+              <w:jc w:val="both"/>
+            </w:pPr>
+            <w:r>
+              <w:rPr>
+                <w:sz w:val="16"/>
               </w:rPr>
               <w:t>Capítulo 12 — Motores de inferencia</w:t>
             </w:r>
@@ -349,15 +572,35 @@
         </w:tc>
       </w:tr>
       <w:tr>
-        <w:tc>
-          <w:tcPr>
-            <w:tcW w:type="dxa" w:w="4076"/>
-            <w:shd w:val="clear" w:color="auto" w:fill="F8F8F8"/>
-          </w:tcPr>
-          <w:p>
-            <w:r>
-              <w:rPr>
-                <w:sz w:val="17"/>
+        <w:trPr>
+          <w:trHeight w:val="283" w:hRule="atLeast"/>
+        </w:trPr>
+        <w:tc>
+          <w:tcPr>
+            <w:tcW w:type="dxa" w:w="4076"/>
+            <w:shd w:val="clear" w:color="auto" w:fill="EAEAEA"/>
+            <w:tcBorders>
+              <w:top w:val="single" w:sz="12" w:color="FFFFFF"/>
+              <w:left w:val="single" w:sz="12" w:color="FFFFFF"/>
+              <w:bottom w:val="single" w:sz="12" w:color="FFFFFF"/>
+              <w:right w:val="single" w:sz="12" w:color="FFFFFF"/>
+            </w:tcBorders>
+            <w:vAlign w:val="center"/>
+            <w:tcMar>
+              <w:top w:w="40" w:type="dxa"/>
+              <w:left w:w="120" w:type="dxa"/>
+              <w:bottom w:w="40" w:type="dxa"/>
+              <w:right w:w="80" w:type="dxa"/>
+            </w:tcMar>
+          </w:tcPr>
+          <w:p>
+            <w:pPr>
+              <w:spacing w:before="0" w:after="0"/>
+              <w:jc w:val="center"/>
+            </w:pPr>
+            <w:r>
+              <w:rPr>
+                <w:sz w:val="16"/>
               </w:rPr>
               <w:t>Todo listo, quiere agentes</w:t>
             </w:r>
@@ -366,12 +609,29 @@
         <w:tc>
           <w:tcPr>
             <w:tcW w:type="dxa" w:w="4076"/>
-            <w:shd w:val="clear" w:color="auto" w:fill="F8F8F8"/>
-          </w:tcPr>
-          <w:p>
-            <w:r>
-              <w:rPr>
-                <w:sz w:val="17"/>
+            <w:shd w:val="clear" w:color="auto" w:fill="EAEAEA"/>
+            <w:tcBorders>
+              <w:top w:val="single" w:sz="12" w:color="FFFFFF"/>
+              <w:left w:val="single" w:sz="12" w:color="FFFFFF"/>
+              <w:bottom w:val="single" w:sz="12" w:color="FFFFFF"/>
+              <w:right w:val="single" w:sz="12" w:color="FFFFFF"/>
+            </w:tcBorders>
+            <w:vAlign w:val="center"/>
+            <w:tcMar>
+              <w:top w:w="40" w:type="dxa"/>
+              <w:left w:w="120" w:type="dxa"/>
+              <w:bottom w:w="40" w:type="dxa"/>
+              <w:right w:w="80" w:type="dxa"/>
+            </w:tcMar>
+          </w:tcPr>
+          <w:p>
+            <w:pPr>
+              <w:spacing w:before="0" w:after="0"/>
+              <w:jc w:val="center"/>
+            </w:pPr>
+            <w:r>
+              <w:rPr>
+                <w:sz w:val="16"/>
               </w:rPr>
               <w:t>Capítulo 13 — Stack agéntico</w:t>
             </w:r>
@@ -441,10 +701,11 @@
         <w:pStyle w:val="Endure-Subhead"/>
         <w:keepNext/>
         <w:spacing w:before="160" w:after="60"/>
+        <w:outlineLvl w:val="2"/>
       </w:pPr>
       <w:r>
         <w:rPr>
-          <w:sz w:val="18"/>
+          <w:sz w:val="22"/>
         </w:rPr>
         <w:t>Convenciones tipográficas y bloques del libro</w:t>
       </w:r>
@@ -452,18 +713,24 @@
     <w:p>
       <w:pPr>
         <w:pStyle w:val="Endure-FirstParagraphBodyText"/>
+        <w:spacing w:before="100" w:after="100"/>
       </w:pPr>
       <w:r>
+        <w:rPr>
+          <w:sz w:val="20"/>
+        </w:rPr>
         <w:t>Cada capítulo sigue una estructura pedagógica consistente. Antes de ejecutar cualquier comando, familiarícese con estos bloques:</w:t>
       </w:r>
     </w:p>
     <w:p>
       <w:pPr>
         <w:pStyle w:val="Endure-ChapterBodyText"/>
+        <w:spacing w:before="100" w:after="100"/>
       </w:pPr>
       <w:r>
         <w:rPr>
           <w:b/>
+          <w:sz w:val="20"/>
         </w:rPr>
         <w:t>Bloques de código</w:t>
       </w:r>
@@ -481,7 +748,7 @@
         <w:tc>
           <w:tcPr>
             <w:tcW w:type="dxa" w:w="8152"/>
-            <w:shd w:val="clear" w:color="auto" w:fill="F2F2F2"/>
+            <w:shd w:val="clear" w:color="auto" w:fill="EAEAEA"/>
             <w:tcBorders>
               <w:left w:val="thick" w:sz="24" w:color="1A5A6A"/>
             </w:tcBorders>
@@ -537,10 +804,12 @@
     <w:p>
       <w:pPr>
         <w:pStyle w:val="Endure-ChapterBodyText"/>
+        <w:spacing w:before="100" w:after="100"/>
       </w:pPr>
       <w:r>
         <w:rPr>
           <w:b/>
+          <w:sz w:val="20"/>
         </w:rPr>
         <w:t>Salida esperada</w:t>
       </w:r>
@@ -558,7 +827,7 @@
         <w:tc>
           <w:tcPr>
             <w:tcW w:type="dxa" w:w="8152"/>
-            <w:shd w:val="clear" w:color="auto" w:fill="F2F2F2"/>
+            <w:shd w:val="clear" w:color="auto" w:fill="EAEAEA"/>
             <w:tcBorders>
               <w:left w:val="thick" w:sz="24" w:color="1A5A6A"/>
             </w:tcBorders>
@@ -614,10 +883,12 @@
     <w:p>
       <w:pPr>
         <w:pStyle w:val="Endure-ChapterBodyText"/>
+        <w:spacing w:before="100" w:after="100"/>
       </w:pPr>
       <w:r>
         <w:rPr>
           <w:b/>
+          <w:sz w:val="20"/>
         </w:rPr>
         <w:t>Notas de aviso — lea ANTES de ejecutar:</w:t>
       </w:r>
@@ -633,20 +904,38 @@
         <w:gridCol w:w="4076"/>
       </w:tblGrid>
       <w:tr>
+        <w:trPr>
+          <w:trHeight w:val="453" w:hRule="atLeast"/>
+          <w:tblHeader/>
+        </w:trPr>
         <w:tc>
           <w:tcPr>
             <w:tcW w:type="dxa" w:w="4076"/>
             <w:shd w:val="clear" w:color="auto" w:fill="1A5A6A"/>
-          </w:tcPr>
-          <w:p>
-            <w:pPr>
+            <w:tcBorders>
+              <w:top w:val="single" w:sz="12" w:color="FFFFFF"/>
+              <w:left w:val="single" w:sz="12" w:color="FFFFFF"/>
+              <w:bottom w:val="single" w:sz="12" w:color="FFFFFF"/>
+              <w:right w:val="single" w:sz="12" w:color="FFFFFF"/>
+            </w:tcBorders>
+            <w:vAlign w:val="center"/>
+            <w:tcMar>
+              <w:top w:w="60" w:type="dxa"/>
+              <w:left w:w="120" w:type="dxa"/>
+              <w:bottom w:w="60" w:type="dxa"/>
+              <w:right w:w="80" w:type="dxa"/>
+            </w:tcMar>
+          </w:tcPr>
+          <w:p>
+            <w:pPr>
+              <w:spacing w:before="0" w:after="0"/>
               <w:jc w:val="center"/>
             </w:pPr>
             <w:r>
               <w:rPr>
                 <w:b/>
                 <w:color w:val="FFFFFF"/>
-                <w:sz w:val="17"/>
+                <w:sz w:val="16"/>
               </w:rPr>
               <w:t>Bloque</w:t>
             </w:r>
@@ -656,16 +945,30 @@
           <w:tcPr>
             <w:tcW w:type="dxa" w:w="4076"/>
             <w:shd w:val="clear" w:color="auto" w:fill="1A5A6A"/>
-          </w:tcPr>
-          <w:p>
-            <w:pPr>
+            <w:tcBorders>
+              <w:top w:val="single" w:sz="12" w:color="FFFFFF"/>
+              <w:left w:val="single" w:sz="12" w:color="FFFFFF"/>
+              <w:bottom w:val="single" w:sz="12" w:color="FFFFFF"/>
+              <w:right w:val="single" w:sz="12" w:color="FFFFFF"/>
+            </w:tcBorders>
+            <w:vAlign w:val="center"/>
+            <w:tcMar>
+              <w:top w:w="60" w:type="dxa"/>
+              <w:left w:w="120" w:type="dxa"/>
+              <w:bottom w:w="60" w:type="dxa"/>
+              <w:right w:w="80" w:type="dxa"/>
+            </w:tcMar>
+          </w:tcPr>
+          <w:p>
+            <w:pPr>
+              <w:spacing w:before="0" w:after="0"/>
               <w:jc w:val="center"/>
             </w:pPr>
             <w:r>
               <w:rPr>
                 <w:b/>
                 <w:color w:val="FFFFFF"/>
-                <w:sz w:val="17"/>
+                <w:sz w:val="16"/>
               </w:rPr>
               <w:t>Significado</w:t>
             </w:r>
@@ -673,15 +976,35 @@
         </w:tc>
       </w:tr>
       <w:tr>
-        <w:tc>
-          <w:tcPr>
-            <w:tcW w:type="dxa" w:w="4076"/>
-            <w:shd w:val="clear" w:color="auto" w:fill="F8F8F8"/>
-          </w:tcPr>
-          <w:p>
-            <w:r>
-              <w:rPr>
-                <w:sz w:val="17"/>
+        <w:trPr>
+          <w:trHeight w:val="283" w:hRule="atLeast"/>
+        </w:trPr>
+        <w:tc>
+          <w:tcPr>
+            <w:tcW w:type="dxa" w:w="4076"/>
+            <w:shd w:val="clear" w:color="auto" w:fill="EAEAEA"/>
+            <w:tcBorders>
+              <w:top w:val="single" w:sz="12" w:color="FFFFFF"/>
+              <w:left w:val="single" w:sz="12" w:color="FFFFFF"/>
+              <w:bottom w:val="single" w:sz="12" w:color="FFFFFF"/>
+              <w:right w:val="single" w:sz="12" w:color="FFFFFF"/>
+            </w:tcBorders>
+            <w:vAlign w:val="center"/>
+            <w:tcMar>
+              <w:top w:w="40" w:type="dxa"/>
+              <w:left w:w="120" w:type="dxa"/>
+              <w:bottom w:w="40" w:type="dxa"/>
+              <w:right w:w="80" w:type="dxa"/>
+            </w:tcMar>
+          </w:tcPr>
+          <w:p>
+            <w:pPr>
+              <w:spacing w:before="0" w:after="0"/>
+              <w:jc w:val="center"/>
+            </w:pPr>
+            <w:r>
+              <w:rPr>
+                <w:sz w:val="16"/>
               </w:rPr>
               <w:t>&gt; IMPORTANTE:</w:t>
             </w:r>
@@ -690,12 +1013,29 @@
         <w:tc>
           <w:tcPr>
             <w:tcW w:type="dxa" w:w="4076"/>
-            <w:shd w:val="clear" w:color="auto" w:fill="F8F8F8"/>
-          </w:tcPr>
-          <w:p>
-            <w:r>
-              <w:rPr>
-                <w:sz w:val="17"/>
+            <w:shd w:val="clear" w:color="auto" w:fill="EAEAEA"/>
+            <w:tcBorders>
+              <w:top w:val="single" w:sz="12" w:color="FFFFFF"/>
+              <w:left w:val="single" w:sz="12" w:color="FFFFFF"/>
+              <w:bottom w:val="single" w:sz="12" w:color="FFFFFF"/>
+              <w:right w:val="single" w:sz="12" w:color="FFFFFF"/>
+            </w:tcBorders>
+            <w:vAlign w:val="center"/>
+            <w:tcMar>
+              <w:top w:w="40" w:type="dxa"/>
+              <w:left w:w="120" w:type="dxa"/>
+              <w:bottom w:w="40" w:type="dxa"/>
+              <w:right w:w="80" w:type="dxa"/>
+            </w:tcMar>
+          </w:tcPr>
+          <w:p>
+            <w:pPr>
+              <w:spacing w:before="0" w:after="0"/>
+              <w:jc w:val="both"/>
+            </w:pPr>
+            <w:r>
+              <w:rPr>
+                <w:sz w:val="16"/>
               </w:rPr>
               <w:t>Paso donde un error puede bloquear el avance. Lea y verifique antes de ejecutar.</w:t>
             </w:r>
@@ -703,15 +1043,35 @@
         </w:tc>
       </w:tr>
       <w:tr>
-        <w:tc>
-          <w:tcPr>
-            <w:tcW w:type="dxa" w:w="4076"/>
-            <w:shd w:val="clear" w:color="auto" w:fill="FFFFFF"/>
-          </w:tcPr>
-          <w:p>
-            <w:r>
-              <w:rPr>
-                <w:sz w:val="17"/>
+        <w:trPr>
+          <w:trHeight w:val="283" w:hRule="atLeast"/>
+        </w:trPr>
+        <w:tc>
+          <w:tcPr>
+            <w:tcW w:type="dxa" w:w="4076"/>
+            <w:shd w:val="clear" w:color="auto" w:fill="EAEAEA"/>
+            <w:tcBorders>
+              <w:top w:val="single" w:sz="12" w:color="FFFFFF"/>
+              <w:left w:val="single" w:sz="12" w:color="FFFFFF"/>
+              <w:bottom w:val="single" w:sz="12" w:color="FFFFFF"/>
+              <w:right w:val="single" w:sz="12" w:color="FFFFFF"/>
+            </w:tcBorders>
+            <w:vAlign w:val="center"/>
+            <w:tcMar>
+              <w:top w:w="40" w:type="dxa"/>
+              <w:left w:w="120" w:type="dxa"/>
+              <w:bottom w:w="40" w:type="dxa"/>
+              <w:right w:w="80" w:type="dxa"/>
+            </w:tcMar>
+          </w:tcPr>
+          <w:p>
+            <w:pPr>
+              <w:spacing w:before="0" w:after="0"/>
+              <w:jc w:val="center"/>
+            </w:pPr>
+            <w:r>
+              <w:rPr>
+                <w:sz w:val="16"/>
               </w:rPr>
               <w:t>&gt; ADVERTENCIA:</w:t>
             </w:r>
@@ -720,12 +1080,29 @@
         <w:tc>
           <w:tcPr>
             <w:tcW w:type="dxa" w:w="4076"/>
-            <w:shd w:val="clear" w:color="auto" w:fill="FFFFFF"/>
-          </w:tcPr>
-          <w:p>
-            <w:r>
-              <w:rPr>
-                <w:sz w:val="17"/>
+            <w:shd w:val="clear" w:color="auto" w:fill="EAEAEA"/>
+            <w:tcBorders>
+              <w:top w:val="single" w:sz="12" w:color="FFFFFF"/>
+              <w:left w:val="single" w:sz="12" w:color="FFFFFF"/>
+              <w:bottom w:val="single" w:sz="12" w:color="FFFFFF"/>
+              <w:right w:val="single" w:sz="12" w:color="FFFFFF"/>
+            </w:tcBorders>
+            <w:vAlign w:val="center"/>
+            <w:tcMar>
+              <w:top w:w="40" w:type="dxa"/>
+              <w:left w:w="120" w:type="dxa"/>
+              <w:bottom w:w="40" w:type="dxa"/>
+              <w:right w:w="80" w:type="dxa"/>
+            </w:tcMar>
+          </w:tcPr>
+          <w:p>
+            <w:pPr>
+              <w:spacing w:before="0" w:after="0"/>
+              <w:jc w:val="both"/>
+            </w:pPr>
+            <w:r>
+              <w:rPr>
+                <w:sz w:val="16"/>
               </w:rPr>
               <w:t>Acción irreversible o peligrosa. Tenga backup o snapshot antes de continuar.</w:t>
             </w:r>
@@ -733,15 +1110,35 @@
         </w:tc>
       </w:tr>
       <w:tr>
-        <w:tc>
-          <w:tcPr>
-            <w:tcW w:type="dxa" w:w="4076"/>
-            <w:shd w:val="clear" w:color="auto" w:fill="F8F8F8"/>
-          </w:tcPr>
-          <w:p>
-            <w:r>
-              <w:rPr>
-                <w:sz w:val="17"/>
+        <w:trPr>
+          <w:trHeight w:val="283" w:hRule="atLeast"/>
+        </w:trPr>
+        <w:tc>
+          <w:tcPr>
+            <w:tcW w:type="dxa" w:w="4076"/>
+            <w:shd w:val="clear" w:color="auto" w:fill="EAEAEA"/>
+            <w:tcBorders>
+              <w:top w:val="single" w:sz="12" w:color="FFFFFF"/>
+              <w:left w:val="single" w:sz="12" w:color="FFFFFF"/>
+              <w:bottom w:val="single" w:sz="12" w:color="FFFFFF"/>
+              <w:right w:val="single" w:sz="12" w:color="FFFFFF"/>
+            </w:tcBorders>
+            <w:vAlign w:val="center"/>
+            <w:tcMar>
+              <w:top w:w="40" w:type="dxa"/>
+              <w:left w:w="120" w:type="dxa"/>
+              <w:bottom w:w="40" w:type="dxa"/>
+              <w:right w:w="80" w:type="dxa"/>
+            </w:tcMar>
+          </w:tcPr>
+          <w:p>
+            <w:pPr>
+              <w:spacing w:before="0" w:after="0"/>
+              <w:jc w:val="center"/>
+            </w:pPr>
+            <w:r>
+              <w:rPr>
+                <w:sz w:val="16"/>
               </w:rPr>
               <w:t>&gt; NOTA:</w:t>
             </w:r>
@@ -750,12 +1147,29 @@
         <w:tc>
           <w:tcPr>
             <w:tcW w:type="dxa" w:w="4076"/>
-            <w:shd w:val="clear" w:color="auto" w:fill="F8F8F8"/>
-          </w:tcPr>
-          <w:p>
-            <w:r>
-              <w:rPr>
-                <w:sz w:val="17"/>
+            <w:shd w:val="clear" w:color="auto" w:fill="EAEAEA"/>
+            <w:tcBorders>
+              <w:top w:val="single" w:sz="12" w:color="FFFFFF"/>
+              <w:left w:val="single" w:sz="12" w:color="FFFFFF"/>
+              <w:bottom w:val="single" w:sz="12" w:color="FFFFFF"/>
+              <w:right w:val="single" w:sz="12" w:color="FFFFFF"/>
+            </w:tcBorders>
+            <w:vAlign w:val="center"/>
+            <w:tcMar>
+              <w:top w:w="40" w:type="dxa"/>
+              <w:left w:w="120" w:type="dxa"/>
+              <w:bottom w:w="40" w:type="dxa"/>
+              <w:right w:w="80" w:type="dxa"/>
+            </w:tcMar>
+          </w:tcPr>
+          <w:p>
+            <w:pPr>
+              <w:spacing w:before="0" w:after="0"/>
+              <w:jc w:val="both"/>
+            </w:pPr>
+            <w:r>
+              <w:rPr>
+                <w:sz w:val="16"/>
               </w:rPr>
               <w:t>Contexto adicional, no obligatorio para seguir el flujo.</w:t>
             </w:r>
@@ -763,15 +1177,35 @@
         </w:tc>
       </w:tr>
       <w:tr>
-        <w:tc>
-          <w:tcPr>
-            <w:tcW w:type="dxa" w:w="4076"/>
-            <w:shd w:val="clear" w:color="auto" w:fill="FFFFFF"/>
-          </w:tcPr>
-          <w:p>
-            <w:r>
-              <w:rPr>
-                <w:sz w:val="17"/>
+        <w:trPr>
+          <w:trHeight w:val="283" w:hRule="atLeast"/>
+        </w:trPr>
+        <w:tc>
+          <w:tcPr>
+            <w:tcW w:type="dxa" w:w="4076"/>
+            <w:shd w:val="clear" w:color="auto" w:fill="EAEAEA"/>
+            <w:tcBorders>
+              <w:top w:val="single" w:sz="12" w:color="FFFFFF"/>
+              <w:left w:val="single" w:sz="12" w:color="FFFFFF"/>
+              <w:bottom w:val="single" w:sz="12" w:color="FFFFFF"/>
+              <w:right w:val="single" w:sz="12" w:color="FFFFFF"/>
+            </w:tcBorders>
+            <w:vAlign w:val="center"/>
+            <w:tcMar>
+              <w:top w:w="40" w:type="dxa"/>
+              <w:left w:w="120" w:type="dxa"/>
+              <w:bottom w:w="40" w:type="dxa"/>
+              <w:right w:w="80" w:type="dxa"/>
+            </w:tcMar>
+          </w:tcPr>
+          <w:p>
+            <w:pPr>
+              <w:spacing w:before="0" w:after="0"/>
+              <w:jc w:val="center"/>
+            </w:pPr>
+            <w:r>
+              <w:rPr>
+                <w:sz w:val="16"/>
               </w:rPr>
               <w:t>&gt; CONSEJO:</w:t>
             </w:r>
@@ -780,12 +1214,29 @@
         <w:tc>
           <w:tcPr>
             <w:tcW w:type="dxa" w:w="4076"/>
-            <w:shd w:val="clear" w:color="auto" w:fill="FFFFFF"/>
-          </w:tcPr>
-          <w:p>
-            <w:r>
-              <w:rPr>
-                <w:sz w:val="17"/>
+            <w:shd w:val="clear" w:color="auto" w:fill="EAEAEA"/>
+            <w:tcBorders>
+              <w:top w:val="single" w:sz="12" w:color="FFFFFF"/>
+              <w:left w:val="single" w:sz="12" w:color="FFFFFF"/>
+              <w:bottom w:val="single" w:sz="12" w:color="FFFFFF"/>
+              <w:right w:val="single" w:sz="12" w:color="FFFFFF"/>
+            </w:tcBorders>
+            <w:vAlign w:val="center"/>
+            <w:tcMar>
+              <w:top w:w="40" w:type="dxa"/>
+              <w:left w:w="120" w:type="dxa"/>
+              <w:bottom w:w="40" w:type="dxa"/>
+              <w:right w:w="80" w:type="dxa"/>
+            </w:tcMar>
+          </w:tcPr>
+          <w:p>
+            <w:pPr>
+              <w:spacing w:before="0" w:after="0"/>
+              <w:jc w:val="both"/>
+            </w:pPr>
+            <w:r>
+              <w:rPr>
+                <w:sz w:val="16"/>
               </w:rPr>
               <w:t>Optimización o alternativa que puede ignorar si está siguiendo el flujo principal.</w:t>
             </w:r>
@@ -793,15 +1244,35 @@
         </w:tc>
       </w:tr>
       <w:tr>
-        <w:tc>
-          <w:tcPr>
-            <w:tcW w:type="dxa" w:w="4076"/>
-            <w:shd w:val="clear" w:color="auto" w:fill="F8F8F8"/>
-          </w:tcPr>
-          <w:p>
-            <w:r>
-              <w:rPr>
-                <w:sz w:val="17"/>
+        <w:trPr>
+          <w:trHeight w:val="283" w:hRule="atLeast"/>
+        </w:trPr>
+        <w:tc>
+          <w:tcPr>
+            <w:tcW w:type="dxa" w:w="4076"/>
+            <w:shd w:val="clear" w:color="auto" w:fill="EAEAEA"/>
+            <w:tcBorders>
+              <w:top w:val="single" w:sz="12" w:color="FFFFFF"/>
+              <w:left w:val="single" w:sz="12" w:color="FFFFFF"/>
+              <w:bottom w:val="single" w:sz="12" w:color="FFFFFF"/>
+              <w:right w:val="single" w:sz="12" w:color="FFFFFF"/>
+            </w:tcBorders>
+            <w:vAlign w:val="center"/>
+            <w:tcMar>
+              <w:top w:w="40" w:type="dxa"/>
+              <w:left w:w="120" w:type="dxa"/>
+              <w:bottom w:w="40" w:type="dxa"/>
+              <w:right w:w="80" w:type="dxa"/>
+            </w:tcMar>
+          </w:tcPr>
+          <w:p>
+            <w:pPr>
+              <w:spacing w:before="0" w:after="0"/>
+              <w:jc w:val="center"/>
+            </w:pPr>
+            <w:r>
+              <w:rPr>
+                <w:sz w:val="16"/>
               </w:rPr>
               <w:t>[REQUIERE VERIFICACIÓN]</w:t>
             </w:r>
@@ -810,12 +1281,29 @@
         <w:tc>
           <w:tcPr>
             <w:tcW w:type="dxa" w:w="4076"/>
-            <w:shd w:val="clear" w:color="auto" w:fill="F8F8F8"/>
-          </w:tcPr>
-          <w:p>
-            <w:r>
-              <w:rPr>
-                <w:sz w:val="17"/>
+            <w:shd w:val="clear" w:color="auto" w:fill="EAEAEA"/>
+            <w:tcBorders>
+              <w:top w:val="single" w:sz="12" w:color="FFFFFF"/>
+              <w:left w:val="single" w:sz="12" w:color="FFFFFF"/>
+              <w:bottom w:val="single" w:sz="12" w:color="FFFFFF"/>
+              <w:right w:val="single" w:sz="12" w:color="FFFFFF"/>
+            </w:tcBorders>
+            <w:vAlign w:val="center"/>
+            <w:tcMar>
+              <w:top w:w="40" w:type="dxa"/>
+              <w:left w:w="120" w:type="dxa"/>
+              <w:bottom w:w="40" w:type="dxa"/>
+              <w:right w:w="80" w:type="dxa"/>
+            </w:tcMar>
+          </w:tcPr>
+          <w:p>
+            <w:pPr>
+              <w:spacing w:before="0" w:after="0"/>
+              <w:jc w:val="both"/>
+            </w:pPr>
+            <w:r>
+              <w:rPr>
+                <w:sz w:val="16"/>
               </w:rPr>
               <w:t>El comando es correcto en principio pero puede variar con versiones futuras del software. Verifique la documentación oficial si falla.</w:t>
             </w:r>
@@ -831,10 +1319,12 @@
     <w:p>
       <w:pPr>
         <w:pStyle w:val="Endure-ChapterBodyText"/>
+        <w:spacing w:before="100" w:after="100"/>
       </w:pPr>
       <w:r>
         <w:rPr>
           <w:b/>
+          <w:sz w:val="20"/>
         </w:rPr>
         <w:t>Sobre los placeholders</w:t>
       </w:r>
@@ -842,47 +1332,63 @@
     <w:p>
       <w:pPr>
         <w:pStyle w:val="Endure-ChapterBodyText"/>
+        <w:spacing w:before="100" w:after="100"/>
       </w:pPr>
       <w:r>
+        <w:rPr>
+          <w:sz w:val="20"/>
+        </w:rPr>
         <w:t xml:space="preserve">Cuando vea un valor en MAYÚSCULAS como </w:t>
       </w:r>
       <w:r>
         <w:rPr>
           <w:rFonts w:ascii="Courier New" w:hAnsi="Courier New"/>
-          <w:sz w:val="17"/>
+          <w:sz w:val="16"/>
         </w:rPr>
         <w:t>hf_SU_TOKEN_AQUI</w:t>
       </w:r>
       <w:r>
+        <w:rPr>
+          <w:sz w:val="20"/>
+        </w:rPr>
         <w:t xml:space="preserve"> o </w:t>
       </w:r>
       <w:r>
         <w:rPr>
           <w:rFonts w:ascii="Courier New" w:hAnsi="Courier New"/>
-          <w:sz w:val="17"/>
+          <w:sz w:val="16"/>
         </w:rPr>
         <w:t>TU_CORREO@gmail.com</w:t>
       </w:r>
       <w:r>
+        <w:rPr>
+          <w:sz w:val="20"/>
+        </w:rPr>
         <w:t xml:space="preserve">, debe reemplazarlo con su valor real antes de ejecutar. El libro siempre añade una nota indicando dónde obtenerlo. </w:t>
       </w:r>
       <w:r>
         <w:rPr>
           <w:b/>
+          <w:sz w:val="20"/>
         </w:rPr>
         <w:t>No ejecute comandos con placeholders sin reemplazarlos primero</w:t>
       </w:r>
       <w:r>
+        <w:rPr>
+          <w:sz w:val="20"/>
+        </w:rPr>
         <w:t xml:space="preserve"> — el sistema aceptará el comando pero fallará más adelante de forma difícil de diagnosticar.</w:t>
       </w:r>
     </w:p>
     <w:p>
       <w:pPr>
         <w:pStyle w:val="Endure-ChapterBodyText"/>
+        <w:spacing w:before="100" w:after="100"/>
       </w:pPr>
       <w:r>
         <w:rPr>
           <w:b/>
+          <w:sz w:val="20"/>
         </w:rPr>
         <w:t>Filosofía de ejecución — Jetson "en limpio"</w:t>
       </w:r>
@@ -890,73 +1396,94 @@
     <w:p>
       <w:pPr>
         <w:pStyle w:val="Endure-ChapterBodyText"/>
+        <w:spacing w:before="100" w:after="100"/>
       </w:pPr>
       <w:r>
+        <w:rPr>
+          <w:sz w:val="20"/>
+        </w:rPr>
         <w:t xml:space="preserve">Este libro sigue un principio fundamental: </w:t>
       </w:r>
       <w:r>
         <w:rPr>
           <w:b/>
+          <w:sz w:val="20"/>
         </w:rPr>
         <w:t>el Jetson arranca sin ningún servicio de IA activo</w:t>
       </w:r>
       <w:r>
+        <w:rPr>
+          <w:sz w:val="20"/>
+        </w:rPr>
         <w:t>. Ningún modelo LLM, ningún contenedor Docker, ningún agente. El sistema inicia con solo los servicios mínimos del sistema operativo (~12 GB de RAM libre de 64 GB).</w:t>
       </w:r>
     </w:p>
     <w:p>
       <w:pPr>
         <w:pStyle w:val="Endure-ChapterBodyText"/>
+        <w:spacing w:before="100" w:after="100"/>
       </w:pPr>
       <w:r>
+        <w:rPr>
+          <w:sz w:val="20"/>
+        </w:rPr>
         <w:t>Para activar cualquier servicio se usa un alias o un script específico. Para desactivarlo, un alias o script de limpieza. Esto garantiza:</w:t>
       </w:r>
     </w:p>
     <w:p>
       <w:pPr>
         <w:pStyle w:val="Endure-ChapterBodyText"/>
-        <w:spacing w:before="20" w:after="20"/>
+        <w:spacing w:before="40" w:after="40"/>
         <w:ind w:left="360" w:hanging="216"/>
       </w:pPr>
       <w:r>
         <w:rPr>
-          <w:sz w:val="18"/>
+          <w:sz w:val="20"/>
         </w:rPr>
         <w:t xml:space="preserve">• </w:t>
       </w:r>
       <w:r>
+        <w:rPr>
+          <w:sz w:val="20"/>
+        </w:rPr>
         <w:t>Sin errores de out-of-memory (OOM) por procesos acumulados en segundo plano</w:t>
       </w:r>
     </w:p>
     <w:p>
       <w:pPr>
         <w:pStyle w:val="Endure-ChapterBodyText"/>
-        <w:spacing w:before="20" w:after="20"/>
+        <w:spacing w:before="40" w:after="40"/>
         <w:ind w:left="360" w:hanging="216"/>
       </w:pPr>
       <w:r>
         <w:rPr>
-          <w:sz w:val="18"/>
+          <w:sz w:val="20"/>
         </w:rPr>
         <w:t xml:space="preserve">• </w:t>
       </w:r>
       <w:r>
+        <w:rPr>
+          <w:sz w:val="20"/>
+        </w:rPr>
         <w:t>Transición limpia entre diferentes cargas de trabajo (LLM grande → visión → TTS)</w:t>
       </w:r>
     </w:p>
     <w:p>
       <w:pPr>
         <w:pStyle w:val="Endure-ChapterBodyText"/>
-        <w:spacing w:before="20" w:after="20"/>
+        <w:spacing w:before="40" w:after="40"/>
         <w:ind w:left="360" w:hanging="216"/>
       </w:pPr>
       <w:r>
         <w:rPr>
-          <w:sz w:val="18"/>
+          <w:sz w:val="20"/>
         </w:rPr>
         <w:t xml:space="preserve">• </w:t>
       </w:r>
       <w:r>
+        <w:rPr>
+          <w:sz w:val="20"/>
+        </w:rPr>
         <w:t>Reproducibilidad: el sistema siempre parte del mismo estado conocido</w:t>
       </w:r>
     </w:p>
@@ -968,18 +1495,24 @@
     <w:p>
       <w:pPr>
         <w:pStyle w:val="Endure-ChapterBodyText"/>
+        <w:spacing w:before="100" w:after="100"/>
       </w:pPr>
       <w:r>
+        <w:rPr>
+          <w:sz w:val="20"/>
+        </w:rPr>
         <w:t>Esta filosofía se establece en el Capítulo 5 (shell y aliases) y se refuerza a lo largo de todo el libro.</w:t>
       </w:r>
     </w:p>
     <w:p>
       <w:pPr>
         <w:pStyle w:val="Endure-ChapterBodyText"/>
+        <w:spacing w:before="100" w:after="100"/>
       </w:pPr>
       <w:r>
         <w:rPr>
           <w:b/>
+          <w:sz w:val="20"/>
         </w:rPr>
         <w:t>Sobre las secciones de Troubleshooting</w:t>
       </w:r>
@@ -987,56 +1520,69 @@
     <w:p>
       <w:pPr>
         <w:pStyle w:val="Endure-ChapterBodyText"/>
+        <w:spacing w:before="100" w:after="100"/>
       </w:pPr>
       <w:r>
+        <w:rPr>
+          <w:sz w:val="20"/>
+        </w:rPr>
         <w:t>Cada capítulo termina con una sección de errores frecuentes. Los errores están documentados con:</w:t>
       </w:r>
     </w:p>
     <w:p>
       <w:pPr>
         <w:pStyle w:val="Endure-ChapterBodyText"/>
-        <w:spacing w:before="20" w:after="20"/>
+        <w:spacing w:before="40" w:after="40"/>
         <w:ind w:left="360" w:hanging="216"/>
       </w:pPr>
       <w:r>
         <w:rPr>
-          <w:sz w:val="18"/>
+          <w:sz w:val="20"/>
         </w:rPr>
         <w:t xml:space="preserve">1. </w:t>
       </w:r>
       <w:r>
+        <w:rPr>
+          <w:sz w:val="20"/>
+        </w:rPr>
         <w:t>El mensaje de error exacto que verá en la terminal</w:t>
       </w:r>
     </w:p>
     <w:p>
       <w:pPr>
         <w:pStyle w:val="Endure-ChapterBodyText"/>
-        <w:spacing w:before="20" w:after="20"/>
+        <w:spacing w:before="40" w:after="40"/>
         <w:ind w:left="360" w:hanging="216"/>
       </w:pPr>
       <w:r>
         <w:rPr>
-          <w:sz w:val="18"/>
+          <w:sz w:val="20"/>
         </w:rPr>
         <w:t xml:space="preserve">2. </w:t>
       </w:r>
       <w:r>
+        <w:rPr>
+          <w:sz w:val="20"/>
+        </w:rPr>
         <w:t>La causa probable</w:t>
       </w:r>
     </w:p>
     <w:p>
       <w:pPr>
         <w:pStyle w:val="Endure-ChapterBodyText"/>
-        <w:spacing w:before="20" w:after="20"/>
+        <w:spacing w:before="40" w:after="40"/>
         <w:ind w:left="360" w:hanging="216"/>
       </w:pPr>
       <w:r>
         <w:rPr>
-          <w:sz w:val="18"/>
+          <w:sz w:val="20"/>
         </w:rPr>
         <w:t xml:space="preserve">3. </w:t>
       </w:r>
       <w:r>
+        <w:rPr>
+          <w:sz w:val="20"/>
+        </w:rPr>
         <w:t>El comando de solución</w:t>
       </w:r>
     </w:p>
@@ -1048,8 +1594,12 @@
     <w:p>
       <w:pPr>
         <w:pStyle w:val="Endure-ChapterBodyText"/>
+        <w:spacing w:before="100" w:after="100"/>
       </w:pPr>
       <w:r>
+        <w:rPr>
+          <w:sz w:val="20"/>
+        </w:rPr>
         <w:t>Si un comando falla, busque primero en la sección de troubleshooting del capítulo actual y luego en el Capítulo 21 (Troubleshooting general).</w:t>
       </w:r>
     </w:p>
@@ -1058,33 +1608,49 @@
         <w:pStyle w:val="Endure-Subhead"/>
         <w:keepNext/>
         <w:spacing w:before="240" w:after="60"/>
+        <w:outlineLvl w:val="1"/>
       </w:pPr>
       <w:r>
+        <w:rPr>
+          <w:sz w:val="24"/>
+        </w:rPr>
         <w:t>0.1 ¿Qué es la NVIDIA Jetson AGX Orin 64GB?</w:t>
       </w:r>
     </w:p>
     <w:p>
       <w:pPr>
         <w:pStyle w:val="Endure-FirstParagraphBodyText"/>
+        <w:spacing w:before="100" w:after="100"/>
       </w:pPr>
       <w:r>
+        <w:rPr>
+          <w:sz w:val="20"/>
+        </w:rPr>
         <w:t>La Jetson AGX Orin 64GB es una computadora de alto rendimiento del tamaño de una palma de la mano, diseñada para ejecutar cargas de trabajo de inteligencia artificial directamente en el borde de la red (sin conexión a servidores externos). NVIDIA la posiciona como la plataforma de edge AI más potente de su catálogo: 275 TOPS (Tera-Operaciones Por Segundo) de rendimiento de inferencia, suficiente para ejecutar modelos de lenguaje de hasta 35 mil millones de parámetros en tiempo real.</w:t>
       </w:r>
     </w:p>
     <w:p>
       <w:pPr>
         <w:pStyle w:val="Endure-ChapterBodyText"/>
+        <w:spacing w:before="100" w:after="100"/>
       </w:pPr>
       <w:r>
+        <w:rPr>
+          <w:sz w:val="20"/>
+        </w:rPr>
         <w:t xml:space="preserve">La característica más importante para el trabajo con LLMs es su </w:t>
       </w:r>
       <w:r>
         <w:rPr>
           <w:b/>
+          <w:sz w:val="20"/>
         </w:rPr>
         <w:t>memoria unificada</w:t>
       </w:r>
       <w:r>
+        <w:rPr>
+          <w:sz w:val="20"/>
+        </w:rPr>
         <w:t>: los 64 GB de RAM LPDDR5 son compartidos entre la CPU (12 núcleos ARM) y la GPU (Ampere sm_87). No existe una "VRAM separada" como en una tarjeta gráfica de escritorio — toda la memoria disponible puede usarse para el modelo. Esto significa que un modelo de 26 GB puede cargarse completamente en memoria con decenas de gigabytes de margen, algo imposible en una GPU de escritorio con 16 GB de VRAM.</w:t>
       </w:r>
     </w:p>
@@ -1101,7 +1667,7 @@
         <w:tc>
           <w:tcPr>
             <w:tcW w:type="dxa" w:w="8152"/>
-            <w:shd w:val="clear" w:color="auto" w:fill="F2F2F2"/>
+            <w:shd w:val="clear" w:color="auto" w:fill="EAEAEA"/>
             <w:tcBorders>
               <w:left w:val="thick" w:sz="24" w:color="1A5A6A"/>
             </w:tcBorders>
@@ -1122,6 +1688,7 @@
             <w:r>
               <w:rPr>
                 <w:rFonts w:ascii="Courier New" w:hAnsi="Courier New"/>
+                <w:i/>
                 <w:color w:val="555555"/>
                 <w:sz w:val="16"/>
               </w:rPr>
@@ -1138,6 +1705,7 @@
             <w:r>
               <w:rPr>
                 <w:rFonts w:ascii="Courier New" w:hAnsi="Courier New"/>
+                <w:i/>
                 <w:color w:val="555555"/>
                 <w:sz w:val="16"/>
               </w:rPr>
@@ -1154,6 +1722,7 @@
             <w:r>
               <w:rPr>
                 <w:rFonts w:ascii="Courier New" w:hAnsi="Courier New"/>
+                <w:i/>
                 <w:color w:val="555555"/>
                 <w:sz w:val="16"/>
               </w:rPr>
@@ -1170,6 +1739,7 @@
             <w:r>
               <w:rPr>
                 <w:rFonts w:ascii="Courier New" w:hAnsi="Courier New"/>
+                <w:i/>
                 <w:color w:val="555555"/>
                 <w:sz w:val="16"/>
               </w:rPr>
@@ -1186,6 +1756,7 @@
             <w:r>
               <w:rPr>
                 <w:rFonts w:ascii="Courier New" w:hAnsi="Courier New"/>
+                <w:i/>
                 <w:color w:val="555555"/>
                 <w:sz w:val="16"/>
               </w:rPr>
@@ -1202,6 +1773,7 @@
             <w:r>
               <w:rPr>
                 <w:rFonts w:ascii="Courier New" w:hAnsi="Courier New"/>
+                <w:i/>
                 <w:color w:val="555555"/>
                 <w:sz w:val="16"/>
               </w:rPr>
@@ -1218,6 +1790,7 @@
             <w:r>
               <w:rPr>
                 <w:rFonts w:ascii="Courier New" w:hAnsi="Courier New"/>
+                <w:i/>
                 <w:color w:val="555555"/>
                 <w:sz w:val="16"/>
               </w:rPr>
@@ -1234,6 +1807,7 @@
             <w:r>
               <w:rPr>
                 <w:rFonts w:ascii="Courier New" w:hAnsi="Courier New"/>
+                <w:i/>
                 <w:color w:val="555555"/>
                 <w:sz w:val="16"/>
               </w:rPr>
@@ -1250,6 +1824,7 @@
             <w:r>
               <w:rPr>
                 <w:rFonts w:ascii="Courier New" w:hAnsi="Courier New"/>
+                <w:i/>
                 <w:color w:val="555555"/>
                 <w:sz w:val="16"/>
               </w:rPr>
@@ -1266,6 +1841,7 @@
             <w:r>
               <w:rPr>
                 <w:rFonts w:ascii="Courier New" w:hAnsi="Courier New"/>
+                <w:i/>
                 <w:color w:val="555555"/>
                 <w:sz w:val="16"/>
               </w:rPr>
@@ -1282,6 +1858,7 @@
             <w:r>
               <w:rPr>
                 <w:rFonts w:ascii="Courier New" w:hAnsi="Courier New"/>
+                <w:i/>
                 <w:color w:val="555555"/>
                 <w:sz w:val="16"/>
               </w:rPr>
@@ -1298,6 +1875,7 @@
             <w:r>
               <w:rPr>
                 <w:rFonts w:ascii="Courier New" w:hAnsi="Courier New"/>
+                <w:i/>
                 <w:color w:val="555555"/>
                 <w:sz w:val="16"/>
               </w:rPr>
@@ -1314,6 +1892,7 @@
             <w:r>
               <w:rPr>
                 <w:rFonts w:ascii="Courier New" w:hAnsi="Courier New"/>
+                <w:i/>
                 <w:color w:val="555555"/>
                 <w:sz w:val="16"/>
               </w:rPr>
@@ -1330,6 +1909,7 @@
             <w:r>
               <w:rPr>
                 <w:rFonts w:ascii="Courier New" w:hAnsi="Courier New"/>
+                <w:i/>
                 <w:color w:val="555555"/>
                 <w:sz w:val="16"/>
               </w:rPr>
@@ -1346,6 +1926,7 @@
             <w:r>
               <w:rPr>
                 <w:rFonts w:ascii="Courier New" w:hAnsi="Courier New"/>
+                <w:i/>
                 <w:color w:val="555555"/>
                 <w:sz w:val="16"/>
               </w:rPr>
@@ -1362,6 +1943,7 @@
             <w:r>
               <w:rPr>
                 <w:rFonts w:ascii="Courier New" w:hAnsi="Courier New"/>
+                <w:i/>
                 <w:color w:val="555555"/>
                 <w:sz w:val="16"/>
               </w:rPr>
@@ -1378,6 +1960,7 @@
             <w:r>
               <w:rPr>
                 <w:rFonts w:ascii="Courier New" w:hAnsi="Courier New"/>
+                <w:i/>
                 <w:color w:val="555555"/>
                 <w:sz w:val="16"/>
               </w:rPr>
@@ -1394,6 +1977,7 @@
             <w:r>
               <w:rPr>
                 <w:rFonts w:ascii="Courier New" w:hAnsi="Courier New"/>
+                <w:i/>
                 <w:color w:val="555555"/>
                 <w:sz w:val="16"/>
               </w:rPr>
@@ -1410,6 +1994,7 @@
             <w:r>
               <w:rPr>
                 <w:rFonts w:ascii="Courier New" w:hAnsi="Courier New"/>
+                <w:i/>
                 <w:color w:val="555555"/>
                 <w:sz w:val="16"/>
               </w:rPr>
@@ -1429,10 +2014,11 @@
         <w:pStyle w:val="Endure-Subhead"/>
         <w:keepNext/>
         <w:spacing w:before="160" w:after="60"/>
+        <w:outlineLvl w:val="2"/>
       </w:pPr>
       <w:r>
         <w:rPr>
-          <w:sz w:val="18"/>
+          <w:sz w:val="22"/>
         </w:rPr>
         <w:t>Por qué la memoria unificada cambia las reglas</w:t>
       </w:r>
@@ -1440,52 +2026,64 @@
     <w:p>
       <w:pPr>
         <w:pStyle w:val="Endure-FirstParagraphBodyText"/>
+        <w:spacing w:before="100" w:after="100"/>
       </w:pPr>
       <w:r>
+        <w:rPr>
+          <w:sz w:val="20"/>
+        </w:rPr>
         <w:t>En una PC con GPU dedicada, la memoria de la GPU (VRAM) está físicamente separada de la RAM del sistema. Un modelo que ocupe 20 GB no puede cargarse en una GPU con 16 GB de VRAM, sin importar cuánta RAM tenga la PC. En el Jetson, esa distinción no existe. El sistema operativo, los procesos del servidor, el motor de inferencia y el modelo comparten el mismo banco de 64 GB. Esto implica dos consecuencias prácticas:</w:t>
       </w:r>
     </w:p>
     <w:p>
       <w:pPr>
         <w:pStyle w:val="Endure-ChapterBodyText"/>
-        <w:spacing w:before="20" w:after="20"/>
+        <w:spacing w:before="40" w:after="40"/>
         <w:ind w:left="360" w:hanging="216"/>
       </w:pPr>
       <w:r>
         <w:rPr>
-          <w:sz w:val="18"/>
+          <w:sz w:val="20"/>
         </w:rPr>
         <w:t xml:space="preserve">1. </w:t>
       </w:r>
       <w:r>
         <w:rPr>
           <w:b/>
+          <w:sz w:val="20"/>
         </w:rPr>
         <w:t>Puede ejecutar modelos mucho más grandes</w:t>
       </w:r>
       <w:r>
+        <w:rPr>
+          <w:sz w:val="20"/>
+        </w:rPr>
         <w:t xml:space="preserve"> de lo que permite cualquier GPU de escritorio convencional hasta la gama professional.</w:t>
       </w:r>
     </w:p>
     <w:p>
       <w:pPr>
         <w:pStyle w:val="Endure-ChapterBodyText"/>
-        <w:spacing w:before="20" w:after="20"/>
+        <w:spacing w:before="40" w:after="40"/>
         <w:ind w:left="360" w:hanging="216"/>
       </w:pPr>
       <w:r>
         <w:rPr>
-          <w:sz w:val="18"/>
+          <w:sz w:val="20"/>
         </w:rPr>
         <w:t xml:space="preserve">2. </w:t>
       </w:r>
       <w:r>
         <w:rPr>
           <w:b/>
+          <w:sz w:val="20"/>
         </w:rPr>
         <w:t>Debe gestionar la memoria con cuidado</w:t>
       </w:r>
       <w:r>
+        <w:rPr>
+          <w:sz w:val="20"/>
+        </w:rPr>
         <w:t>: el sistema operativo y los servicios activos consumen entre 12 y 14 GB al arrancar, lo que deja ~50 GB disponibles para modelos. Si dos motores de inferencia están activos simultáneamente, se reparten ese espacio. Las partes de gestión de memoria de este libro (Capítulo 4, Capítulo 14, Capítulo 15) tratan exactamente este punto.</w:t>
       </w:r>
     </w:p>
@@ -1499,8 +2097,12 @@
         <w:pStyle w:val="Endure-Subhead"/>
         <w:keepNext/>
         <w:spacing w:before="240" w:after="60"/>
+        <w:outlineLvl w:val="1"/>
       </w:pPr>
       <w:r>
+        <w:rPr>
+          <w:sz w:val="24"/>
+        </w:rPr>
         <w:t>0.2 Especificaciones Técnicas Completas</w:t>
       </w:r>
     </w:p>
@@ -1509,10 +2111,11 @@
         <w:pStyle w:val="Endure-Subhead"/>
         <w:keepNext/>
         <w:spacing w:before="160" w:after="60"/>
+        <w:outlineLvl w:val="2"/>
       </w:pPr>
       <w:r>
         <w:rPr>
-          <w:sz w:val="18"/>
+          <w:sz w:val="22"/>
         </w:rPr>
         <w:t>Hardware</w:t>
       </w:r>
@@ -1528,20 +2131,38 @@
         <w:gridCol w:w="4076"/>
       </w:tblGrid>
       <w:tr>
+        <w:trPr>
+          <w:trHeight w:val="453" w:hRule="atLeast"/>
+          <w:tblHeader/>
+        </w:trPr>
         <w:tc>
           <w:tcPr>
             <w:tcW w:type="dxa" w:w="4076"/>
             <w:shd w:val="clear" w:color="auto" w:fill="1A5A6A"/>
-          </w:tcPr>
-          <w:p>
-            <w:pPr>
+            <w:tcBorders>
+              <w:top w:val="single" w:sz="12" w:color="FFFFFF"/>
+              <w:left w:val="single" w:sz="12" w:color="FFFFFF"/>
+              <w:bottom w:val="single" w:sz="12" w:color="FFFFFF"/>
+              <w:right w:val="single" w:sz="12" w:color="FFFFFF"/>
+            </w:tcBorders>
+            <w:vAlign w:val="center"/>
+            <w:tcMar>
+              <w:top w:w="60" w:type="dxa"/>
+              <w:left w:w="120" w:type="dxa"/>
+              <w:bottom w:w="60" w:type="dxa"/>
+              <w:right w:w="80" w:type="dxa"/>
+            </w:tcMar>
+          </w:tcPr>
+          <w:p>
+            <w:pPr>
+              <w:spacing w:before="0" w:after="0"/>
               <w:jc w:val="center"/>
             </w:pPr>
             <w:r>
               <w:rPr>
                 <w:b/>
                 <w:color w:val="FFFFFF"/>
-                <w:sz w:val="17"/>
+                <w:sz w:val="16"/>
               </w:rPr>
               <w:t>Componente</w:t>
             </w:r>
@@ -1551,16 +2172,30 @@
           <w:tcPr>
             <w:tcW w:type="dxa" w:w="4076"/>
             <w:shd w:val="clear" w:color="auto" w:fill="1A5A6A"/>
-          </w:tcPr>
-          <w:p>
-            <w:pPr>
+            <w:tcBorders>
+              <w:top w:val="single" w:sz="12" w:color="FFFFFF"/>
+              <w:left w:val="single" w:sz="12" w:color="FFFFFF"/>
+              <w:bottom w:val="single" w:sz="12" w:color="FFFFFF"/>
+              <w:right w:val="single" w:sz="12" w:color="FFFFFF"/>
+            </w:tcBorders>
+            <w:vAlign w:val="center"/>
+            <w:tcMar>
+              <w:top w:w="60" w:type="dxa"/>
+              <w:left w:w="120" w:type="dxa"/>
+              <w:bottom w:w="60" w:type="dxa"/>
+              <w:right w:w="80" w:type="dxa"/>
+            </w:tcMar>
+          </w:tcPr>
+          <w:p>
+            <w:pPr>
+              <w:spacing w:before="0" w:after="0"/>
               <w:jc w:val="center"/>
             </w:pPr>
             <w:r>
               <w:rPr>
                 <w:b/>
                 <w:color w:val="FFFFFF"/>
-                <w:sz w:val="17"/>
+                <w:sz w:val="16"/>
               </w:rPr>
               <w:t>Especificación</w:t>
             </w:r>
@@ -1568,15 +2203,35 @@
         </w:tc>
       </w:tr>
       <w:tr>
-        <w:tc>
-          <w:tcPr>
-            <w:tcW w:type="dxa" w:w="4076"/>
-            <w:shd w:val="clear" w:color="auto" w:fill="F8F8F8"/>
-          </w:tcPr>
-          <w:p>
-            <w:r>
-              <w:rPr>
-                <w:sz w:val="17"/>
+        <w:trPr>
+          <w:trHeight w:val="283" w:hRule="atLeast"/>
+        </w:trPr>
+        <w:tc>
+          <w:tcPr>
+            <w:tcW w:type="dxa" w:w="4076"/>
+            <w:shd w:val="clear" w:color="auto" w:fill="EAEAEA"/>
+            <w:tcBorders>
+              <w:top w:val="single" w:sz="12" w:color="FFFFFF"/>
+              <w:left w:val="single" w:sz="12" w:color="FFFFFF"/>
+              <w:bottom w:val="single" w:sz="12" w:color="FFFFFF"/>
+              <w:right w:val="single" w:sz="12" w:color="FFFFFF"/>
+            </w:tcBorders>
+            <w:vAlign w:val="center"/>
+            <w:tcMar>
+              <w:top w:w="40" w:type="dxa"/>
+              <w:left w:w="120" w:type="dxa"/>
+              <w:bottom w:w="40" w:type="dxa"/>
+              <w:right w:w="80" w:type="dxa"/>
+            </w:tcMar>
+          </w:tcPr>
+          <w:p>
+            <w:pPr>
+              <w:spacing w:before="0" w:after="0"/>
+              <w:jc w:val="center"/>
+            </w:pPr>
+            <w:r>
+              <w:rPr>
+                <w:sz w:val="16"/>
               </w:rPr>
               <w:t>GPU</w:t>
             </w:r>
@@ -1585,12 +2240,29 @@
         <w:tc>
           <w:tcPr>
             <w:tcW w:type="dxa" w:w="4076"/>
-            <w:shd w:val="clear" w:color="auto" w:fill="F8F8F8"/>
-          </w:tcPr>
-          <w:p>
-            <w:r>
-              <w:rPr>
-                <w:sz w:val="17"/>
+            <w:shd w:val="clear" w:color="auto" w:fill="EAEAEA"/>
+            <w:tcBorders>
+              <w:top w:val="single" w:sz="12" w:color="FFFFFF"/>
+              <w:left w:val="single" w:sz="12" w:color="FFFFFF"/>
+              <w:bottom w:val="single" w:sz="12" w:color="FFFFFF"/>
+              <w:right w:val="single" w:sz="12" w:color="FFFFFF"/>
+            </w:tcBorders>
+            <w:vAlign w:val="center"/>
+            <w:tcMar>
+              <w:top w:w="40" w:type="dxa"/>
+              <w:left w:w="120" w:type="dxa"/>
+              <w:bottom w:w="40" w:type="dxa"/>
+              <w:right w:w="80" w:type="dxa"/>
+            </w:tcMar>
+          </w:tcPr>
+          <w:p>
+            <w:pPr>
+              <w:spacing w:before="0" w:after="0"/>
+              <w:jc w:val="both"/>
+            </w:pPr>
+            <w:r>
+              <w:rPr>
+                <w:sz w:val="16"/>
               </w:rPr>
               <w:t>Orin (nvgpu) — Arquitectura Ampere</w:t>
             </w:r>
@@ -1598,15 +2270,35 @@
         </w:tc>
       </w:tr>
       <w:tr>
-        <w:tc>
-          <w:tcPr>
-            <w:tcW w:type="dxa" w:w="4076"/>
-            <w:shd w:val="clear" w:color="auto" w:fill="FFFFFF"/>
-          </w:tcPr>
-          <w:p>
-            <w:r>
-              <w:rPr>
-                <w:sz w:val="17"/>
+        <w:trPr>
+          <w:trHeight w:val="283" w:hRule="atLeast"/>
+        </w:trPr>
+        <w:tc>
+          <w:tcPr>
+            <w:tcW w:type="dxa" w:w="4076"/>
+            <w:shd w:val="clear" w:color="auto" w:fill="EAEAEA"/>
+            <w:tcBorders>
+              <w:top w:val="single" w:sz="12" w:color="FFFFFF"/>
+              <w:left w:val="single" w:sz="12" w:color="FFFFFF"/>
+              <w:bottom w:val="single" w:sz="12" w:color="FFFFFF"/>
+              <w:right w:val="single" w:sz="12" w:color="FFFFFF"/>
+            </w:tcBorders>
+            <w:vAlign w:val="center"/>
+            <w:tcMar>
+              <w:top w:w="40" w:type="dxa"/>
+              <w:left w:w="120" w:type="dxa"/>
+              <w:bottom w:w="40" w:type="dxa"/>
+              <w:right w:w="80" w:type="dxa"/>
+            </w:tcMar>
+          </w:tcPr>
+          <w:p>
+            <w:pPr>
+              <w:spacing w:before="0" w:after="0"/>
+              <w:jc w:val="center"/>
+            </w:pPr>
+            <w:r>
+              <w:rPr>
+                <w:sz w:val="16"/>
               </w:rPr>
               <w:t>Compute Capability</w:t>
             </w:r>
@@ -1615,12 +2307,29 @@
         <w:tc>
           <w:tcPr>
             <w:tcW w:type="dxa" w:w="4076"/>
-            <w:shd w:val="clear" w:color="auto" w:fill="FFFFFF"/>
-          </w:tcPr>
-          <w:p>
-            <w:r>
-              <w:rPr>
-                <w:sz w:val="17"/>
+            <w:shd w:val="clear" w:color="auto" w:fill="EAEAEA"/>
+            <w:tcBorders>
+              <w:top w:val="single" w:sz="12" w:color="FFFFFF"/>
+              <w:left w:val="single" w:sz="12" w:color="FFFFFF"/>
+              <w:bottom w:val="single" w:sz="12" w:color="FFFFFF"/>
+              <w:right w:val="single" w:sz="12" w:color="FFFFFF"/>
+            </w:tcBorders>
+            <w:vAlign w:val="center"/>
+            <w:tcMar>
+              <w:top w:w="40" w:type="dxa"/>
+              <w:left w:w="120" w:type="dxa"/>
+              <w:bottom w:w="40" w:type="dxa"/>
+              <w:right w:w="80" w:type="dxa"/>
+            </w:tcMar>
+          </w:tcPr>
+          <w:p>
+            <w:pPr>
+              <w:spacing w:before="0" w:after="0"/>
+              <w:jc w:val="both"/>
+            </w:pPr>
+            <w:r>
+              <w:rPr>
+                <w:sz w:val="16"/>
               </w:rPr>
               <w:t>sm_87 — TORCH_CUDA_ARCH_LIST="8.7"</w:t>
             </w:r>
@@ -1628,15 +2337,35 @@
         </w:tc>
       </w:tr>
       <w:tr>
-        <w:tc>
-          <w:tcPr>
-            <w:tcW w:type="dxa" w:w="4076"/>
-            <w:shd w:val="clear" w:color="auto" w:fill="F8F8F8"/>
-          </w:tcPr>
-          <w:p>
-            <w:r>
-              <w:rPr>
-                <w:sz w:val="17"/>
+        <w:trPr>
+          <w:trHeight w:val="283" w:hRule="atLeast"/>
+        </w:trPr>
+        <w:tc>
+          <w:tcPr>
+            <w:tcW w:type="dxa" w:w="4076"/>
+            <w:shd w:val="clear" w:color="auto" w:fill="EAEAEA"/>
+            <w:tcBorders>
+              <w:top w:val="single" w:sz="12" w:color="FFFFFF"/>
+              <w:left w:val="single" w:sz="12" w:color="FFFFFF"/>
+              <w:bottom w:val="single" w:sz="12" w:color="FFFFFF"/>
+              <w:right w:val="single" w:sz="12" w:color="FFFFFF"/>
+            </w:tcBorders>
+            <w:vAlign w:val="center"/>
+            <w:tcMar>
+              <w:top w:w="40" w:type="dxa"/>
+              <w:left w:w="120" w:type="dxa"/>
+              <w:bottom w:w="40" w:type="dxa"/>
+              <w:right w:w="80" w:type="dxa"/>
+            </w:tcMar>
+          </w:tcPr>
+          <w:p>
+            <w:pPr>
+              <w:spacing w:before="0" w:after="0"/>
+              <w:jc w:val="center"/>
+            </w:pPr>
+            <w:r>
+              <w:rPr>
+                <w:sz w:val="16"/>
               </w:rPr>
               <w:t>Núcleos CUDA</w:t>
             </w:r>
@@ -1645,12 +2374,29 @@
         <w:tc>
           <w:tcPr>
             <w:tcW w:type="dxa" w:w="4076"/>
-            <w:shd w:val="clear" w:color="auto" w:fill="F8F8F8"/>
-          </w:tcPr>
-          <w:p>
-            <w:r>
-              <w:rPr>
-                <w:sz w:val="17"/>
+            <w:shd w:val="clear" w:color="auto" w:fill="EAEAEA"/>
+            <w:tcBorders>
+              <w:top w:val="single" w:sz="12" w:color="FFFFFF"/>
+              <w:left w:val="single" w:sz="12" w:color="FFFFFF"/>
+              <w:bottom w:val="single" w:sz="12" w:color="FFFFFF"/>
+              <w:right w:val="single" w:sz="12" w:color="FFFFFF"/>
+            </w:tcBorders>
+            <w:vAlign w:val="center"/>
+            <w:tcMar>
+              <w:top w:w="40" w:type="dxa"/>
+              <w:left w:w="120" w:type="dxa"/>
+              <w:bottom w:w="40" w:type="dxa"/>
+              <w:right w:w="80" w:type="dxa"/>
+            </w:tcMar>
+          </w:tcPr>
+          <w:p>
+            <w:pPr>
+              <w:spacing w:before="0" w:after="0"/>
+              <w:jc w:val="center"/>
+            </w:pPr>
+            <w:r>
+              <w:rPr>
+                <w:sz w:val="16"/>
               </w:rPr>
               <w:t>2048</w:t>
             </w:r>
@@ -1658,15 +2404,35 @@
         </w:tc>
       </w:tr>
       <w:tr>
-        <w:tc>
-          <w:tcPr>
-            <w:tcW w:type="dxa" w:w="4076"/>
-            <w:shd w:val="clear" w:color="auto" w:fill="FFFFFF"/>
-          </w:tcPr>
-          <w:p>
-            <w:r>
-              <w:rPr>
-                <w:sz w:val="17"/>
+        <w:trPr>
+          <w:trHeight w:val="283" w:hRule="atLeast"/>
+        </w:trPr>
+        <w:tc>
+          <w:tcPr>
+            <w:tcW w:type="dxa" w:w="4076"/>
+            <w:shd w:val="clear" w:color="auto" w:fill="EAEAEA"/>
+            <w:tcBorders>
+              <w:top w:val="single" w:sz="12" w:color="FFFFFF"/>
+              <w:left w:val="single" w:sz="12" w:color="FFFFFF"/>
+              <w:bottom w:val="single" w:sz="12" w:color="FFFFFF"/>
+              <w:right w:val="single" w:sz="12" w:color="FFFFFF"/>
+            </w:tcBorders>
+            <w:vAlign w:val="center"/>
+            <w:tcMar>
+              <w:top w:w="40" w:type="dxa"/>
+              <w:left w:w="120" w:type="dxa"/>
+              <w:bottom w:w="40" w:type="dxa"/>
+              <w:right w:w="80" w:type="dxa"/>
+            </w:tcMar>
+          </w:tcPr>
+          <w:p>
+            <w:pPr>
+              <w:spacing w:before="0" w:after="0"/>
+              <w:jc w:val="center"/>
+            </w:pPr>
+            <w:r>
+              <w:rPr>
+                <w:sz w:val="16"/>
               </w:rPr>
               <w:t>Tensor Cores</w:t>
             </w:r>
@@ -1675,12 +2441,29 @@
         <w:tc>
           <w:tcPr>
             <w:tcW w:type="dxa" w:w="4076"/>
-            <w:shd w:val="clear" w:color="auto" w:fill="FFFFFF"/>
-          </w:tcPr>
-          <w:p>
-            <w:r>
-              <w:rPr>
-                <w:sz w:val="17"/>
+            <w:shd w:val="clear" w:color="auto" w:fill="EAEAEA"/>
+            <w:tcBorders>
+              <w:top w:val="single" w:sz="12" w:color="FFFFFF"/>
+              <w:left w:val="single" w:sz="12" w:color="FFFFFF"/>
+              <w:bottom w:val="single" w:sz="12" w:color="FFFFFF"/>
+              <w:right w:val="single" w:sz="12" w:color="FFFFFF"/>
+            </w:tcBorders>
+            <w:vAlign w:val="center"/>
+            <w:tcMar>
+              <w:top w:w="40" w:type="dxa"/>
+              <w:left w:w="120" w:type="dxa"/>
+              <w:bottom w:w="40" w:type="dxa"/>
+              <w:right w:w="80" w:type="dxa"/>
+            </w:tcMar>
+          </w:tcPr>
+          <w:p>
+            <w:pPr>
+              <w:spacing w:before="0" w:after="0"/>
+              <w:jc w:val="center"/>
+            </w:pPr>
+            <w:r>
+              <w:rPr>
+                <w:sz w:val="16"/>
               </w:rPr>
               <w:t>64</w:t>
             </w:r>
@@ -1688,15 +2471,35 @@
         </w:tc>
       </w:tr>
       <w:tr>
-        <w:tc>
-          <w:tcPr>
-            <w:tcW w:type="dxa" w:w="4076"/>
-            <w:shd w:val="clear" w:color="auto" w:fill="F8F8F8"/>
-          </w:tcPr>
-          <w:p>
-            <w:r>
-              <w:rPr>
-                <w:sz w:val="17"/>
+        <w:trPr>
+          <w:trHeight w:val="283" w:hRule="atLeast"/>
+        </w:trPr>
+        <w:tc>
+          <w:tcPr>
+            <w:tcW w:type="dxa" w:w="4076"/>
+            <w:shd w:val="clear" w:color="auto" w:fill="EAEAEA"/>
+            <w:tcBorders>
+              <w:top w:val="single" w:sz="12" w:color="FFFFFF"/>
+              <w:left w:val="single" w:sz="12" w:color="FFFFFF"/>
+              <w:bottom w:val="single" w:sz="12" w:color="FFFFFF"/>
+              <w:right w:val="single" w:sz="12" w:color="FFFFFF"/>
+            </w:tcBorders>
+            <w:vAlign w:val="center"/>
+            <w:tcMar>
+              <w:top w:w="40" w:type="dxa"/>
+              <w:left w:w="120" w:type="dxa"/>
+              <w:bottom w:w="40" w:type="dxa"/>
+              <w:right w:w="80" w:type="dxa"/>
+            </w:tcMar>
+          </w:tcPr>
+          <w:p>
+            <w:pPr>
+              <w:spacing w:before="0" w:after="0"/>
+              <w:jc w:val="center"/>
+            </w:pPr>
+            <w:r>
+              <w:rPr>
+                <w:sz w:val="16"/>
               </w:rPr>
               <w:t>CPU</w:t>
             </w:r>
@@ -1705,12 +2508,29 @@
         <w:tc>
           <w:tcPr>
             <w:tcW w:type="dxa" w:w="4076"/>
-            <w:shd w:val="clear" w:color="auto" w:fill="F8F8F8"/>
-          </w:tcPr>
-          <w:p>
-            <w:r>
-              <w:rPr>
-                <w:sz w:val="17"/>
+            <w:shd w:val="clear" w:color="auto" w:fill="EAEAEA"/>
+            <w:tcBorders>
+              <w:top w:val="single" w:sz="12" w:color="FFFFFF"/>
+              <w:left w:val="single" w:sz="12" w:color="FFFFFF"/>
+              <w:bottom w:val="single" w:sz="12" w:color="FFFFFF"/>
+              <w:right w:val="single" w:sz="12" w:color="FFFFFF"/>
+            </w:tcBorders>
+            <w:vAlign w:val="center"/>
+            <w:tcMar>
+              <w:top w:w="40" w:type="dxa"/>
+              <w:left w:w="120" w:type="dxa"/>
+              <w:bottom w:w="40" w:type="dxa"/>
+              <w:right w:w="80" w:type="dxa"/>
+            </w:tcMar>
+          </w:tcPr>
+          <w:p>
+            <w:pPr>
+              <w:spacing w:before="0" w:after="0"/>
+              <w:jc w:val="both"/>
+            </w:pPr>
+            <w:r>
+              <w:rPr>
+                <w:sz w:val="16"/>
               </w:rPr>
               <w:t>ARM Cortex-A78AE, 12 núcleos (8 en línea), 2.2 GHz</w:t>
             </w:r>
@@ -1718,15 +2538,35 @@
         </w:tc>
       </w:tr>
       <w:tr>
-        <w:tc>
-          <w:tcPr>
-            <w:tcW w:type="dxa" w:w="4076"/>
-            <w:shd w:val="clear" w:color="auto" w:fill="FFFFFF"/>
-          </w:tcPr>
-          <w:p>
-            <w:r>
-              <w:rPr>
-                <w:sz w:val="17"/>
+        <w:trPr>
+          <w:trHeight w:val="283" w:hRule="atLeast"/>
+        </w:trPr>
+        <w:tc>
+          <w:tcPr>
+            <w:tcW w:type="dxa" w:w="4076"/>
+            <w:shd w:val="clear" w:color="auto" w:fill="EAEAEA"/>
+            <w:tcBorders>
+              <w:top w:val="single" w:sz="12" w:color="FFFFFF"/>
+              <w:left w:val="single" w:sz="12" w:color="FFFFFF"/>
+              <w:bottom w:val="single" w:sz="12" w:color="FFFFFF"/>
+              <w:right w:val="single" w:sz="12" w:color="FFFFFF"/>
+            </w:tcBorders>
+            <w:vAlign w:val="center"/>
+            <w:tcMar>
+              <w:top w:w="40" w:type="dxa"/>
+              <w:left w:w="120" w:type="dxa"/>
+              <w:bottom w:w="40" w:type="dxa"/>
+              <w:right w:w="80" w:type="dxa"/>
+            </w:tcMar>
+          </w:tcPr>
+          <w:p>
+            <w:pPr>
+              <w:spacing w:before="0" w:after="0"/>
+              <w:jc w:val="center"/>
+            </w:pPr>
+            <w:r>
+              <w:rPr>
+                <w:sz w:val="16"/>
               </w:rPr>
               <w:t>Memoria</w:t>
             </w:r>
@@ -1735,12 +2575,29 @@
         <w:tc>
           <w:tcPr>
             <w:tcW w:type="dxa" w:w="4076"/>
-            <w:shd w:val="clear" w:color="auto" w:fill="FFFFFF"/>
-          </w:tcPr>
-          <w:p>
-            <w:r>
-              <w:rPr>
-                <w:sz w:val="17"/>
+            <w:shd w:val="clear" w:color="auto" w:fill="EAEAEA"/>
+            <w:tcBorders>
+              <w:top w:val="single" w:sz="12" w:color="FFFFFF"/>
+              <w:left w:val="single" w:sz="12" w:color="FFFFFF"/>
+              <w:bottom w:val="single" w:sz="12" w:color="FFFFFF"/>
+              <w:right w:val="single" w:sz="12" w:color="FFFFFF"/>
+            </w:tcBorders>
+            <w:vAlign w:val="center"/>
+            <w:tcMar>
+              <w:top w:w="40" w:type="dxa"/>
+              <w:left w:w="120" w:type="dxa"/>
+              <w:bottom w:w="40" w:type="dxa"/>
+              <w:right w:w="80" w:type="dxa"/>
+            </w:tcMar>
+          </w:tcPr>
+          <w:p>
+            <w:pPr>
+              <w:spacing w:before="0" w:after="0"/>
+              <w:jc w:val="both"/>
+            </w:pPr>
+            <w:r>
+              <w:rPr>
+                <w:sz w:val="16"/>
               </w:rPr>
               <w:t>64 GB LPDDR5 ECC, unificada CPU+GPU</w:t>
             </w:r>
@@ -1748,15 +2605,35 @@
         </w:tc>
       </w:tr>
       <w:tr>
-        <w:tc>
-          <w:tcPr>
-            <w:tcW w:type="dxa" w:w="4076"/>
-            <w:shd w:val="clear" w:color="auto" w:fill="F8F8F8"/>
-          </w:tcPr>
-          <w:p>
-            <w:r>
-              <w:rPr>
-                <w:sz w:val="17"/>
+        <w:trPr>
+          <w:trHeight w:val="283" w:hRule="atLeast"/>
+        </w:trPr>
+        <w:tc>
+          <w:tcPr>
+            <w:tcW w:type="dxa" w:w="4076"/>
+            <w:shd w:val="clear" w:color="auto" w:fill="EAEAEA"/>
+            <w:tcBorders>
+              <w:top w:val="single" w:sz="12" w:color="FFFFFF"/>
+              <w:left w:val="single" w:sz="12" w:color="FFFFFF"/>
+              <w:bottom w:val="single" w:sz="12" w:color="FFFFFF"/>
+              <w:right w:val="single" w:sz="12" w:color="FFFFFF"/>
+            </w:tcBorders>
+            <w:vAlign w:val="center"/>
+            <w:tcMar>
+              <w:top w:w="40" w:type="dxa"/>
+              <w:left w:w="120" w:type="dxa"/>
+              <w:bottom w:w="40" w:type="dxa"/>
+              <w:right w:w="80" w:type="dxa"/>
+            </w:tcMar>
+          </w:tcPr>
+          <w:p>
+            <w:pPr>
+              <w:spacing w:before="0" w:after="0"/>
+              <w:jc w:val="center"/>
+            </w:pPr>
+            <w:r>
+              <w:rPr>
+                <w:sz w:val="16"/>
               </w:rPr>
               <w:t>Ancho de banda de memoria</w:t>
             </w:r>
@@ -1765,12 +2642,29 @@
         <w:tc>
           <w:tcPr>
             <w:tcW w:type="dxa" w:w="4076"/>
-            <w:shd w:val="clear" w:color="auto" w:fill="F8F8F8"/>
-          </w:tcPr>
-          <w:p>
-            <w:r>
-              <w:rPr>
-                <w:sz w:val="17"/>
+            <w:shd w:val="clear" w:color="auto" w:fill="EAEAEA"/>
+            <w:tcBorders>
+              <w:top w:val="single" w:sz="12" w:color="FFFFFF"/>
+              <w:left w:val="single" w:sz="12" w:color="FFFFFF"/>
+              <w:bottom w:val="single" w:sz="12" w:color="FFFFFF"/>
+              <w:right w:val="single" w:sz="12" w:color="FFFFFF"/>
+            </w:tcBorders>
+            <w:vAlign w:val="center"/>
+            <w:tcMar>
+              <w:top w:w="40" w:type="dxa"/>
+              <w:left w:w="120" w:type="dxa"/>
+              <w:bottom w:w="40" w:type="dxa"/>
+              <w:right w:w="80" w:type="dxa"/>
+            </w:tcMar>
+          </w:tcPr>
+          <w:p>
+            <w:pPr>
+              <w:spacing w:before="0" w:after="0"/>
+              <w:jc w:val="center"/>
+            </w:pPr>
+            <w:r>
+              <w:rPr>
+                <w:sz w:val="16"/>
               </w:rPr>
               <w:t>204.8 GB/s</w:t>
             </w:r>
@@ -1778,15 +2672,35 @@
         </w:tc>
       </w:tr>
       <w:tr>
-        <w:tc>
-          <w:tcPr>
-            <w:tcW w:type="dxa" w:w="4076"/>
-            <w:shd w:val="clear" w:color="auto" w:fill="FFFFFF"/>
-          </w:tcPr>
-          <w:p>
-            <w:r>
-              <w:rPr>
-                <w:sz w:val="17"/>
+        <w:trPr>
+          <w:trHeight w:val="283" w:hRule="atLeast"/>
+        </w:trPr>
+        <w:tc>
+          <w:tcPr>
+            <w:tcW w:type="dxa" w:w="4076"/>
+            <w:shd w:val="clear" w:color="auto" w:fill="EAEAEA"/>
+            <w:tcBorders>
+              <w:top w:val="single" w:sz="12" w:color="FFFFFF"/>
+              <w:left w:val="single" w:sz="12" w:color="FFFFFF"/>
+              <w:bottom w:val="single" w:sz="12" w:color="FFFFFF"/>
+              <w:right w:val="single" w:sz="12" w:color="FFFFFF"/>
+            </w:tcBorders>
+            <w:vAlign w:val="center"/>
+            <w:tcMar>
+              <w:top w:w="40" w:type="dxa"/>
+              <w:left w:w="120" w:type="dxa"/>
+              <w:bottom w:w="40" w:type="dxa"/>
+              <w:right w:w="80" w:type="dxa"/>
+            </w:tcMar>
+          </w:tcPr>
+          <w:p>
+            <w:pPr>
+              <w:spacing w:before="0" w:after="0"/>
+              <w:jc w:val="center"/>
+            </w:pPr>
+            <w:r>
+              <w:rPr>
+                <w:sz w:val="16"/>
               </w:rPr>
               <w:t>Rendimiento AI</w:t>
             </w:r>
@@ -1795,12 +2709,29 @@
         <w:tc>
           <w:tcPr>
             <w:tcW w:type="dxa" w:w="4076"/>
-            <w:shd w:val="clear" w:color="auto" w:fill="FFFFFF"/>
-          </w:tcPr>
-          <w:p>
-            <w:r>
-              <w:rPr>
-                <w:sz w:val="17"/>
+            <w:shd w:val="clear" w:color="auto" w:fill="EAEAEA"/>
+            <w:tcBorders>
+              <w:top w:val="single" w:sz="12" w:color="FFFFFF"/>
+              <w:left w:val="single" w:sz="12" w:color="FFFFFF"/>
+              <w:bottom w:val="single" w:sz="12" w:color="FFFFFF"/>
+              <w:right w:val="single" w:sz="12" w:color="FFFFFF"/>
+            </w:tcBorders>
+            <w:vAlign w:val="center"/>
+            <w:tcMar>
+              <w:top w:w="40" w:type="dxa"/>
+              <w:left w:w="120" w:type="dxa"/>
+              <w:bottom w:w="40" w:type="dxa"/>
+              <w:right w:w="80" w:type="dxa"/>
+            </w:tcMar>
+          </w:tcPr>
+          <w:p>
+            <w:pPr>
+              <w:spacing w:before="0" w:after="0"/>
+              <w:jc w:val="center"/>
+            </w:pPr>
+            <w:r>
+              <w:rPr>
+                <w:sz w:val="16"/>
               </w:rPr>
               <w:t>275 TOPS (modo MAXN)</w:t>
             </w:r>
@@ -1808,15 +2739,35 @@
         </w:tc>
       </w:tr>
       <w:tr>
-        <w:tc>
-          <w:tcPr>
-            <w:tcW w:type="dxa" w:w="4076"/>
-            <w:shd w:val="clear" w:color="auto" w:fill="F8F8F8"/>
-          </w:tcPr>
-          <w:p>
-            <w:r>
-              <w:rPr>
-                <w:sz w:val="17"/>
+        <w:trPr>
+          <w:trHeight w:val="283" w:hRule="atLeast"/>
+        </w:trPr>
+        <w:tc>
+          <w:tcPr>
+            <w:tcW w:type="dxa" w:w="4076"/>
+            <w:shd w:val="clear" w:color="auto" w:fill="EAEAEA"/>
+            <w:tcBorders>
+              <w:top w:val="single" w:sz="12" w:color="FFFFFF"/>
+              <w:left w:val="single" w:sz="12" w:color="FFFFFF"/>
+              <w:bottom w:val="single" w:sz="12" w:color="FFFFFF"/>
+              <w:right w:val="single" w:sz="12" w:color="FFFFFF"/>
+            </w:tcBorders>
+            <w:vAlign w:val="center"/>
+            <w:tcMar>
+              <w:top w:w="40" w:type="dxa"/>
+              <w:left w:w="120" w:type="dxa"/>
+              <w:bottom w:w="40" w:type="dxa"/>
+              <w:right w:w="80" w:type="dxa"/>
+            </w:tcMar>
+          </w:tcPr>
+          <w:p>
+            <w:pPr>
+              <w:spacing w:before="0" w:after="0"/>
+              <w:jc w:val="center"/>
+            </w:pPr>
+            <w:r>
+              <w:rPr>
+                <w:sz w:val="16"/>
               </w:rPr>
               <w:t>DLA</w:t>
             </w:r>
@@ -1825,12 +2776,29 @@
         <w:tc>
           <w:tcPr>
             <w:tcW w:type="dxa" w:w="4076"/>
-            <w:shd w:val="clear" w:color="auto" w:fill="F8F8F8"/>
-          </w:tcPr>
-          <w:p>
-            <w:r>
-              <w:rPr>
-                <w:sz w:val="17"/>
+            <w:shd w:val="clear" w:color="auto" w:fill="EAEAEA"/>
+            <w:tcBorders>
+              <w:top w:val="single" w:sz="12" w:color="FFFFFF"/>
+              <w:left w:val="single" w:sz="12" w:color="FFFFFF"/>
+              <w:bottom w:val="single" w:sz="12" w:color="FFFFFF"/>
+              <w:right w:val="single" w:sz="12" w:color="FFFFFF"/>
+            </w:tcBorders>
+            <w:vAlign w:val="center"/>
+            <w:tcMar>
+              <w:top w:w="40" w:type="dxa"/>
+              <w:left w:w="120" w:type="dxa"/>
+              <w:bottom w:w="40" w:type="dxa"/>
+              <w:right w:w="80" w:type="dxa"/>
+            </w:tcMar>
+          </w:tcPr>
+          <w:p>
+            <w:pPr>
+              <w:spacing w:before="0" w:after="0"/>
+              <w:jc w:val="center"/>
+            </w:pPr>
+            <w:r>
+              <w:rPr>
+                <w:sz w:val="16"/>
               </w:rPr>
               <w:t>2 × Deep Learning Accelerator v3.0</w:t>
             </w:r>
@@ -1838,15 +2806,35 @@
         </w:tc>
       </w:tr>
       <w:tr>
-        <w:tc>
-          <w:tcPr>
-            <w:tcW w:type="dxa" w:w="4076"/>
-            <w:shd w:val="clear" w:color="auto" w:fill="FFFFFF"/>
-          </w:tcPr>
-          <w:p>
-            <w:r>
-              <w:rPr>
-                <w:sz w:val="17"/>
+        <w:trPr>
+          <w:trHeight w:val="283" w:hRule="atLeast"/>
+        </w:trPr>
+        <w:tc>
+          <w:tcPr>
+            <w:tcW w:type="dxa" w:w="4076"/>
+            <w:shd w:val="clear" w:color="auto" w:fill="EAEAEA"/>
+            <w:tcBorders>
+              <w:top w:val="single" w:sz="12" w:color="FFFFFF"/>
+              <w:left w:val="single" w:sz="12" w:color="FFFFFF"/>
+              <w:bottom w:val="single" w:sz="12" w:color="FFFFFF"/>
+              <w:right w:val="single" w:sz="12" w:color="FFFFFF"/>
+            </w:tcBorders>
+            <w:vAlign w:val="center"/>
+            <w:tcMar>
+              <w:top w:w="40" w:type="dxa"/>
+              <w:left w:w="120" w:type="dxa"/>
+              <w:bottom w:w="40" w:type="dxa"/>
+              <w:right w:w="80" w:type="dxa"/>
+            </w:tcMar>
+          </w:tcPr>
+          <w:p>
+            <w:pPr>
+              <w:spacing w:before="0" w:after="0"/>
+              <w:jc w:val="center"/>
+            </w:pPr>
+            <w:r>
+              <w:rPr>
+                <w:sz w:val="16"/>
               </w:rPr>
               <w:t>PVA</w:t>
             </w:r>
@@ -1855,12 +2843,29 @@
         <w:tc>
           <w:tcPr>
             <w:tcW w:type="dxa" w:w="4076"/>
-            <w:shd w:val="clear" w:color="auto" w:fill="FFFFFF"/>
-          </w:tcPr>
-          <w:p>
-            <w:r>
-              <w:rPr>
-                <w:sz w:val="17"/>
+            <w:shd w:val="clear" w:color="auto" w:fill="EAEAEA"/>
+            <w:tcBorders>
+              <w:top w:val="single" w:sz="12" w:color="FFFFFF"/>
+              <w:left w:val="single" w:sz="12" w:color="FFFFFF"/>
+              <w:bottom w:val="single" w:sz="12" w:color="FFFFFF"/>
+              <w:right w:val="single" w:sz="12" w:color="FFFFFF"/>
+            </w:tcBorders>
+            <w:vAlign w:val="center"/>
+            <w:tcMar>
+              <w:top w:w="40" w:type="dxa"/>
+              <w:left w:w="120" w:type="dxa"/>
+              <w:bottom w:w="40" w:type="dxa"/>
+              <w:right w:w="80" w:type="dxa"/>
+            </w:tcMar>
+          </w:tcPr>
+          <w:p>
+            <w:pPr>
+              <w:spacing w:before="0" w:after="0"/>
+              <w:jc w:val="both"/>
+            </w:pPr>
+            <w:r>
+              <w:rPr>
+                <w:sz w:val="16"/>
               </w:rPr>
               <w:t>2 × Programmable Vision Accelerator</w:t>
             </w:r>
@@ -1868,15 +2873,35 @@
         </w:tc>
       </w:tr>
       <w:tr>
-        <w:tc>
-          <w:tcPr>
-            <w:tcW w:type="dxa" w:w="4076"/>
-            <w:shd w:val="clear" w:color="auto" w:fill="F8F8F8"/>
-          </w:tcPr>
-          <w:p>
-            <w:r>
-              <w:rPr>
-                <w:sz w:val="17"/>
+        <w:trPr>
+          <w:trHeight w:val="283" w:hRule="atLeast"/>
+        </w:trPr>
+        <w:tc>
+          <w:tcPr>
+            <w:tcW w:type="dxa" w:w="4076"/>
+            <w:shd w:val="clear" w:color="auto" w:fill="EAEAEA"/>
+            <w:tcBorders>
+              <w:top w:val="single" w:sz="12" w:color="FFFFFF"/>
+              <w:left w:val="single" w:sz="12" w:color="FFFFFF"/>
+              <w:bottom w:val="single" w:sz="12" w:color="FFFFFF"/>
+              <w:right w:val="single" w:sz="12" w:color="FFFFFF"/>
+            </w:tcBorders>
+            <w:vAlign w:val="center"/>
+            <w:tcMar>
+              <w:top w:w="40" w:type="dxa"/>
+              <w:left w:w="120" w:type="dxa"/>
+              <w:bottom w:w="40" w:type="dxa"/>
+              <w:right w:w="80" w:type="dxa"/>
+            </w:tcMar>
+          </w:tcPr>
+          <w:p>
+            <w:pPr>
+              <w:spacing w:before="0" w:after="0"/>
+              <w:jc w:val="center"/>
+            </w:pPr>
+            <w:r>
+              <w:rPr>
+                <w:sz w:val="16"/>
               </w:rPr>
               <w:t>Almacenamiento NVMe</w:t>
             </w:r>
@@ -1885,12 +2910,29 @@
         <w:tc>
           <w:tcPr>
             <w:tcW w:type="dxa" w:w="4076"/>
-            <w:shd w:val="clear" w:color="auto" w:fill="F8F8F8"/>
-          </w:tcPr>
-          <w:p>
-            <w:r>
-              <w:rPr>
-                <w:sz w:val="17"/>
+            <w:shd w:val="clear" w:color="auto" w:fill="EAEAEA"/>
+            <w:tcBorders>
+              <w:top w:val="single" w:sz="12" w:color="FFFFFF"/>
+              <w:left w:val="single" w:sz="12" w:color="FFFFFF"/>
+              <w:bottom w:val="single" w:sz="12" w:color="FFFFFF"/>
+              <w:right w:val="single" w:sz="12" w:color="FFFFFF"/>
+            </w:tcBorders>
+            <w:vAlign w:val="center"/>
+            <w:tcMar>
+              <w:top w:w="40" w:type="dxa"/>
+              <w:left w:w="120" w:type="dxa"/>
+              <w:bottom w:w="40" w:type="dxa"/>
+              <w:right w:w="80" w:type="dxa"/>
+            </w:tcMar>
+          </w:tcPr>
+          <w:p>
+            <w:pPr>
+              <w:spacing w:before="0" w:after="0"/>
+              <w:jc w:val="both"/>
+            </w:pPr>
+            <w:r>
+              <w:rPr>
+                <w:sz w:val="16"/>
               </w:rPr>
               <w:t>931.5 GB SSD M.2 (típico con Developer Kit)</w:t>
             </w:r>
@@ -1898,15 +2940,35 @@
         </w:tc>
       </w:tr>
       <w:tr>
-        <w:tc>
-          <w:tcPr>
-            <w:tcW w:type="dxa" w:w="4076"/>
-            <w:shd w:val="clear" w:color="auto" w:fill="FFFFFF"/>
-          </w:tcPr>
-          <w:p>
-            <w:r>
-              <w:rPr>
-                <w:sz w:val="17"/>
+        <w:trPr>
+          <w:trHeight w:val="283" w:hRule="atLeast"/>
+        </w:trPr>
+        <w:tc>
+          <w:tcPr>
+            <w:tcW w:type="dxa" w:w="4076"/>
+            <w:shd w:val="clear" w:color="auto" w:fill="EAEAEA"/>
+            <w:tcBorders>
+              <w:top w:val="single" w:sz="12" w:color="FFFFFF"/>
+              <w:left w:val="single" w:sz="12" w:color="FFFFFF"/>
+              <w:bottom w:val="single" w:sz="12" w:color="FFFFFF"/>
+              <w:right w:val="single" w:sz="12" w:color="FFFFFF"/>
+            </w:tcBorders>
+            <w:vAlign w:val="center"/>
+            <w:tcMar>
+              <w:top w:w="40" w:type="dxa"/>
+              <w:left w:w="120" w:type="dxa"/>
+              <w:bottom w:w="40" w:type="dxa"/>
+              <w:right w:w="80" w:type="dxa"/>
+            </w:tcMar>
+          </w:tcPr>
+          <w:p>
+            <w:pPr>
+              <w:spacing w:before="0" w:after="0"/>
+              <w:jc w:val="center"/>
+            </w:pPr>
+            <w:r>
+              <w:rPr>
+                <w:sz w:val="16"/>
               </w:rPr>
               <w:t>Almacenamiento eMMC</w:t>
             </w:r>
@@ -1915,12 +2977,29 @@
         <w:tc>
           <w:tcPr>
             <w:tcW w:type="dxa" w:w="4076"/>
-            <w:shd w:val="clear" w:color="auto" w:fill="FFFFFF"/>
-          </w:tcPr>
-          <w:p>
-            <w:r>
-              <w:rPr>
-                <w:sz w:val="17"/>
+            <w:shd w:val="clear" w:color="auto" w:fill="EAEAEA"/>
+            <w:tcBorders>
+              <w:top w:val="single" w:sz="12" w:color="FFFFFF"/>
+              <w:left w:val="single" w:sz="12" w:color="FFFFFF"/>
+              <w:bottom w:val="single" w:sz="12" w:color="FFFFFF"/>
+              <w:right w:val="single" w:sz="12" w:color="FFFFFF"/>
+            </w:tcBorders>
+            <w:vAlign w:val="center"/>
+            <w:tcMar>
+              <w:top w:w="40" w:type="dxa"/>
+              <w:left w:w="120" w:type="dxa"/>
+              <w:bottom w:w="40" w:type="dxa"/>
+              <w:right w:w="80" w:type="dxa"/>
+            </w:tcMar>
+          </w:tcPr>
+          <w:p>
+            <w:pPr>
+              <w:spacing w:before="0" w:after="0"/>
+              <w:jc w:val="center"/>
+            </w:pPr>
+            <w:r>
+              <w:rPr>
+                <w:sz w:val="16"/>
               </w:rPr>
               <w:t>59.2 GB (OS interno)</w:t>
             </w:r>
@@ -1928,15 +3007,35 @@
         </w:tc>
       </w:tr>
       <w:tr>
-        <w:tc>
-          <w:tcPr>
-            <w:tcW w:type="dxa" w:w="4076"/>
-            <w:shd w:val="clear" w:color="auto" w:fill="F8F8F8"/>
-          </w:tcPr>
-          <w:p>
-            <w:r>
-              <w:rPr>
-                <w:sz w:val="17"/>
+        <w:trPr>
+          <w:trHeight w:val="283" w:hRule="atLeast"/>
+        </w:trPr>
+        <w:tc>
+          <w:tcPr>
+            <w:tcW w:type="dxa" w:w="4076"/>
+            <w:shd w:val="clear" w:color="auto" w:fill="EAEAEA"/>
+            <w:tcBorders>
+              <w:top w:val="single" w:sz="12" w:color="FFFFFF"/>
+              <w:left w:val="single" w:sz="12" w:color="FFFFFF"/>
+              <w:bottom w:val="single" w:sz="12" w:color="FFFFFF"/>
+              <w:right w:val="single" w:sz="12" w:color="FFFFFF"/>
+            </w:tcBorders>
+            <w:vAlign w:val="center"/>
+            <w:tcMar>
+              <w:top w:w="40" w:type="dxa"/>
+              <w:left w:w="120" w:type="dxa"/>
+              <w:bottom w:w="40" w:type="dxa"/>
+              <w:right w:w="80" w:type="dxa"/>
+            </w:tcMar>
+          </w:tcPr>
+          <w:p>
+            <w:pPr>
+              <w:spacing w:before="0" w:after="0"/>
+              <w:jc w:val="center"/>
+            </w:pPr>
+            <w:r>
+              <w:rPr>
+                <w:sz w:val="16"/>
               </w:rPr>
               <w:t>Conectividad Ethernet</w:t>
             </w:r>
@@ -1945,12 +3044,29 @@
         <w:tc>
           <w:tcPr>
             <w:tcW w:type="dxa" w:w="4076"/>
-            <w:shd w:val="clear" w:color="auto" w:fill="F8F8F8"/>
-          </w:tcPr>
-          <w:p>
-            <w:r>
-              <w:rPr>
-                <w:sz w:val="17"/>
+            <w:shd w:val="clear" w:color="auto" w:fill="EAEAEA"/>
+            <w:tcBorders>
+              <w:top w:val="single" w:sz="12" w:color="FFFFFF"/>
+              <w:left w:val="single" w:sz="12" w:color="FFFFFF"/>
+              <w:bottom w:val="single" w:sz="12" w:color="FFFFFF"/>
+              <w:right w:val="single" w:sz="12" w:color="FFFFFF"/>
+            </w:tcBorders>
+            <w:vAlign w:val="center"/>
+            <w:tcMar>
+              <w:top w:w="40" w:type="dxa"/>
+              <w:left w:w="120" w:type="dxa"/>
+              <w:bottom w:w="40" w:type="dxa"/>
+              <w:right w:w="80" w:type="dxa"/>
+            </w:tcMar>
+          </w:tcPr>
+          <w:p>
+            <w:pPr>
+              <w:spacing w:before="0" w:after="0"/>
+              <w:jc w:val="center"/>
+            </w:pPr>
+            <w:r>
+              <w:rPr>
+                <w:sz w:val="16"/>
               </w:rPr>
               <w:t>10 GbE + 1 GbE</w:t>
             </w:r>
@@ -1958,15 +3074,35 @@
         </w:tc>
       </w:tr>
       <w:tr>
-        <w:tc>
-          <w:tcPr>
-            <w:tcW w:type="dxa" w:w="4076"/>
-            <w:shd w:val="clear" w:color="auto" w:fill="FFFFFF"/>
-          </w:tcPr>
-          <w:p>
-            <w:r>
-              <w:rPr>
-                <w:sz w:val="17"/>
+        <w:trPr>
+          <w:trHeight w:val="283" w:hRule="atLeast"/>
+        </w:trPr>
+        <w:tc>
+          <w:tcPr>
+            <w:tcW w:type="dxa" w:w="4076"/>
+            <w:shd w:val="clear" w:color="auto" w:fill="EAEAEA"/>
+            <w:tcBorders>
+              <w:top w:val="single" w:sz="12" w:color="FFFFFF"/>
+              <w:left w:val="single" w:sz="12" w:color="FFFFFF"/>
+              <w:bottom w:val="single" w:sz="12" w:color="FFFFFF"/>
+              <w:right w:val="single" w:sz="12" w:color="FFFFFF"/>
+            </w:tcBorders>
+            <w:vAlign w:val="center"/>
+            <w:tcMar>
+              <w:top w:w="40" w:type="dxa"/>
+              <w:left w:w="120" w:type="dxa"/>
+              <w:bottom w:w="40" w:type="dxa"/>
+              <w:right w:w="80" w:type="dxa"/>
+            </w:tcMar>
+          </w:tcPr>
+          <w:p>
+            <w:pPr>
+              <w:spacing w:before="0" w:after="0"/>
+              <w:jc w:val="center"/>
+            </w:pPr>
+            <w:r>
+              <w:rPr>
+                <w:sz w:val="16"/>
               </w:rPr>
               <w:t>USB</w:t>
             </w:r>
@@ -1975,12 +3111,29 @@
         <w:tc>
           <w:tcPr>
             <w:tcW w:type="dxa" w:w="4076"/>
-            <w:shd w:val="clear" w:color="auto" w:fill="FFFFFF"/>
-          </w:tcPr>
-          <w:p>
-            <w:r>
-              <w:rPr>
-                <w:sz w:val="17"/>
+            <w:shd w:val="clear" w:color="auto" w:fill="EAEAEA"/>
+            <w:tcBorders>
+              <w:top w:val="single" w:sz="12" w:color="FFFFFF"/>
+              <w:left w:val="single" w:sz="12" w:color="FFFFFF"/>
+              <w:bottom w:val="single" w:sz="12" w:color="FFFFFF"/>
+              <w:right w:val="single" w:sz="12" w:color="FFFFFF"/>
+            </w:tcBorders>
+            <w:vAlign w:val="center"/>
+            <w:tcMar>
+              <w:top w:w="40" w:type="dxa"/>
+              <w:left w:w="120" w:type="dxa"/>
+              <w:bottom w:w="40" w:type="dxa"/>
+              <w:right w:w="80" w:type="dxa"/>
+            </w:tcMar>
+          </w:tcPr>
+          <w:p>
+            <w:pPr>
+              <w:spacing w:before="0" w:after="0"/>
+              <w:jc w:val="both"/>
+            </w:pPr>
+            <w:r>
+              <w:rPr>
+                <w:sz w:val="16"/>
               </w:rPr>
               <w:t>USB 3.2 Gen2 × 4 + USB-C (DisplayPort)</w:t>
             </w:r>
@@ -1988,15 +3141,35 @@
         </w:tc>
       </w:tr>
       <w:tr>
-        <w:tc>
-          <w:tcPr>
-            <w:tcW w:type="dxa" w:w="4076"/>
-            <w:shd w:val="clear" w:color="auto" w:fill="F8F8F8"/>
-          </w:tcPr>
-          <w:p>
-            <w:r>
-              <w:rPr>
-                <w:sz w:val="17"/>
+        <w:trPr>
+          <w:trHeight w:val="283" w:hRule="atLeast"/>
+        </w:trPr>
+        <w:tc>
+          <w:tcPr>
+            <w:tcW w:type="dxa" w:w="4076"/>
+            <w:shd w:val="clear" w:color="auto" w:fill="EAEAEA"/>
+            <w:tcBorders>
+              <w:top w:val="single" w:sz="12" w:color="FFFFFF"/>
+              <w:left w:val="single" w:sz="12" w:color="FFFFFF"/>
+              <w:bottom w:val="single" w:sz="12" w:color="FFFFFF"/>
+              <w:right w:val="single" w:sz="12" w:color="FFFFFF"/>
+            </w:tcBorders>
+            <w:vAlign w:val="center"/>
+            <w:tcMar>
+              <w:top w:w="40" w:type="dxa"/>
+              <w:left w:w="120" w:type="dxa"/>
+              <w:bottom w:w="40" w:type="dxa"/>
+              <w:right w:w="80" w:type="dxa"/>
+            </w:tcMar>
+          </w:tcPr>
+          <w:p>
+            <w:pPr>
+              <w:spacing w:before="0" w:after="0"/>
+              <w:jc w:val="center"/>
+            </w:pPr>
+            <w:r>
+              <w:rPr>
+                <w:sz w:val="16"/>
               </w:rPr>
               <w:t>Consumo</w:t>
             </w:r>
@@ -2005,12 +3178,29 @@
         <w:tc>
           <w:tcPr>
             <w:tcW w:type="dxa" w:w="4076"/>
-            <w:shd w:val="clear" w:color="auto" w:fill="F8F8F8"/>
-          </w:tcPr>
-          <w:p>
-            <w:r>
-              <w:rPr>
-                <w:sz w:val="17"/>
+            <w:shd w:val="clear" w:color="auto" w:fill="EAEAEA"/>
+            <w:tcBorders>
+              <w:top w:val="single" w:sz="12" w:color="FFFFFF"/>
+              <w:left w:val="single" w:sz="12" w:color="FFFFFF"/>
+              <w:bottom w:val="single" w:sz="12" w:color="FFFFFF"/>
+              <w:right w:val="single" w:sz="12" w:color="FFFFFF"/>
+            </w:tcBorders>
+            <w:vAlign w:val="center"/>
+            <w:tcMar>
+              <w:top w:w="40" w:type="dxa"/>
+              <w:left w:w="120" w:type="dxa"/>
+              <w:bottom w:w="40" w:type="dxa"/>
+              <w:right w:w="80" w:type="dxa"/>
+            </w:tcMar>
+          </w:tcPr>
+          <w:p>
+            <w:pPr>
+              <w:spacing w:before="0" w:after="0"/>
+              <w:jc w:val="both"/>
+            </w:pPr>
+            <w:r>
+              <w:rPr>
+                <w:sz w:val="16"/>
               </w:rPr>
               <w:t>15W (modo 1) / 30W (modo 2) / 50W (MAXN, modo 0)</w:t>
             </w:r>
@@ -2018,15 +3208,35 @@
         </w:tc>
       </w:tr>
       <w:tr>
-        <w:tc>
-          <w:tcPr>
-            <w:tcW w:type="dxa" w:w="4076"/>
-            <w:shd w:val="clear" w:color="auto" w:fill="FFFFFF"/>
-          </w:tcPr>
-          <w:p>
-            <w:r>
-              <w:rPr>
-                <w:sz w:val="17"/>
+        <w:trPr>
+          <w:trHeight w:val="283" w:hRule="atLeast"/>
+        </w:trPr>
+        <w:tc>
+          <w:tcPr>
+            <w:tcW w:type="dxa" w:w="4076"/>
+            <w:shd w:val="clear" w:color="auto" w:fill="EAEAEA"/>
+            <w:tcBorders>
+              <w:top w:val="single" w:sz="12" w:color="FFFFFF"/>
+              <w:left w:val="single" w:sz="12" w:color="FFFFFF"/>
+              <w:bottom w:val="single" w:sz="12" w:color="FFFFFF"/>
+              <w:right w:val="single" w:sz="12" w:color="FFFFFF"/>
+            </w:tcBorders>
+            <w:vAlign w:val="center"/>
+            <w:tcMar>
+              <w:top w:w="40" w:type="dxa"/>
+              <w:left w:w="120" w:type="dxa"/>
+              <w:bottom w:w="40" w:type="dxa"/>
+              <w:right w:w="80" w:type="dxa"/>
+            </w:tcMar>
+          </w:tcPr>
+          <w:p>
+            <w:pPr>
+              <w:spacing w:before="0" w:after="0"/>
+              <w:jc w:val="center"/>
+            </w:pPr>
+            <w:r>
+              <w:rPr>
+                <w:sz w:val="16"/>
               </w:rPr>
               <w:t>Dimensiones (módulo)</w:t>
             </w:r>
@@ -2035,12 +3245,29 @@
         <w:tc>
           <w:tcPr>
             <w:tcW w:type="dxa" w:w="4076"/>
-            <w:shd w:val="clear" w:color="auto" w:fill="FFFFFF"/>
-          </w:tcPr>
-          <w:p>
-            <w:r>
-              <w:rPr>
-                <w:sz w:val="17"/>
+            <w:shd w:val="clear" w:color="auto" w:fill="EAEAEA"/>
+            <w:tcBorders>
+              <w:top w:val="single" w:sz="12" w:color="FFFFFF"/>
+              <w:left w:val="single" w:sz="12" w:color="FFFFFF"/>
+              <w:bottom w:val="single" w:sz="12" w:color="FFFFFF"/>
+              <w:right w:val="single" w:sz="12" w:color="FFFFFF"/>
+            </w:tcBorders>
+            <w:vAlign w:val="center"/>
+            <w:tcMar>
+              <w:top w:w="40" w:type="dxa"/>
+              <w:left w:w="120" w:type="dxa"/>
+              <w:bottom w:w="40" w:type="dxa"/>
+              <w:right w:w="80" w:type="dxa"/>
+            </w:tcMar>
+          </w:tcPr>
+          <w:p>
+            <w:pPr>
+              <w:spacing w:before="0" w:after="0"/>
+              <w:jc w:val="center"/>
+            </w:pPr>
+            <w:r>
+              <w:rPr>
+                <w:sz w:val="16"/>
               </w:rPr>
               <w:t>100 × 87 mm</w:t>
             </w:r>
@@ -2058,10 +3285,11 @@
         <w:pStyle w:val="Endure-Subhead"/>
         <w:keepNext/>
         <w:spacing w:before="160" w:after="60"/>
+        <w:outlineLvl w:val="2"/>
       </w:pPr>
       <w:r>
         <w:rPr>
-          <w:sz w:val="18"/>
+          <w:sz w:val="22"/>
         </w:rPr>
         <w:t>Software Stack (JetPack 7.2)</w:t>
       </w:r>
@@ -2077,20 +3305,38 @@
         <w:gridCol w:w="4076"/>
       </w:tblGrid>
       <w:tr>
+        <w:trPr>
+          <w:trHeight w:val="453" w:hRule="atLeast"/>
+          <w:tblHeader/>
+        </w:trPr>
         <w:tc>
           <w:tcPr>
             <w:tcW w:type="dxa" w:w="4076"/>
             <w:shd w:val="clear" w:color="auto" w:fill="1A5A6A"/>
-          </w:tcPr>
-          <w:p>
-            <w:pPr>
+            <w:tcBorders>
+              <w:top w:val="single" w:sz="12" w:color="FFFFFF"/>
+              <w:left w:val="single" w:sz="12" w:color="FFFFFF"/>
+              <w:bottom w:val="single" w:sz="12" w:color="FFFFFF"/>
+              <w:right w:val="single" w:sz="12" w:color="FFFFFF"/>
+            </w:tcBorders>
+            <w:vAlign w:val="center"/>
+            <w:tcMar>
+              <w:top w:w="60" w:type="dxa"/>
+              <w:left w:w="120" w:type="dxa"/>
+              <w:bottom w:w="60" w:type="dxa"/>
+              <w:right w:w="80" w:type="dxa"/>
+            </w:tcMar>
+          </w:tcPr>
+          <w:p>
+            <w:pPr>
+              <w:spacing w:before="0" w:after="0"/>
               <w:jc w:val="center"/>
             </w:pPr>
             <w:r>
               <w:rPr>
                 <w:b/>
                 <w:color w:val="FFFFFF"/>
-                <w:sz w:val="17"/>
+                <w:sz w:val="16"/>
               </w:rPr>
               <w:t>Componente</w:t>
             </w:r>
@@ -2100,16 +3346,30 @@
           <w:tcPr>
             <w:tcW w:type="dxa" w:w="4076"/>
             <w:shd w:val="clear" w:color="auto" w:fill="1A5A6A"/>
-          </w:tcPr>
-          <w:p>
-            <w:pPr>
+            <w:tcBorders>
+              <w:top w:val="single" w:sz="12" w:color="FFFFFF"/>
+              <w:left w:val="single" w:sz="12" w:color="FFFFFF"/>
+              <w:bottom w:val="single" w:sz="12" w:color="FFFFFF"/>
+              <w:right w:val="single" w:sz="12" w:color="FFFFFF"/>
+            </w:tcBorders>
+            <w:vAlign w:val="center"/>
+            <w:tcMar>
+              <w:top w:w="60" w:type="dxa"/>
+              <w:left w:w="120" w:type="dxa"/>
+              <w:bottom w:w="60" w:type="dxa"/>
+              <w:right w:w="80" w:type="dxa"/>
+            </w:tcMar>
+          </w:tcPr>
+          <w:p>
+            <w:pPr>
+              <w:spacing w:before="0" w:after="0"/>
               <w:jc w:val="center"/>
             </w:pPr>
             <w:r>
               <w:rPr>
                 <w:b/>
                 <w:color w:val="FFFFFF"/>
-                <w:sz w:val="17"/>
+                <w:sz w:val="16"/>
               </w:rPr>
               <w:t>Versión</w:t>
             </w:r>
@@ -2117,15 +3377,35 @@
         </w:tc>
       </w:tr>
       <w:tr>
-        <w:tc>
-          <w:tcPr>
-            <w:tcW w:type="dxa" w:w="4076"/>
-            <w:shd w:val="clear" w:color="auto" w:fill="F8F8F8"/>
-          </w:tcPr>
-          <w:p>
-            <w:r>
-              <w:rPr>
-                <w:sz w:val="17"/>
+        <w:trPr>
+          <w:trHeight w:val="283" w:hRule="atLeast"/>
+        </w:trPr>
+        <w:tc>
+          <w:tcPr>
+            <w:tcW w:type="dxa" w:w="4076"/>
+            <w:shd w:val="clear" w:color="auto" w:fill="EAEAEA"/>
+            <w:tcBorders>
+              <w:top w:val="single" w:sz="12" w:color="FFFFFF"/>
+              <w:left w:val="single" w:sz="12" w:color="FFFFFF"/>
+              <w:bottom w:val="single" w:sz="12" w:color="FFFFFF"/>
+              <w:right w:val="single" w:sz="12" w:color="FFFFFF"/>
+            </w:tcBorders>
+            <w:vAlign w:val="center"/>
+            <w:tcMar>
+              <w:top w:w="40" w:type="dxa"/>
+              <w:left w:w="120" w:type="dxa"/>
+              <w:bottom w:w="40" w:type="dxa"/>
+              <w:right w:w="80" w:type="dxa"/>
+            </w:tcMar>
+          </w:tcPr>
+          <w:p>
+            <w:pPr>
+              <w:spacing w:before="0" w:after="0"/>
+              <w:jc w:val="center"/>
+            </w:pPr>
+            <w:r>
+              <w:rPr>
+                <w:sz w:val="16"/>
               </w:rPr>
               <w:t>JetPack</w:t>
             </w:r>
@@ -2134,12 +3414,29 @@
         <w:tc>
           <w:tcPr>
             <w:tcW w:type="dxa" w:w="4076"/>
-            <w:shd w:val="clear" w:color="auto" w:fill="F8F8F8"/>
-          </w:tcPr>
-          <w:p>
-            <w:r>
-              <w:rPr>
-                <w:sz w:val="17"/>
+            <w:shd w:val="clear" w:color="auto" w:fill="EAEAEA"/>
+            <w:tcBorders>
+              <w:top w:val="single" w:sz="12" w:color="FFFFFF"/>
+              <w:left w:val="single" w:sz="12" w:color="FFFFFF"/>
+              <w:bottom w:val="single" w:sz="12" w:color="FFFFFF"/>
+              <w:right w:val="single" w:sz="12" w:color="FFFFFF"/>
+            </w:tcBorders>
+            <w:vAlign w:val="center"/>
+            <w:tcMar>
+              <w:top w:w="40" w:type="dxa"/>
+              <w:left w:w="120" w:type="dxa"/>
+              <w:bottom w:w="40" w:type="dxa"/>
+              <w:right w:w="80" w:type="dxa"/>
+            </w:tcMar>
+          </w:tcPr>
+          <w:p>
+            <w:pPr>
+              <w:spacing w:before="0" w:after="0"/>
+              <w:jc w:val="center"/>
+            </w:pPr>
+            <w:r>
+              <w:rPr>
+                <w:sz w:val="16"/>
               </w:rPr>
               <w:t>7.2-b187</w:t>
             </w:r>
@@ -2147,15 +3444,35 @@
         </w:tc>
       </w:tr>
       <w:tr>
-        <w:tc>
-          <w:tcPr>
-            <w:tcW w:type="dxa" w:w="4076"/>
-            <w:shd w:val="clear" w:color="auto" w:fill="FFFFFF"/>
-          </w:tcPr>
-          <w:p>
-            <w:r>
-              <w:rPr>
-                <w:sz w:val="17"/>
+        <w:trPr>
+          <w:trHeight w:val="283" w:hRule="atLeast"/>
+        </w:trPr>
+        <w:tc>
+          <w:tcPr>
+            <w:tcW w:type="dxa" w:w="4076"/>
+            <w:shd w:val="clear" w:color="auto" w:fill="EAEAEA"/>
+            <w:tcBorders>
+              <w:top w:val="single" w:sz="12" w:color="FFFFFF"/>
+              <w:left w:val="single" w:sz="12" w:color="FFFFFF"/>
+              <w:bottom w:val="single" w:sz="12" w:color="FFFFFF"/>
+              <w:right w:val="single" w:sz="12" w:color="FFFFFF"/>
+            </w:tcBorders>
+            <w:vAlign w:val="center"/>
+            <w:tcMar>
+              <w:top w:w="40" w:type="dxa"/>
+              <w:left w:w="120" w:type="dxa"/>
+              <w:bottom w:w="40" w:type="dxa"/>
+              <w:right w:w="80" w:type="dxa"/>
+            </w:tcMar>
+          </w:tcPr>
+          <w:p>
+            <w:pPr>
+              <w:spacing w:before="0" w:after="0"/>
+              <w:jc w:val="center"/>
+            </w:pPr>
+            <w:r>
+              <w:rPr>
+                <w:sz w:val="16"/>
               </w:rPr>
               <w:t>L4T (Jetson Linux)</w:t>
             </w:r>
@@ -2164,12 +3481,29 @@
         <w:tc>
           <w:tcPr>
             <w:tcW w:type="dxa" w:w="4076"/>
-            <w:shd w:val="clear" w:color="auto" w:fill="FFFFFF"/>
-          </w:tcPr>
-          <w:p>
-            <w:r>
-              <w:rPr>
-                <w:sz w:val="17"/>
+            <w:shd w:val="clear" w:color="auto" w:fill="EAEAEA"/>
+            <w:tcBorders>
+              <w:top w:val="single" w:sz="12" w:color="FFFFFF"/>
+              <w:left w:val="single" w:sz="12" w:color="FFFFFF"/>
+              <w:bottom w:val="single" w:sz="12" w:color="FFFFFF"/>
+              <w:right w:val="single" w:sz="12" w:color="FFFFFF"/>
+            </w:tcBorders>
+            <w:vAlign w:val="center"/>
+            <w:tcMar>
+              <w:top w:w="40" w:type="dxa"/>
+              <w:left w:w="120" w:type="dxa"/>
+              <w:bottom w:w="40" w:type="dxa"/>
+              <w:right w:w="80" w:type="dxa"/>
+            </w:tcMar>
+          </w:tcPr>
+          <w:p>
+            <w:pPr>
+              <w:spacing w:before="0" w:after="0"/>
+              <w:jc w:val="center"/>
+            </w:pPr>
+            <w:r>
+              <w:rPr>
+                <w:sz w:val="16"/>
               </w:rPr>
               <w:t>r39.2</w:t>
             </w:r>
@@ -2177,15 +3511,35 @@
         </w:tc>
       </w:tr>
       <w:tr>
-        <w:tc>
-          <w:tcPr>
-            <w:tcW w:type="dxa" w:w="4076"/>
-            <w:shd w:val="clear" w:color="auto" w:fill="F8F8F8"/>
-          </w:tcPr>
-          <w:p>
-            <w:r>
-              <w:rPr>
-                <w:sz w:val="17"/>
+        <w:trPr>
+          <w:trHeight w:val="283" w:hRule="atLeast"/>
+        </w:trPr>
+        <w:tc>
+          <w:tcPr>
+            <w:tcW w:type="dxa" w:w="4076"/>
+            <w:shd w:val="clear" w:color="auto" w:fill="EAEAEA"/>
+            <w:tcBorders>
+              <w:top w:val="single" w:sz="12" w:color="FFFFFF"/>
+              <w:left w:val="single" w:sz="12" w:color="FFFFFF"/>
+              <w:bottom w:val="single" w:sz="12" w:color="FFFFFF"/>
+              <w:right w:val="single" w:sz="12" w:color="FFFFFF"/>
+            </w:tcBorders>
+            <w:vAlign w:val="center"/>
+            <w:tcMar>
+              <w:top w:w="40" w:type="dxa"/>
+              <w:left w:w="120" w:type="dxa"/>
+              <w:bottom w:w="40" w:type="dxa"/>
+              <w:right w:w="80" w:type="dxa"/>
+            </w:tcMar>
+          </w:tcPr>
+          <w:p>
+            <w:pPr>
+              <w:spacing w:before="0" w:after="0"/>
+              <w:jc w:val="center"/>
+            </w:pPr>
+            <w:r>
+              <w:rPr>
+                <w:sz w:val="16"/>
               </w:rPr>
               <w:t>Sistema Operativo</w:t>
             </w:r>
@@ -2194,12 +3548,29 @@
         <w:tc>
           <w:tcPr>
             <w:tcW w:type="dxa" w:w="4076"/>
-            <w:shd w:val="clear" w:color="auto" w:fill="F8F8F8"/>
-          </w:tcPr>
-          <w:p>
-            <w:r>
-              <w:rPr>
-                <w:sz w:val="17"/>
+            <w:shd w:val="clear" w:color="auto" w:fill="EAEAEA"/>
+            <w:tcBorders>
+              <w:top w:val="single" w:sz="12" w:color="FFFFFF"/>
+              <w:left w:val="single" w:sz="12" w:color="FFFFFF"/>
+              <w:bottom w:val="single" w:sz="12" w:color="FFFFFF"/>
+              <w:right w:val="single" w:sz="12" w:color="FFFFFF"/>
+            </w:tcBorders>
+            <w:vAlign w:val="center"/>
+            <w:tcMar>
+              <w:top w:w="40" w:type="dxa"/>
+              <w:left w:w="120" w:type="dxa"/>
+              <w:bottom w:w="40" w:type="dxa"/>
+              <w:right w:w="80" w:type="dxa"/>
+            </w:tcMar>
+          </w:tcPr>
+          <w:p>
+            <w:pPr>
+              <w:spacing w:before="0" w:after="0"/>
+              <w:jc w:val="center"/>
+            </w:pPr>
+            <w:r>
+              <w:rPr>
+                <w:sz w:val="16"/>
               </w:rPr>
               <w:t>Ubuntu 24.04.4 LTS (aarch64)</w:t>
             </w:r>
@@ -2207,15 +3578,35 @@
         </w:tc>
       </w:tr>
       <w:tr>
-        <w:tc>
-          <w:tcPr>
-            <w:tcW w:type="dxa" w:w="4076"/>
-            <w:shd w:val="clear" w:color="auto" w:fill="FFFFFF"/>
-          </w:tcPr>
-          <w:p>
-            <w:r>
-              <w:rPr>
-                <w:sz w:val="17"/>
+        <w:trPr>
+          <w:trHeight w:val="283" w:hRule="atLeast"/>
+        </w:trPr>
+        <w:tc>
+          <w:tcPr>
+            <w:tcW w:type="dxa" w:w="4076"/>
+            <w:shd w:val="clear" w:color="auto" w:fill="EAEAEA"/>
+            <w:tcBorders>
+              <w:top w:val="single" w:sz="12" w:color="FFFFFF"/>
+              <w:left w:val="single" w:sz="12" w:color="FFFFFF"/>
+              <w:bottom w:val="single" w:sz="12" w:color="FFFFFF"/>
+              <w:right w:val="single" w:sz="12" w:color="FFFFFF"/>
+            </w:tcBorders>
+            <w:vAlign w:val="center"/>
+            <w:tcMar>
+              <w:top w:w="40" w:type="dxa"/>
+              <w:left w:w="120" w:type="dxa"/>
+              <w:bottom w:w="40" w:type="dxa"/>
+              <w:right w:w="80" w:type="dxa"/>
+            </w:tcMar>
+          </w:tcPr>
+          <w:p>
+            <w:pPr>
+              <w:spacing w:before="0" w:after="0"/>
+              <w:jc w:val="center"/>
+            </w:pPr>
+            <w:r>
+              <w:rPr>
+                <w:sz w:val="16"/>
               </w:rPr>
               <w:t>Kernel</w:t>
             </w:r>
@@ -2224,12 +3615,29 @@
         <w:tc>
           <w:tcPr>
             <w:tcW w:type="dxa" w:w="4076"/>
-            <w:shd w:val="clear" w:color="auto" w:fill="FFFFFF"/>
-          </w:tcPr>
-          <w:p>
-            <w:r>
-              <w:rPr>
-                <w:sz w:val="17"/>
+            <w:shd w:val="clear" w:color="auto" w:fill="EAEAEA"/>
+            <w:tcBorders>
+              <w:top w:val="single" w:sz="12" w:color="FFFFFF"/>
+              <w:left w:val="single" w:sz="12" w:color="FFFFFF"/>
+              <w:bottom w:val="single" w:sz="12" w:color="FFFFFF"/>
+              <w:right w:val="single" w:sz="12" w:color="FFFFFF"/>
+            </w:tcBorders>
+            <w:vAlign w:val="center"/>
+            <w:tcMar>
+              <w:top w:w="40" w:type="dxa"/>
+              <w:left w:w="120" w:type="dxa"/>
+              <w:bottom w:w="40" w:type="dxa"/>
+              <w:right w:w="80" w:type="dxa"/>
+            </w:tcMar>
+          </w:tcPr>
+          <w:p>
+            <w:pPr>
+              <w:spacing w:before="0" w:after="0"/>
+              <w:jc w:val="center"/>
+            </w:pPr>
+            <w:r>
+              <w:rPr>
+                <w:sz w:val="16"/>
               </w:rPr>
               <w:t>6.8.12-1021-tegra</w:t>
             </w:r>
@@ -2237,15 +3645,35 @@
         </w:tc>
       </w:tr>
       <w:tr>
-        <w:tc>
-          <w:tcPr>
-            <w:tcW w:type="dxa" w:w="4076"/>
-            <w:shd w:val="clear" w:color="auto" w:fill="F8F8F8"/>
-          </w:tcPr>
-          <w:p>
-            <w:r>
-              <w:rPr>
-                <w:sz w:val="17"/>
+        <w:trPr>
+          <w:trHeight w:val="283" w:hRule="atLeast"/>
+        </w:trPr>
+        <w:tc>
+          <w:tcPr>
+            <w:tcW w:type="dxa" w:w="4076"/>
+            <w:shd w:val="clear" w:color="auto" w:fill="EAEAEA"/>
+            <w:tcBorders>
+              <w:top w:val="single" w:sz="12" w:color="FFFFFF"/>
+              <w:left w:val="single" w:sz="12" w:color="FFFFFF"/>
+              <w:bottom w:val="single" w:sz="12" w:color="FFFFFF"/>
+              <w:right w:val="single" w:sz="12" w:color="FFFFFF"/>
+            </w:tcBorders>
+            <w:vAlign w:val="center"/>
+            <w:tcMar>
+              <w:top w:w="40" w:type="dxa"/>
+              <w:left w:w="120" w:type="dxa"/>
+              <w:bottom w:w="40" w:type="dxa"/>
+              <w:right w:w="80" w:type="dxa"/>
+            </w:tcMar>
+          </w:tcPr>
+          <w:p>
+            <w:pPr>
+              <w:spacing w:before="0" w:after="0"/>
+              <w:jc w:val="center"/>
+            </w:pPr>
+            <w:r>
+              <w:rPr>
+                <w:sz w:val="16"/>
               </w:rPr>
               <w:t>CUDA</w:t>
             </w:r>
@@ -2254,12 +3682,29 @@
         <w:tc>
           <w:tcPr>
             <w:tcW w:type="dxa" w:w="4076"/>
-            <w:shd w:val="clear" w:color="auto" w:fill="F8F8F8"/>
-          </w:tcPr>
-          <w:p>
-            <w:r>
-              <w:rPr>
-                <w:sz w:val="17"/>
+            <w:shd w:val="clear" w:color="auto" w:fill="EAEAEA"/>
+            <w:tcBorders>
+              <w:top w:val="single" w:sz="12" w:color="FFFFFF"/>
+              <w:left w:val="single" w:sz="12" w:color="FFFFFF"/>
+              <w:bottom w:val="single" w:sz="12" w:color="FFFFFF"/>
+              <w:right w:val="single" w:sz="12" w:color="FFFFFF"/>
+            </w:tcBorders>
+            <w:vAlign w:val="center"/>
+            <w:tcMar>
+              <w:top w:w="40" w:type="dxa"/>
+              <w:left w:w="120" w:type="dxa"/>
+              <w:bottom w:w="40" w:type="dxa"/>
+              <w:right w:w="80" w:type="dxa"/>
+            </w:tcMar>
+          </w:tcPr>
+          <w:p>
+            <w:pPr>
+              <w:spacing w:before="0" w:after="0"/>
+              <w:jc w:val="center"/>
+            </w:pPr>
+            <w:r>
+              <w:rPr>
+                <w:sz w:val="16"/>
               </w:rPr>
               <w:t>13.2.1</w:t>
             </w:r>
@@ -2267,15 +3712,35 @@
         </w:tc>
       </w:tr>
       <w:tr>
-        <w:tc>
-          <w:tcPr>
-            <w:tcW w:type="dxa" w:w="4076"/>
-            <w:shd w:val="clear" w:color="auto" w:fill="FFFFFF"/>
-          </w:tcPr>
-          <w:p>
-            <w:r>
-              <w:rPr>
-                <w:sz w:val="17"/>
+        <w:trPr>
+          <w:trHeight w:val="283" w:hRule="atLeast"/>
+        </w:trPr>
+        <w:tc>
+          <w:tcPr>
+            <w:tcW w:type="dxa" w:w="4076"/>
+            <w:shd w:val="clear" w:color="auto" w:fill="EAEAEA"/>
+            <w:tcBorders>
+              <w:top w:val="single" w:sz="12" w:color="FFFFFF"/>
+              <w:left w:val="single" w:sz="12" w:color="FFFFFF"/>
+              <w:bottom w:val="single" w:sz="12" w:color="FFFFFF"/>
+              <w:right w:val="single" w:sz="12" w:color="FFFFFF"/>
+            </w:tcBorders>
+            <w:vAlign w:val="center"/>
+            <w:tcMar>
+              <w:top w:w="40" w:type="dxa"/>
+              <w:left w:w="120" w:type="dxa"/>
+              <w:bottom w:w="40" w:type="dxa"/>
+              <w:right w:w="80" w:type="dxa"/>
+            </w:tcMar>
+          </w:tcPr>
+          <w:p>
+            <w:pPr>
+              <w:spacing w:before="0" w:after="0"/>
+              <w:jc w:val="center"/>
+            </w:pPr>
+            <w:r>
+              <w:rPr>
+                <w:sz w:val="16"/>
               </w:rPr>
               <w:t>TensorRT</w:t>
             </w:r>
@@ -2284,12 +3749,29 @@
         <w:tc>
           <w:tcPr>
             <w:tcW w:type="dxa" w:w="4076"/>
-            <w:shd w:val="clear" w:color="auto" w:fill="FFFFFF"/>
-          </w:tcPr>
-          <w:p>
-            <w:r>
-              <w:rPr>
-                <w:sz w:val="17"/>
+            <w:shd w:val="clear" w:color="auto" w:fill="EAEAEA"/>
+            <w:tcBorders>
+              <w:top w:val="single" w:sz="12" w:color="FFFFFF"/>
+              <w:left w:val="single" w:sz="12" w:color="FFFFFF"/>
+              <w:bottom w:val="single" w:sz="12" w:color="FFFFFF"/>
+              <w:right w:val="single" w:sz="12" w:color="FFFFFF"/>
+            </w:tcBorders>
+            <w:vAlign w:val="center"/>
+            <w:tcMar>
+              <w:top w:w="40" w:type="dxa"/>
+              <w:left w:w="120" w:type="dxa"/>
+              <w:bottom w:w="40" w:type="dxa"/>
+              <w:right w:w="80" w:type="dxa"/>
+            </w:tcMar>
+          </w:tcPr>
+          <w:p>
+            <w:pPr>
+              <w:spacing w:before="0" w:after="0"/>
+              <w:jc w:val="center"/>
+            </w:pPr>
+            <w:r>
+              <w:rPr>
+                <w:sz w:val="16"/>
               </w:rPr>
               <w:t>10.16.2</w:t>
             </w:r>
@@ -2297,15 +3779,35 @@
         </w:tc>
       </w:tr>
       <w:tr>
-        <w:tc>
-          <w:tcPr>
-            <w:tcW w:type="dxa" w:w="4076"/>
-            <w:shd w:val="clear" w:color="auto" w:fill="F8F8F8"/>
-          </w:tcPr>
-          <w:p>
-            <w:r>
-              <w:rPr>
-                <w:sz w:val="17"/>
+        <w:trPr>
+          <w:trHeight w:val="283" w:hRule="atLeast"/>
+        </w:trPr>
+        <w:tc>
+          <w:tcPr>
+            <w:tcW w:type="dxa" w:w="4076"/>
+            <w:shd w:val="clear" w:color="auto" w:fill="EAEAEA"/>
+            <w:tcBorders>
+              <w:top w:val="single" w:sz="12" w:color="FFFFFF"/>
+              <w:left w:val="single" w:sz="12" w:color="FFFFFF"/>
+              <w:bottom w:val="single" w:sz="12" w:color="FFFFFF"/>
+              <w:right w:val="single" w:sz="12" w:color="FFFFFF"/>
+            </w:tcBorders>
+            <w:vAlign w:val="center"/>
+            <w:tcMar>
+              <w:top w:w="40" w:type="dxa"/>
+              <w:left w:w="120" w:type="dxa"/>
+              <w:bottom w:w="40" w:type="dxa"/>
+              <w:right w:w="80" w:type="dxa"/>
+            </w:tcMar>
+          </w:tcPr>
+          <w:p>
+            <w:pPr>
+              <w:spacing w:before="0" w:after="0"/>
+              <w:jc w:val="center"/>
+            </w:pPr>
+            <w:r>
+              <w:rPr>
+                <w:sz w:val="16"/>
               </w:rPr>
               <w:t>cuDNN</w:t>
             </w:r>
@@ -2314,12 +3816,29 @@
         <w:tc>
           <w:tcPr>
             <w:tcW w:type="dxa" w:w="4076"/>
-            <w:shd w:val="clear" w:color="auto" w:fill="F8F8F8"/>
-          </w:tcPr>
-          <w:p>
-            <w:r>
-              <w:rPr>
-                <w:sz w:val="17"/>
+            <w:shd w:val="clear" w:color="auto" w:fill="EAEAEA"/>
+            <w:tcBorders>
+              <w:top w:val="single" w:sz="12" w:color="FFFFFF"/>
+              <w:left w:val="single" w:sz="12" w:color="FFFFFF"/>
+              <w:bottom w:val="single" w:sz="12" w:color="FFFFFF"/>
+              <w:right w:val="single" w:sz="12" w:color="FFFFFF"/>
+            </w:tcBorders>
+            <w:vAlign w:val="center"/>
+            <w:tcMar>
+              <w:top w:w="40" w:type="dxa"/>
+              <w:left w:w="120" w:type="dxa"/>
+              <w:bottom w:w="40" w:type="dxa"/>
+              <w:right w:w="80" w:type="dxa"/>
+            </w:tcMar>
+          </w:tcPr>
+          <w:p>
+            <w:pPr>
+              <w:spacing w:before="0" w:after="0"/>
+              <w:jc w:val="center"/>
+            </w:pPr>
+            <w:r>
+              <w:rPr>
+                <w:sz w:val="16"/>
               </w:rPr>
               <w:t>9.x (incluido en JetPack)</w:t>
             </w:r>
@@ -2327,15 +3846,35 @@
         </w:tc>
       </w:tr>
       <w:tr>
-        <w:tc>
-          <w:tcPr>
-            <w:tcW w:type="dxa" w:w="4076"/>
-            <w:shd w:val="clear" w:color="auto" w:fill="FFFFFF"/>
-          </w:tcPr>
-          <w:p>
-            <w:r>
-              <w:rPr>
-                <w:sz w:val="17"/>
+        <w:trPr>
+          <w:trHeight w:val="283" w:hRule="atLeast"/>
+        </w:trPr>
+        <w:tc>
+          <w:tcPr>
+            <w:tcW w:type="dxa" w:w="4076"/>
+            <w:shd w:val="clear" w:color="auto" w:fill="EAEAEA"/>
+            <w:tcBorders>
+              <w:top w:val="single" w:sz="12" w:color="FFFFFF"/>
+              <w:left w:val="single" w:sz="12" w:color="FFFFFF"/>
+              <w:bottom w:val="single" w:sz="12" w:color="FFFFFF"/>
+              <w:right w:val="single" w:sz="12" w:color="FFFFFF"/>
+            </w:tcBorders>
+            <w:vAlign w:val="center"/>
+            <w:tcMar>
+              <w:top w:w="40" w:type="dxa"/>
+              <w:left w:w="120" w:type="dxa"/>
+              <w:bottom w:w="40" w:type="dxa"/>
+              <w:right w:w="80" w:type="dxa"/>
+            </w:tcMar>
+          </w:tcPr>
+          <w:p>
+            <w:pPr>
+              <w:spacing w:before="0" w:after="0"/>
+              <w:jc w:val="center"/>
+            </w:pPr>
+            <w:r>
+              <w:rPr>
+                <w:sz w:val="16"/>
               </w:rPr>
               <w:t>cuSPARSELt</w:t>
             </w:r>
@@ -2344,12 +3883,29 @@
         <w:tc>
           <w:tcPr>
             <w:tcW w:type="dxa" w:w="4076"/>
-            <w:shd w:val="clear" w:color="auto" w:fill="FFFFFF"/>
-          </w:tcPr>
-          <w:p>
-            <w:r>
-              <w:rPr>
-                <w:sz w:val="17"/>
+            <w:shd w:val="clear" w:color="auto" w:fill="EAEAEA"/>
+            <w:tcBorders>
+              <w:top w:val="single" w:sz="12" w:color="FFFFFF"/>
+              <w:left w:val="single" w:sz="12" w:color="FFFFFF"/>
+              <w:bottom w:val="single" w:sz="12" w:color="FFFFFF"/>
+              <w:right w:val="single" w:sz="12" w:color="FFFFFF"/>
+            </w:tcBorders>
+            <w:vAlign w:val="center"/>
+            <w:tcMar>
+              <w:top w:w="40" w:type="dxa"/>
+              <w:left w:w="120" w:type="dxa"/>
+              <w:bottom w:w="40" w:type="dxa"/>
+              <w:right w:w="80" w:type="dxa"/>
+            </w:tcMar>
+          </w:tcPr>
+          <w:p>
+            <w:pPr>
+              <w:spacing w:before="0" w:after="0"/>
+              <w:jc w:val="center"/>
+            </w:pPr>
+            <w:r>
+              <w:rPr>
+                <w:sz w:val="16"/>
               </w:rPr>
               <w:t>0.7.1.0</w:t>
             </w:r>
@@ -2357,15 +3913,35 @@
         </w:tc>
       </w:tr>
       <w:tr>
-        <w:tc>
-          <w:tcPr>
-            <w:tcW w:type="dxa" w:w="4076"/>
-            <w:shd w:val="clear" w:color="auto" w:fill="F8F8F8"/>
-          </w:tcPr>
-          <w:p>
-            <w:r>
-              <w:rPr>
-                <w:sz w:val="17"/>
+        <w:trPr>
+          <w:trHeight w:val="283" w:hRule="atLeast"/>
+        </w:trPr>
+        <w:tc>
+          <w:tcPr>
+            <w:tcW w:type="dxa" w:w="4076"/>
+            <w:shd w:val="clear" w:color="auto" w:fill="EAEAEA"/>
+            <w:tcBorders>
+              <w:top w:val="single" w:sz="12" w:color="FFFFFF"/>
+              <w:left w:val="single" w:sz="12" w:color="FFFFFF"/>
+              <w:bottom w:val="single" w:sz="12" w:color="FFFFFF"/>
+              <w:right w:val="single" w:sz="12" w:color="FFFFFF"/>
+            </w:tcBorders>
+            <w:vAlign w:val="center"/>
+            <w:tcMar>
+              <w:top w:w="40" w:type="dxa"/>
+              <w:left w:w="120" w:type="dxa"/>
+              <w:bottom w:w="40" w:type="dxa"/>
+              <w:right w:w="80" w:type="dxa"/>
+            </w:tcMar>
+          </w:tcPr>
+          <w:p>
+            <w:pPr>
+              <w:spacing w:before="0" w:after="0"/>
+              <w:jc w:val="center"/>
+            </w:pPr>
+            <w:r>
+              <w:rPr>
+                <w:sz w:val="16"/>
               </w:rPr>
               <w:t>Python por defecto</w:t>
             </w:r>
@@ -2374,12 +3950,29 @@
         <w:tc>
           <w:tcPr>
             <w:tcW w:type="dxa" w:w="4076"/>
-            <w:shd w:val="clear" w:color="auto" w:fill="F8F8F8"/>
-          </w:tcPr>
-          <w:p>
-            <w:r>
-              <w:rPr>
-                <w:sz w:val="17"/>
+            <w:shd w:val="clear" w:color="auto" w:fill="EAEAEA"/>
+            <w:tcBorders>
+              <w:top w:val="single" w:sz="12" w:color="FFFFFF"/>
+              <w:left w:val="single" w:sz="12" w:color="FFFFFF"/>
+              <w:bottom w:val="single" w:sz="12" w:color="FFFFFF"/>
+              <w:right w:val="single" w:sz="12" w:color="FFFFFF"/>
+            </w:tcBorders>
+            <w:vAlign w:val="center"/>
+            <w:tcMar>
+              <w:top w:w="40" w:type="dxa"/>
+              <w:left w:w="120" w:type="dxa"/>
+              <w:bottom w:w="40" w:type="dxa"/>
+              <w:right w:w="80" w:type="dxa"/>
+            </w:tcMar>
+          </w:tcPr>
+          <w:p>
+            <w:pPr>
+              <w:spacing w:before="0" w:after="0"/>
+              <w:jc w:val="center"/>
+            </w:pPr>
+            <w:r>
+              <w:rPr>
+                <w:sz w:val="16"/>
               </w:rPr>
               <w:t>3.12.3</w:t>
             </w:r>
@@ -2387,15 +3980,35 @@
         </w:tc>
       </w:tr>
       <w:tr>
-        <w:tc>
-          <w:tcPr>
-            <w:tcW w:type="dxa" w:w="4076"/>
-            <w:shd w:val="clear" w:color="auto" w:fill="FFFFFF"/>
-          </w:tcPr>
-          <w:p>
-            <w:r>
-              <w:rPr>
-                <w:sz w:val="17"/>
+        <w:trPr>
+          <w:trHeight w:val="283" w:hRule="atLeast"/>
+        </w:trPr>
+        <w:tc>
+          <w:tcPr>
+            <w:tcW w:type="dxa" w:w="4076"/>
+            <w:shd w:val="clear" w:color="auto" w:fill="EAEAEA"/>
+            <w:tcBorders>
+              <w:top w:val="single" w:sz="12" w:color="FFFFFF"/>
+              <w:left w:val="single" w:sz="12" w:color="FFFFFF"/>
+              <w:bottom w:val="single" w:sz="12" w:color="FFFFFF"/>
+              <w:right w:val="single" w:sz="12" w:color="FFFFFF"/>
+            </w:tcBorders>
+            <w:vAlign w:val="center"/>
+            <w:tcMar>
+              <w:top w:w="40" w:type="dxa"/>
+              <w:left w:w="120" w:type="dxa"/>
+              <w:bottom w:w="40" w:type="dxa"/>
+              <w:right w:w="80" w:type="dxa"/>
+            </w:tcMar>
+          </w:tcPr>
+          <w:p>
+            <w:pPr>
+              <w:spacing w:before="0" w:after="0"/>
+              <w:jc w:val="center"/>
+            </w:pPr>
+            <w:r>
+              <w:rPr>
+                <w:sz w:val="16"/>
               </w:rPr>
               <w:t>Docker Engine</w:t>
             </w:r>
@@ -2404,12 +4017,29 @@
         <w:tc>
           <w:tcPr>
             <w:tcW w:type="dxa" w:w="4076"/>
-            <w:shd w:val="clear" w:color="auto" w:fill="FFFFFF"/>
-          </w:tcPr>
-          <w:p>
-            <w:r>
-              <w:rPr>
-                <w:sz w:val="17"/>
+            <w:shd w:val="clear" w:color="auto" w:fill="EAEAEA"/>
+            <w:tcBorders>
+              <w:top w:val="single" w:sz="12" w:color="FFFFFF"/>
+              <w:left w:val="single" w:sz="12" w:color="FFFFFF"/>
+              <w:bottom w:val="single" w:sz="12" w:color="FFFFFF"/>
+              <w:right w:val="single" w:sz="12" w:color="FFFFFF"/>
+            </w:tcBorders>
+            <w:vAlign w:val="center"/>
+            <w:tcMar>
+              <w:top w:w="40" w:type="dxa"/>
+              <w:left w:w="120" w:type="dxa"/>
+              <w:bottom w:w="40" w:type="dxa"/>
+              <w:right w:w="80" w:type="dxa"/>
+            </w:tcMar>
+          </w:tcPr>
+          <w:p>
+            <w:pPr>
+              <w:spacing w:before="0" w:after="0"/>
+              <w:jc w:val="center"/>
+            </w:pPr>
+            <w:r>
+              <w:rPr>
+                <w:sz w:val="16"/>
               </w:rPr>
               <w:t>27.x (runtime nvidia por defecto)</w:t>
             </w:r>
@@ -2417,15 +4047,35 @@
         </w:tc>
       </w:tr>
       <w:tr>
-        <w:tc>
-          <w:tcPr>
-            <w:tcW w:type="dxa" w:w="4076"/>
-            <w:shd w:val="clear" w:color="auto" w:fill="F8F8F8"/>
-          </w:tcPr>
-          <w:p>
-            <w:r>
-              <w:rPr>
-                <w:sz w:val="17"/>
+        <w:trPr>
+          <w:trHeight w:val="283" w:hRule="atLeast"/>
+        </w:trPr>
+        <w:tc>
+          <w:tcPr>
+            <w:tcW w:type="dxa" w:w="4076"/>
+            <w:shd w:val="clear" w:color="auto" w:fill="EAEAEA"/>
+            <w:tcBorders>
+              <w:top w:val="single" w:sz="12" w:color="FFFFFF"/>
+              <w:left w:val="single" w:sz="12" w:color="FFFFFF"/>
+              <w:bottom w:val="single" w:sz="12" w:color="FFFFFF"/>
+              <w:right w:val="single" w:sz="12" w:color="FFFFFF"/>
+            </w:tcBorders>
+            <w:vAlign w:val="center"/>
+            <w:tcMar>
+              <w:top w:w="40" w:type="dxa"/>
+              <w:left w:w="120" w:type="dxa"/>
+              <w:bottom w:w="40" w:type="dxa"/>
+              <w:right w:w="80" w:type="dxa"/>
+            </w:tcMar>
+          </w:tcPr>
+          <w:p>
+            <w:pPr>
+              <w:spacing w:before="0" w:after="0"/>
+              <w:jc w:val="center"/>
+            </w:pPr>
+            <w:r>
+              <w:rPr>
+                <w:sz w:val="16"/>
               </w:rPr>
               <w:t>Arquitectura binaria</w:t>
             </w:r>
@@ -2434,12 +4084,29 @@
         <w:tc>
           <w:tcPr>
             <w:tcW w:type="dxa" w:w="4076"/>
-            <w:shd w:val="clear" w:color="auto" w:fill="F8F8F8"/>
-          </w:tcPr>
-          <w:p>
-            <w:r>
-              <w:rPr>
-                <w:sz w:val="17"/>
+            <w:shd w:val="clear" w:color="auto" w:fill="EAEAEA"/>
+            <w:tcBorders>
+              <w:top w:val="single" w:sz="12" w:color="FFFFFF"/>
+              <w:left w:val="single" w:sz="12" w:color="FFFFFF"/>
+              <w:bottom w:val="single" w:sz="12" w:color="FFFFFF"/>
+              <w:right w:val="single" w:sz="12" w:color="FFFFFF"/>
+            </w:tcBorders>
+            <w:vAlign w:val="center"/>
+            <w:tcMar>
+              <w:top w:w="40" w:type="dxa"/>
+              <w:left w:w="120" w:type="dxa"/>
+              <w:bottom w:w="40" w:type="dxa"/>
+              <w:right w:w="80" w:type="dxa"/>
+            </w:tcMar>
+          </w:tcPr>
+          <w:p>
+            <w:pPr>
+              <w:spacing w:before="0" w:after="0"/>
+              <w:jc w:val="center"/>
+            </w:pPr>
+            <w:r>
+              <w:rPr>
+                <w:sz w:val="16"/>
               </w:rPr>
               <w:t>aarch64 (arm64)</w:t>
             </w:r>
@@ -2498,7 +4165,7 @@
             <w:r>
               <w:rPr>
                 <w:rFonts w:ascii="Courier New" w:hAnsi="Courier New"/>
-                <w:sz w:val="17"/>
+                <w:sz w:val="16"/>
               </w:rPr>
               <w:t>nvidia-smi</w:t>
             </w:r>
@@ -2508,7 +4175,7 @@
             <w:r>
               <w:rPr>
                 <w:rFonts w:ascii="Courier New" w:hAnsi="Courier New"/>
-                <w:sz w:val="17"/>
+                <w:sz w:val="16"/>
               </w:rPr>
               <w:t>jtop</w:t>
             </w:r>
@@ -2518,7 +4185,7 @@
             <w:r>
               <w:rPr>
                 <w:rFonts w:ascii="Courier New" w:hAnsi="Courier New"/>
-                <w:sz w:val="17"/>
+                <w:sz w:val="16"/>
               </w:rPr>
               <w:t>tegrastats</w:t>
             </w:r>
@@ -2528,7 +4195,7 @@
             <w:r>
               <w:rPr>
                 <w:rFonts w:ascii="Courier New" w:hAnsi="Courier New"/>
-                <w:sz w:val="17"/>
+                <w:sz w:val="16"/>
               </w:rPr>
               <w:t>nvcc --version</w:t>
             </w:r>
@@ -2538,7 +4205,7 @@
             <w:r>
               <w:rPr>
                 <w:rFonts w:ascii="Courier New" w:hAnsi="Courier New"/>
-                <w:sz w:val="17"/>
+                <w:sz w:val="16"/>
               </w:rPr>
               <w:t>sudo apt dist-upgrade</w:t>
             </w:r>
@@ -2548,7 +4215,7 @@
             <w:r>
               <w:rPr>
                 <w:rFonts w:ascii="Courier New" w:hAnsi="Courier New"/>
-                <w:sz w:val="17"/>
+                <w:sz w:val="16"/>
               </w:rPr>
               <w:t>sudo apt upgrade -y</w:t>
             </w:r>
@@ -2558,7 +4225,7 @@
             <w:r>
               <w:rPr>
                 <w:rFonts w:ascii="Courier New" w:hAnsi="Courier New"/>
-                <w:sz w:val="17"/>
+                <w:sz w:val="16"/>
               </w:rPr>
               <w:t>--gpus all</w:t>
             </w:r>
@@ -2568,7 +4235,7 @@
             <w:r>
               <w:rPr>
                 <w:rFonts w:ascii="Courier New" w:hAnsi="Courier New"/>
-                <w:sz w:val="17"/>
+                <w:sz w:val="16"/>
               </w:rPr>
               <w:t>--runtime nvidia</w:t>
             </w:r>
@@ -2589,16 +4256,24 @@
         <w:pStyle w:val="Endure-Subhead"/>
         <w:keepNext/>
         <w:spacing w:before="240" w:after="60"/>
+        <w:outlineLvl w:val="1"/>
       </w:pPr>
       <w:r>
+        <w:rPr>
+          <w:sz w:val="24"/>
+        </w:rPr>
         <w:t>0.3 JetPack 7.2 vs JetPack 6.2 — Qué Cambió</w:t>
       </w:r>
     </w:p>
     <w:p>
       <w:pPr>
         <w:pStyle w:val="Endure-FirstParagraphBodyText"/>
+        <w:spacing w:before="100" w:after="100"/>
       </w:pPr>
       <w:r>
+        <w:rPr>
+          <w:sz w:val="20"/>
+        </w:rPr>
         <w:t>Si viene de una instalación anterior con JetPack 6.2, esta tabla resume los cambios críticos que afectan todos los comandos del tutorial:</w:t>
       </w:r>
     </w:p>
@@ -2615,20 +4290,38 @@
         <w:gridCol w:w="2038"/>
       </w:tblGrid>
       <w:tr>
+        <w:trPr>
+          <w:trHeight w:val="453" w:hRule="atLeast"/>
+          <w:tblHeader/>
+        </w:trPr>
         <w:tc>
           <w:tcPr>
             <w:tcW w:type="dxa" w:w="2038"/>
             <w:shd w:val="clear" w:color="auto" w:fill="1A5A6A"/>
-          </w:tcPr>
-          <w:p>
-            <w:pPr>
+            <w:tcBorders>
+              <w:top w:val="single" w:sz="12" w:color="FFFFFF"/>
+              <w:left w:val="single" w:sz="12" w:color="FFFFFF"/>
+              <w:bottom w:val="single" w:sz="12" w:color="FFFFFF"/>
+              <w:right w:val="single" w:sz="12" w:color="FFFFFF"/>
+            </w:tcBorders>
+            <w:vAlign w:val="center"/>
+            <w:tcMar>
+              <w:top w:w="60" w:type="dxa"/>
+              <w:left w:w="120" w:type="dxa"/>
+              <w:bottom w:w="60" w:type="dxa"/>
+              <w:right w:w="80" w:type="dxa"/>
+            </w:tcMar>
+          </w:tcPr>
+          <w:p>
+            <w:pPr>
+              <w:spacing w:before="0" w:after="0"/>
               <w:jc w:val="center"/>
             </w:pPr>
             <w:r>
               <w:rPr>
                 <w:b/>
                 <w:color w:val="FFFFFF"/>
-                <w:sz w:val="17"/>
+                <w:sz w:val="16"/>
               </w:rPr>
               <w:t>Componente</w:t>
             </w:r>
@@ -2638,16 +4331,30 @@
           <w:tcPr>
             <w:tcW w:type="dxa" w:w="2038"/>
             <w:shd w:val="clear" w:color="auto" w:fill="1A5A6A"/>
-          </w:tcPr>
-          <w:p>
-            <w:pPr>
+            <w:tcBorders>
+              <w:top w:val="single" w:sz="12" w:color="FFFFFF"/>
+              <w:left w:val="single" w:sz="12" w:color="FFFFFF"/>
+              <w:bottom w:val="single" w:sz="12" w:color="FFFFFF"/>
+              <w:right w:val="single" w:sz="12" w:color="FFFFFF"/>
+            </w:tcBorders>
+            <w:vAlign w:val="center"/>
+            <w:tcMar>
+              <w:top w:w="60" w:type="dxa"/>
+              <w:left w:w="120" w:type="dxa"/>
+              <w:bottom w:w="60" w:type="dxa"/>
+              <w:right w:w="80" w:type="dxa"/>
+            </w:tcMar>
+          </w:tcPr>
+          <w:p>
+            <w:pPr>
+              <w:spacing w:before="0" w:after="0"/>
               <w:jc w:val="center"/>
             </w:pPr>
             <w:r>
               <w:rPr>
                 <w:b/>
                 <w:color w:val="FFFFFF"/>
-                <w:sz w:val="17"/>
+                <w:sz w:val="16"/>
               </w:rPr>
               <w:t>JetPack 6.2</w:t>
             </w:r>
@@ -2657,16 +4364,30 @@
           <w:tcPr>
             <w:tcW w:type="dxa" w:w="2038"/>
             <w:shd w:val="clear" w:color="auto" w:fill="1A5A6A"/>
-          </w:tcPr>
-          <w:p>
-            <w:pPr>
+            <w:tcBorders>
+              <w:top w:val="single" w:sz="12" w:color="FFFFFF"/>
+              <w:left w:val="single" w:sz="12" w:color="FFFFFF"/>
+              <w:bottom w:val="single" w:sz="12" w:color="FFFFFF"/>
+              <w:right w:val="single" w:sz="12" w:color="FFFFFF"/>
+            </w:tcBorders>
+            <w:vAlign w:val="center"/>
+            <w:tcMar>
+              <w:top w:w="60" w:type="dxa"/>
+              <w:left w:w="120" w:type="dxa"/>
+              <w:bottom w:w="60" w:type="dxa"/>
+              <w:right w:w="80" w:type="dxa"/>
+            </w:tcMar>
+          </w:tcPr>
+          <w:p>
+            <w:pPr>
+              <w:spacing w:before="0" w:after="0"/>
               <w:jc w:val="center"/>
             </w:pPr>
             <w:r>
               <w:rPr>
                 <w:b/>
                 <w:color w:val="FFFFFF"/>
-                <w:sz w:val="17"/>
+                <w:sz w:val="16"/>
               </w:rPr>
               <w:t>JetPack 7.2</w:t>
             </w:r>
@@ -2676,16 +4397,30 @@
           <w:tcPr>
             <w:tcW w:type="dxa" w:w="2038"/>
             <w:shd w:val="clear" w:color="auto" w:fill="1A5A6A"/>
-          </w:tcPr>
-          <w:p>
-            <w:pPr>
+            <w:tcBorders>
+              <w:top w:val="single" w:sz="12" w:color="FFFFFF"/>
+              <w:left w:val="single" w:sz="12" w:color="FFFFFF"/>
+              <w:bottom w:val="single" w:sz="12" w:color="FFFFFF"/>
+              <w:right w:val="single" w:sz="12" w:color="FFFFFF"/>
+            </w:tcBorders>
+            <w:vAlign w:val="center"/>
+            <w:tcMar>
+              <w:top w:w="60" w:type="dxa"/>
+              <w:left w:w="120" w:type="dxa"/>
+              <w:bottom w:w="60" w:type="dxa"/>
+              <w:right w:w="80" w:type="dxa"/>
+            </w:tcMar>
+          </w:tcPr>
+          <w:p>
+            <w:pPr>
+              <w:spacing w:before="0" w:after="0"/>
               <w:jc w:val="center"/>
             </w:pPr>
             <w:r>
               <w:rPr>
                 <w:b/>
                 <w:color w:val="FFFFFF"/>
-                <w:sz w:val="17"/>
+                <w:sz w:val="16"/>
               </w:rPr>
               <w:t>Impacto</w:t>
             </w:r>
@@ -2693,15 +4428,35 @@
         </w:tc>
       </w:tr>
       <w:tr>
+        <w:trPr>
+          <w:trHeight w:val="283" w:hRule="atLeast"/>
+        </w:trPr>
         <w:tc>
           <w:tcPr>
             <w:tcW w:type="dxa" w:w="2038"/>
-            <w:shd w:val="clear" w:color="auto" w:fill="F8F8F8"/>
-          </w:tcPr>
-          <w:p>
-            <w:r>
-              <w:rPr>
-                <w:sz w:val="17"/>
+            <w:shd w:val="clear" w:color="auto" w:fill="EAEAEA"/>
+            <w:tcBorders>
+              <w:top w:val="single" w:sz="12" w:color="FFFFFF"/>
+              <w:left w:val="single" w:sz="12" w:color="FFFFFF"/>
+              <w:bottom w:val="single" w:sz="12" w:color="FFFFFF"/>
+              <w:right w:val="single" w:sz="12" w:color="FFFFFF"/>
+            </w:tcBorders>
+            <w:vAlign w:val="center"/>
+            <w:tcMar>
+              <w:top w:w="40" w:type="dxa"/>
+              <w:left w:w="120" w:type="dxa"/>
+              <w:bottom w:w="40" w:type="dxa"/>
+              <w:right w:w="80" w:type="dxa"/>
+            </w:tcMar>
+          </w:tcPr>
+          <w:p>
+            <w:pPr>
+              <w:spacing w:before="0" w:after="0"/>
+              <w:jc w:val="center"/>
+            </w:pPr>
+            <w:r>
+              <w:rPr>
+                <w:sz w:val="16"/>
               </w:rPr>
               <w:t>Ubuntu</w:t>
             </w:r>
@@ -2710,12 +4465,29 @@
         <w:tc>
           <w:tcPr>
             <w:tcW w:type="dxa" w:w="2038"/>
-            <w:shd w:val="clear" w:color="auto" w:fill="F8F8F8"/>
-          </w:tcPr>
-          <w:p>
-            <w:r>
-              <w:rPr>
-                <w:sz w:val="17"/>
+            <w:shd w:val="clear" w:color="auto" w:fill="EAEAEA"/>
+            <w:tcBorders>
+              <w:top w:val="single" w:sz="12" w:color="FFFFFF"/>
+              <w:left w:val="single" w:sz="12" w:color="FFFFFF"/>
+              <w:bottom w:val="single" w:sz="12" w:color="FFFFFF"/>
+              <w:right w:val="single" w:sz="12" w:color="FFFFFF"/>
+            </w:tcBorders>
+            <w:vAlign w:val="center"/>
+            <w:tcMar>
+              <w:top w:w="40" w:type="dxa"/>
+              <w:left w:w="120" w:type="dxa"/>
+              <w:bottom w:w="40" w:type="dxa"/>
+              <w:right w:w="80" w:type="dxa"/>
+            </w:tcMar>
+          </w:tcPr>
+          <w:p>
+            <w:pPr>
+              <w:spacing w:before="0" w:after="0"/>
+              <w:jc w:val="center"/>
+            </w:pPr>
+            <w:r>
+              <w:rPr>
+                <w:sz w:val="16"/>
               </w:rPr>
               <w:t>22.04 LTS</w:t>
             </w:r>
@@ -2724,12 +4496,29 @@
         <w:tc>
           <w:tcPr>
             <w:tcW w:type="dxa" w:w="2038"/>
-            <w:shd w:val="clear" w:color="auto" w:fill="F8F8F8"/>
-          </w:tcPr>
-          <w:p>
-            <w:r>
-              <w:rPr>
-                <w:sz w:val="17"/>
+            <w:shd w:val="clear" w:color="auto" w:fill="EAEAEA"/>
+            <w:tcBorders>
+              <w:top w:val="single" w:sz="12" w:color="FFFFFF"/>
+              <w:left w:val="single" w:sz="12" w:color="FFFFFF"/>
+              <w:bottom w:val="single" w:sz="12" w:color="FFFFFF"/>
+              <w:right w:val="single" w:sz="12" w:color="FFFFFF"/>
+            </w:tcBorders>
+            <w:vAlign w:val="center"/>
+            <w:tcMar>
+              <w:top w:w="40" w:type="dxa"/>
+              <w:left w:w="120" w:type="dxa"/>
+              <w:bottom w:w="40" w:type="dxa"/>
+              <w:right w:w="80" w:type="dxa"/>
+            </w:tcMar>
+          </w:tcPr>
+          <w:p>
+            <w:pPr>
+              <w:spacing w:before="0" w:after="0"/>
+              <w:jc w:val="center"/>
+            </w:pPr>
+            <w:r>
+              <w:rPr>
+                <w:sz w:val="16"/>
               </w:rPr>
               <w:t>24.04 LTS</w:t>
             </w:r>
@@ -2738,12 +4527,29 @@
         <w:tc>
           <w:tcPr>
             <w:tcW w:type="dxa" w:w="2038"/>
-            <w:shd w:val="clear" w:color="auto" w:fill="F8F8F8"/>
-          </w:tcPr>
-          <w:p>
-            <w:r>
-              <w:rPr>
-                <w:sz w:val="17"/>
+            <w:shd w:val="clear" w:color="auto" w:fill="EAEAEA"/>
+            <w:tcBorders>
+              <w:top w:val="single" w:sz="12" w:color="FFFFFF"/>
+              <w:left w:val="single" w:sz="12" w:color="FFFFFF"/>
+              <w:bottom w:val="single" w:sz="12" w:color="FFFFFF"/>
+              <w:right w:val="single" w:sz="12" w:color="FFFFFF"/>
+            </w:tcBorders>
+            <w:vAlign w:val="center"/>
+            <w:tcMar>
+              <w:top w:w="40" w:type="dxa"/>
+              <w:left w:w="120" w:type="dxa"/>
+              <w:bottom w:w="40" w:type="dxa"/>
+              <w:right w:w="80" w:type="dxa"/>
+            </w:tcMar>
+          </w:tcPr>
+          <w:p>
+            <w:pPr>
+              <w:spacing w:before="0" w:after="0"/>
+              <w:jc w:val="both"/>
+            </w:pPr>
+            <w:r>
+              <w:rPr>
+                <w:sz w:val="16"/>
               </w:rPr>
               <w:t>Paquetes distintos, pip con venv obligatorio</w:t>
             </w:r>
@@ -2751,15 +4557,35 @@
         </w:tc>
       </w:tr>
       <w:tr>
+        <w:trPr>
+          <w:trHeight w:val="283" w:hRule="atLeast"/>
+        </w:trPr>
         <w:tc>
           <w:tcPr>
             <w:tcW w:type="dxa" w:w="2038"/>
-            <w:shd w:val="clear" w:color="auto" w:fill="FFFFFF"/>
-          </w:tcPr>
-          <w:p>
-            <w:r>
-              <w:rPr>
-                <w:sz w:val="17"/>
+            <w:shd w:val="clear" w:color="auto" w:fill="EAEAEA"/>
+            <w:tcBorders>
+              <w:top w:val="single" w:sz="12" w:color="FFFFFF"/>
+              <w:left w:val="single" w:sz="12" w:color="FFFFFF"/>
+              <w:bottom w:val="single" w:sz="12" w:color="FFFFFF"/>
+              <w:right w:val="single" w:sz="12" w:color="FFFFFF"/>
+            </w:tcBorders>
+            <w:vAlign w:val="center"/>
+            <w:tcMar>
+              <w:top w:w="40" w:type="dxa"/>
+              <w:left w:w="120" w:type="dxa"/>
+              <w:bottom w:w="40" w:type="dxa"/>
+              <w:right w:w="80" w:type="dxa"/>
+            </w:tcMar>
+          </w:tcPr>
+          <w:p>
+            <w:pPr>
+              <w:spacing w:before="0" w:after="0"/>
+              <w:jc w:val="center"/>
+            </w:pPr>
+            <w:r>
+              <w:rPr>
+                <w:sz w:val="16"/>
               </w:rPr>
               <w:t>Kernel</w:t>
             </w:r>
@@ -2768,12 +4594,29 @@
         <w:tc>
           <w:tcPr>
             <w:tcW w:type="dxa" w:w="2038"/>
-            <w:shd w:val="clear" w:color="auto" w:fill="FFFFFF"/>
-          </w:tcPr>
-          <w:p>
-            <w:r>
-              <w:rPr>
-                <w:sz w:val="17"/>
+            <w:shd w:val="clear" w:color="auto" w:fill="EAEAEA"/>
+            <w:tcBorders>
+              <w:top w:val="single" w:sz="12" w:color="FFFFFF"/>
+              <w:left w:val="single" w:sz="12" w:color="FFFFFF"/>
+              <w:bottom w:val="single" w:sz="12" w:color="FFFFFF"/>
+              <w:right w:val="single" w:sz="12" w:color="FFFFFF"/>
+            </w:tcBorders>
+            <w:vAlign w:val="center"/>
+            <w:tcMar>
+              <w:top w:w="40" w:type="dxa"/>
+              <w:left w:w="120" w:type="dxa"/>
+              <w:bottom w:w="40" w:type="dxa"/>
+              <w:right w:w="80" w:type="dxa"/>
+            </w:tcMar>
+          </w:tcPr>
+          <w:p>
+            <w:pPr>
+              <w:spacing w:before="0" w:after="0"/>
+              <w:jc w:val="center"/>
+            </w:pPr>
+            <w:r>
+              <w:rPr>
+                <w:sz w:val="16"/>
               </w:rPr>
               <w:t>5.15.185-tegra</w:t>
             </w:r>
@@ -2782,12 +4625,29 @@
         <w:tc>
           <w:tcPr>
             <w:tcW w:type="dxa" w:w="2038"/>
-            <w:shd w:val="clear" w:color="auto" w:fill="FFFFFF"/>
-          </w:tcPr>
-          <w:p>
-            <w:r>
-              <w:rPr>
-                <w:sz w:val="17"/>
+            <w:shd w:val="clear" w:color="auto" w:fill="EAEAEA"/>
+            <w:tcBorders>
+              <w:top w:val="single" w:sz="12" w:color="FFFFFF"/>
+              <w:left w:val="single" w:sz="12" w:color="FFFFFF"/>
+              <w:bottom w:val="single" w:sz="12" w:color="FFFFFF"/>
+              <w:right w:val="single" w:sz="12" w:color="FFFFFF"/>
+            </w:tcBorders>
+            <w:vAlign w:val="center"/>
+            <w:tcMar>
+              <w:top w:w="40" w:type="dxa"/>
+              <w:left w:w="120" w:type="dxa"/>
+              <w:bottom w:w="40" w:type="dxa"/>
+              <w:right w:w="80" w:type="dxa"/>
+            </w:tcMar>
+          </w:tcPr>
+          <w:p>
+            <w:pPr>
+              <w:spacing w:before="0" w:after="0"/>
+              <w:jc w:val="center"/>
+            </w:pPr>
+            <w:r>
+              <w:rPr>
+                <w:sz w:val="16"/>
               </w:rPr>
               <w:t>6.8.12-tegra</w:t>
             </w:r>
@@ -2796,12 +4656,29 @@
         <w:tc>
           <w:tcPr>
             <w:tcW w:type="dxa" w:w="2038"/>
-            <w:shd w:val="clear" w:color="auto" w:fill="FFFFFF"/>
-          </w:tcPr>
-          <w:p>
-            <w:r>
-              <w:rPr>
-                <w:sz w:val="17"/>
+            <w:shd w:val="clear" w:color="auto" w:fill="EAEAEA"/>
+            <w:tcBorders>
+              <w:top w:val="single" w:sz="12" w:color="FFFFFF"/>
+              <w:left w:val="single" w:sz="12" w:color="FFFFFF"/>
+              <w:bottom w:val="single" w:sz="12" w:color="FFFFFF"/>
+              <w:right w:val="single" w:sz="12" w:color="FFFFFF"/>
+            </w:tcBorders>
+            <w:vAlign w:val="center"/>
+            <w:tcMar>
+              <w:top w:w="40" w:type="dxa"/>
+              <w:left w:w="120" w:type="dxa"/>
+              <w:bottom w:w="40" w:type="dxa"/>
+              <w:right w:w="80" w:type="dxa"/>
+            </w:tcMar>
+          </w:tcPr>
+          <w:p>
+            <w:pPr>
+              <w:spacing w:before="0" w:after="0"/>
+              <w:jc w:val="center"/>
+            </w:pPr>
+            <w:r>
+              <w:rPr>
+                <w:sz w:val="16"/>
               </w:rPr>
               <w:t>Drivers actualizados</w:t>
             </w:r>
@@ -2809,15 +4686,35 @@
         </w:tc>
       </w:tr>
       <w:tr>
+        <w:trPr>
+          <w:trHeight w:val="283" w:hRule="atLeast"/>
+        </w:trPr>
         <w:tc>
           <w:tcPr>
             <w:tcW w:type="dxa" w:w="2038"/>
-            <w:shd w:val="clear" w:color="auto" w:fill="F8F8F8"/>
-          </w:tcPr>
-          <w:p>
-            <w:r>
-              <w:rPr>
-                <w:sz w:val="17"/>
+            <w:shd w:val="clear" w:color="auto" w:fill="EAEAEA"/>
+            <w:tcBorders>
+              <w:top w:val="single" w:sz="12" w:color="FFFFFF"/>
+              <w:left w:val="single" w:sz="12" w:color="FFFFFF"/>
+              <w:bottom w:val="single" w:sz="12" w:color="FFFFFF"/>
+              <w:right w:val="single" w:sz="12" w:color="FFFFFF"/>
+            </w:tcBorders>
+            <w:vAlign w:val="center"/>
+            <w:tcMar>
+              <w:top w:w="40" w:type="dxa"/>
+              <w:left w:w="120" w:type="dxa"/>
+              <w:bottom w:w="40" w:type="dxa"/>
+              <w:right w:w="80" w:type="dxa"/>
+            </w:tcMar>
+          </w:tcPr>
+          <w:p>
+            <w:pPr>
+              <w:spacing w:before="0" w:after="0"/>
+              <w:jc w:val="center"/>
+            </w:pPr>
+            <w:r>
+              <w:rPr>
+                <w:sz w:val="16"/>
               </w:rPr>
               <w:t>L4T</w:t>
             </w:r>
@@ -2826,12 +4723,29 @@
         <w:tc>
           <w:tcPr>
             <w:tcW w:type="dxa" w:w="2038"/>
-            <w:shd w:val="clear" w:color="auto" w:fill="F8F8F8"/>
-          </w:tcPr>
-          <w:p>
-            <w:r>
-              <w:rPr>
-                <w:sz w:val="17"/>
+            <w:shd w:val="clear" w:color="auto" w:fill="EAEAEA"/>
+            <w:tcBorders>
+              <w:top w:val="single" w:sz="12" w:color="FFFFFF"/>
+              <w:left w:val="single" w:sz="12" w:color="FFFFFF"/>
+              <w:bottom w:val="single" w:sz="12" w:color="FFFFFF"/>
+              <w:right w:val="single" w:sz="12" w:color="FFFFFF"/>
+            </w:tcBorders>
+            <w:vAlign w:val="center"/>
+            <w:tcMar>
+              <w:top w:w="40" w:type="dxa"/>
+              <w:left w:w="120" w:type="dxa"/>
+              <w:bottom w:w="40" w:type="dxa"/>
+              <w:right w:w="80" w:type="dxa"/>
+            </w:tcMar>
+          </w:tcPr>
+          <w:p>
+            <w:pPr>
+              <w:spacing w:before="0" w:after="0"/>
+              <w:jc w:val="center"/>
+            </w:pPr>
+            <w:r>
+              <w:rPr>
+                <w:sz w:val="16"/>
               </w:rPr>
               <w:t>r36.5</w:t>
             </w:r>
@@ -2840,12 +4754,29 @@
         <w:tc>
           <w:tcPr>
             <w:tcW w:type="dxa" w:w="2038"/>
-            <w:shd w:val="clear" w:color="auto" w:fill="F8F8F8"/>
-          </w:tcPr>
-          <w:p>
-            <w:r>
-              <w:rPr>
-                <w:sz w:val="17"/>
+            <w:shd w:val="clear" w:color="auto" w:fill="EAEAEA"/>
+            <w:tcBorders>
+              <w:top w:val="single" w:sz="12" w:color="FFFFFF"/>
+              <w:left w:val="single" w:sz="12" w:color="FFFFFF"/>
+              <w:bottom w:val="single" w:sz="12" w:color="FFFFFF"/>
+              <w:right w:val="single" w:sz="12" w:color="FFFFFF"/>
+            </w:tcBorders>
+            <w:vAlign w:val="center"/>
+            <w:tcMar>
+              <w:top w:w="40" w:type="dxa"/>
+              <w:left w:w="120" w:type="dxa"/>
+              <w:bottom w:w="40" w:type="dxa"/>
+              <w:right w:w="80" w:type="dxa"/>
+            </w:tcMar>
+          </w:tcPr>
+          <w:p>
+            <w:pPr>
+              <w:spacing w:before="0" w:after="0"/>
+              <w:jc w:val="center"/>
+            </w:pPr>
+            <w:r>
+              <w:rPr>
+                <w:sz w:val="16"/>
               </w:rPr>
               <w:t>r39.2</w:t>
             </w:r>
@@ -2854,12 +4785,29 @@
         <w:tc>
           <w:tcPr>
             <w:tcW w:type="dxa" w:w="2038"/>
-            <w:shd w:val="clear" w:color="auto" w:fill="F8F8F8"/>
-          </w:tcPr>
-          <w:p>
-            <w:r>
-              <w:rPr>
-                <w:sz w:val="17"/>
+            <w:shd w:val="clear" w:color="auto" w:fill="EAEAEA"/>
+            <w:tcBorders>
+              <w:top w:val="single" w:sz="12" w:color="FFFFFF"/>
+              <w:left w:val="single" w:sz="12" w:color="FFFFFF"/>
+              <w:bottom w:val="single" w:sz="12" w:color="FFFFFF"/>
+              <w:right w:val="single" w:sz="12" w:color="FFFFFF"/>
+            </w:tcBorders>
+            <w:vAlign w:val="center"/>
+            <w:tcMar>
+              <w:top w:w="40" w:type="dxa"/>
+              <w:left w:w="120" w:type="dxa"/>
+              <w:bottom w:w="40" w:type="dxa"/>
+              <w:right w:w="80" w:type="dxa"/>
+            </w:tcMar>
+          </w:tcPr>
+          <w:p>
+            <w:pPr>
+              <w:spacing w:before="0" w:after="0"/>
+              <w:jc w:val="center"/>
+            </w:pPr>
+            <w:r>
+              <w:rPr>
+                <w:sz w:val="16"/>
               </w:rPr>
               <w:t>BSP nuevo — reflash obligatorio</w:t>
             </w:r>
@@ -2867,15 +4815,35 @@
         </w:tc>
       </w:tr>
       <w:tr>
+        <w:trPr>
+          <w:trHeight w:val="283" w:hRule="atLeast"/>
+        </w:trPr>
         <w:tc>
           <w:tcPr>
             <w:tcW w:type="dxa" w:w="2038"/>
-            <w:shd w:val="clear" w:color="auto" w:fill="FFFFFF"/>
-          </w:tcPr>
-          <w:p>
-            <w:r>
-              <w:rPr>
-                <w:sz w:val="17"/>
+            <w:shd w:val="clear" w:color="auto" w:fill="EAEAEA"/>
+            <w:tcBorders>
+              <w:top w:val="single" w:sz="12" w:color="FFFFFF"/>
+              <w:left w:val="single" w:sz="12" w:color="FFFFFF"/>
+              <w:bottom w:val="single" w:sz="12" w:color="FFFFFF"/>
+              <w:right w:val="single" w:sz="12" w:color="FFFFFF"/>
+            </w:tcBorders>
+            <w:vAlign w:val="center"/>
+            <w:tcMar>
+              <w:top w:w="40" w:type="dxa"/>
+              <w:left w:w="120" w:type="dxa"/>
+              <w:bottom w:w="40" w:type="dxa"/>
+              <w:right w:w="80" w:type="dxa"/>
+            </w:tcMar>
+          </w:tcPr>
+          <w:p>
+            <w:pPr>
+              <w:spacing w:before="0" w:after="0"/>
+              <w:jc w:val="center"/>
+            </w:pPr>
+            <w:r>
+              <w:rPr>
+                <w:sz w:val="16"/>
               </w:rPr>
               <w:t>CUDA</w:t>
             </w:r>
@@ -2884,12 +4852,29 @@
         <w:tc>
           <w:tcPr>
             <w:tcW w:type="dxa" w:w="2038"/>
-            <w:shd w:val="clear" w:color="auto" w:fill="FFFFFF"/>
-          </w:tcPr>
-          <w:p>
-            <w:r>
-              <w:rPr>
-                <w:sz w:val="17"/>
+            <w:shd w:val="clear" w:color="auto" w:fill="EAEAEA"/>
+            <w:tcBorders>
+              <w:top w:val="single" w:sz="12" w:color="FFFFFF"/>
+              <w:left w:val="single" w:sz="12" w:color="FFFFFF"/>
+              <w:bottom w:val="single" w:sz="12" w:color="FFFFFF"/>
+              <w:right w:val="single" w:sz="12" w:color="FFFFFF"/>
+            </w:tcBorders>
+            <w:vAlign w:val="center"/>
+            <w:tcMar>
+              <w:top w:w="40" w:type="dxa"/>
+              <w:left w:w="120" w:type="dxa"/>
+              <w:bottom w:w="40" w:type="dxa"/>
+              <w:right w:w="80" w:type="dxa"/>
+            </w:tcMar>
+          </w:tcPr>
+          <w:p>
+            <w:pPr>
+              <w:spacing w:before="0" w:after="0"/>
+              <w:jc w:val="center"/>
+            </w:pPr>
+            <w:r>
+              <w:rPr>
+                <w:sz w:val="16"/>
               </w:rPr>
               <w:t>12.6</w:t>
             </w:r>
@@ -2898,12 +4883,29 @@
         <w:tc>
           <w:tcPr>
             <w:tcW w:type="dxa" w:w="2038"/>
-            <w:shd w:val="clear" w:color="auto" w:fill="FFFFFF"/>
-          </w:tcPr>
-          <w:p>
-            <w:r>
-              <w:rPr>
-                <w:sz w:val="17"/>
+            <w:shd w:val="clear" w:color="auto" w:fill="EAEAEA"/>
+            <w:tcBorders>
+              <w:top w:val="single" w:sz="12" w:color="FFFFFF"/>
+              <w:left w:val="single" w:sz="12" w:color="FFFFFF"/>
+              <w:bottom w:val="single" w:sz="12" w:color="FFFFFF"/>
+              <w:right w:val="single" w:sz="12" w:color="FFFFFF"/>
+            </w:tcBorders>
+            <w:vAlign w:val="center"/>
+            <w:tcMar>
+              <w:top w:w="40" w:type="dxa"/>
+              <w:left w:w="120" w:type="dxa"/>
+              <w:bottom w:w="40" w:type="dxa"/>
+              <w:right w:w="80" w:type="dxa"/>
+            </w:tcMar>
+          </w:tcPr>
+          <w:p>
+            <w:pPr>
+              <w:spacing w:before="0" w:after="0"/>
+              <w:jc w:val="center"/>
+            </w:pPr>
+            <w:r>
+              <w:rPr>
+                <w:sz w:val="16"/>
               </w:rPr>
               <w:t>13.2.1</w:t>
             </w:r>
@@ -2912,12 +4914,29 @@
         <w:tc>
           <w:tcPr>
             <w:tcW w:type="dxa" w:w="2038"/>
-            <w:shd w:val="clear" w:color="auto" w:fill="FFFFFF"/>
-          </w:tcPr>
-          <w:p>
-            <w:r>
-              <w:rPr>
-                <w:sz w:val="17"/>
+            <w:shd w:val="clear" w:color="auto" w:fill="EAEAEA"/>
+            <w:tcBorders>
+              <w:top w:val="single" w:sz="12" w:color="FFFFFF"/>
+              <w:left w:val="single" w:sz="12" w:color="FFFFFF"/>
+              <w:bottom w:val="single" w:sz="12" w:color="FFFFFF"/>
+              <w:right w:val="single" w:sz="12" w:color="FFFFFF"/>
+            </w:tcBorders>
+            <w:vAlign w:val="center"/>
+            <w:tcMar>
+              <w:top w:w="40" w:type="dxa"/>
+              <w:left w:w="120" w:type="dxa"/>
+              <w:bottom w:w="40" w:type="dxa"/>
+              <w:right w:w="80" w:type="dxa"/>
+            </w:tcMar>
+          </w:tcPr>
+          <w:p>
+            <w:pPr>
+              <w:spacing w:before="0" w:after="0"/>
+              <w:jc w:val="both"/>
+            </w:pPr>
+            <w:r>
+              <w:rPr>
+                <w:sz w:val="16"/>
               </w:rPr>
               <w:t>Wheels de PyTorch distintos (jp/v72)</w:t>
             </w:r>
@@ -2925,15 +4944,35 @@
         </w:tc>
       </w:tr>
       <w:tr>
+        <w:trPr>
+          <w:trHeight w:val="283" w:hRule="atLeast"/>
+        </w:trPr>
         <w:tc>
           <w:tcPr>
             <w:tcW w:type="dxa" w:w="2038"/>
-            <w:shd w:val="clear" w:color="auto" w:fill="F8F8F8"/>
-          </w:tcPr>
-          <w:p>
-            <w:r>
-              <w:rPr>
-                <w:sz w:val="17"/>
+            <w:shd w:val="clear" w:color="auto" w:fill="EAEAEA"/>
+            <w:tcBorders>
+              <w:top w:val="single" w:sz="12" w:color="FFFFFF"/>
+              <w:left w:val="single" w:sz="12" w:color="FFFFFF"/>
+              <w:bottom w:val="single" w:sz="12" w:color="FFFFFF"/>
+              <w:right w:val="single" w:sz="12" w:color="FFFFFF"/>
+            </w:tcBorders>
+            <w:vAlign w:val="center"/>
+            <w:tcMar>
+              <w:top w:w="40" w:type="dxa"/>
+              <w:left w:w="120" w:type="dxa"/>
+              <w:bottom w:w="40" w:type="dxa"/>
+              <w:right w:w="80" w:type="dxa"/>
+            </w:tcMar>
+          </w:tcPr>
+          <w:p>
+            <w:pPr>
+              <w:spacing w:before="0" w:after="0"/>
+              <w:jc w:val="center"/>
+            </w:pPr>
+            <w:r>
+              <w:rPr>
+                <w:sz w:val="16"/>
               </w:rPr>
               <w:t>Python</w:t>
             </w:r>
@@ -2942,12 +4981,29 @@
         <w:tc>
           <w:tcPr>
             <w:tcW w:type="dxa" w:w="2038"/>
-            <w:shd w:val="clear" w:color="auto" w:fill="F8F8F8"/>
-          </w:tcPr>
-          <w:p>
-            <w:r>
-              <w:rPr>
-                <w:sz w:val="17"/>
+            <w:shd w:val="clear" w:color="auto" w:fill="EAEAEA"/>
+            <w:tcBorders>
+              <w:top w:val="single" w:sz="12" w:color="FFFFFF"/>
+              <w:left w:val="single" w:sz="12" w:color="FFFFFF"/>
+              <w:bottom w:val="single" w:sz="12" w:color="FFFFFF"/>
+              <w:right w:val="single" w:sz="12" w:color="FFFFFF"/>
+            </w:tcBorders>
+            <w:vAlign w:val="center"/>
+            <w:tcMar>
+              <w:top w:w="40" w:type="dxa"/>
+              <w:left w:w="120" w:type="dxa"/>
+              <w:bottom w:w="40" w:type="dxa"/>
+              <w:right w:w="80" w:type="dxa"/>
+            </w:tcMar>
+          </w:tcPr>
+          <w:p>
+            <w:pPr>
+              <w:spacing w:before="0" w:after="0"/>
+              <w:jc w:val="center"/>
+            </w:pPr>
+            <w:r>
+              <w:rPr>
+                <w:sz w:val="16"/>
               </w:rPr>
               <w:t>3.10</w:t>
             </w:r>
@@ -2956,12 +5012,29 @@
         <w:tc>
           <w:tcPr>
             <w:tcW w:type="dxa" w:w="2038"/>
-            <w:shd w:val="clear" w:color="auto" w:fill="F8F8F8"/>
-          </w:tcPr>
-          <w:p>
-            <w:r>
-              <w:rPr>
-                <w:sz w:val="17"/>
+            <w:shd w:val="clear" w:color="auto" w:fill="EAEAEA"/>
+            <w:tcBorders>
+              <w:top w:val="single" w:sz="12" w:color="FFFFFF"/>
+              <w:left w:val="single" w:sz="12" w:color="FFFFFF"/>
+              <w:bottom w:val="single" w:sz="12" w:color="FFFFFF"/>
+              <w:right w:val="single" w:sz="12" w:color="FFFFFF"/>
+            </w:tcBorders>
+            <w:vAlign w:val="center"/>
+            <w:tcMar>
+              <w:top w:w="40" w:type="dxa"/>
+              <w:left w:w="120" w:type="dxa"/>
+              <w:bottom w:w="40" w:type="dxa"/>
+              <w:right w:w="80" w:type="dxa"/>
+            </w:tcMar>
+          </w:tcPr>
+          <w:p>
+            <w:pPr>
+              <w:spacing w:before="0" w:after="0"/>
+              <w:jc w:val="center"/>
+            </w:pPr>
+            <w:r>
+              <w:rPr>
+                <w:sz w:val="16"/>
               </w:rPr>
               <w:t>3.12</w:t>
             </w:r>
@@ -2970,12 +5043,29 @@
         <w:tc>
           <w:tcPr>
             <w:tcW w:type="dxa" w:w="2038"/>
-            <w:shd w:val="clear" w:color="auto" w:fill="F8F8F8"/>
-          </w:tcPr>
-          <w:p>
-            <w:r>
-              <w:rPr>
-                <w:sz w:val="17"/>
+            <w:shd w:val="clear" w:color="auto" w:fill="EAEAEA"/>
+            <w:tcBorders>
+              <w:top w:val="single" w:sz="12" w:color="FFFFFF"/>
+              <w:left w:val="single" w:sz="12" w:color="FFFFFF"/>
+              <w:bottom w:val="single" w:sz="12" w:color="FFFFFF"/>
+              <w:right w:val="single" w:sz="12" w:color="FFFFFF"/>
+            </w:tcBorders>
+            <w:vAlign w:val="center"/>
+            <w:tcMar>
+              <w:top w:w="40" w:type="dxa"/>
+              <w:left w:w="120" w:type="dxa"/>
+              <w:bottom w:w="40" w:type="dxa"/>
+              <w:right w:w="80" w:type="dxa"/>
+            </w:tcMar>
+          </w:tcPr>
+          <w:p>
+            <w:pPr>
+              <w:spacing w:before="0" w:after="0"/>
+              <w:jc w:val="center"/>
+            </w:pPr>
+            <w:r>
+              <w:rPr>
+                <w:sz w:val="16"/>
               </w:rPr>
               <w:t>Wheels con sufijo cp312, no cp310</w:t>
             </w:r>
@@ -2983,15 +5073,35 @@
         </w:tc>
       </w:tr>
       <w:tr>
+        <w:trPr>
+          <w:trHeight w:val="283" w:hRule="atLeast"/>
+        </w:trPr>
         <w:tc>
           <w:tcPr>
             <w:tcW w:type="dxa" w:w="2038"/>
-            <w:shd w:val="clear" w:color="auto" w:fill="FFFFFF"/>
-          </w:tcPr>
-          <w:p>
-            <w:r>
-              <w:rPr>
-                <w:sz w:val="17"/>
+            <w:shd w:val="clear" w:color="auto" w:fill="EAEAEA"/>
+            <w:tcBorders>
+              <w:top w:val="single" w:sz="12" w:color="FFFFFF"/>
+              <w:left w:val="single" w:sz="12" w:color="FFFFFF"/>
+              <w:bottom w:val="single" w:sz="12" w:color="FFFFFF"/>
+              <w:right w:val="single" w:sz="12" w:color="FFFFFF"/>
+            </w:tcBorders>
+            <w:vAlign w:val="center"/>
+            <w:tcMar>
+              <w:top w:w="40" w:type="dxa"/>
+              <w:left w:w="120" w:type="dxa"/>
+              <w:bottom w:w="40" w:type="dxa"/>
+              <w:right w:w="80" w:type="dxa"/>
+            </w:tcMar>
+          </w:tcPr>
+          <w:p>
+            <w:pPr>
+              <w:spacing w:before="0" w:after="0"/>
+              <w:jc w:val="center"/>
+            </w:pPr>
+            <w:r>
+              <w:rPr>
+                <w:sz w:val="16"/>
               </w:rPr>
               <w:t>Método de instalación</w:t>
             </w:r>
@@ -3000,12 +5110,29 @@
         <w:tc>
           <w:tcPr>
             <w:tcW w:type="dxa" w:w="2038"/>
-            <w:shd w:val="clear" w:color="auto" w:fill="FFFFFF"/>
-          </w:tcPr>
-          <w:p>
-            <w:r>
-              <w:rPr>
-                <w:sz w:val="17"/>
+            <w:shd w:val="clear" w:color="auto" w:fill="EAEAEA"/>
+            <w:tcBorders>
+              <w:top w:val="single" w:sz="12" w:color="FFFFFF"/>
+              <w:left w:val="single" w:sz="12" w:color="FFFFFF"/>
+              <w:bottom w:val="single" w:sz="12" w:color="FFFFFF"/>
+              <w:right w:val="single" w:sz="12" w:color="FFFFFF"/>
+            </w:tcBorders>
+            <w:vAlign w:val="center"/>
+            <w:tcMar>
+              <w:top w:w="40" w:type="dxa"/>
+              <w:left w:w="120" w:type="dxa"/>
+              <w:bottom w:w="40" w:type="dxa"/>
+              <w:right w:w="80" w:type="dxa"/>
+            </w:tcMar>
+          </w:tcPr>
+          <w:p>
+            <w:pPr>
+              <w:spacing w:before="0" w:after="0"/>
+              <w:jc w:val="center"/>
+            </w:pPr>
+            <w:r>
+              <w:rPr>
+                <w:sz w:val="16"/>
               </w:rPr>
               <w:t>SDK Manager + Linux</w:t>
             </w:r>
@@ -3014,12 +5141,29 @@
         <w:tc>
           <w:tcPr>
             <w:tcW w:type="dxa" w:w="2038"/>
-            <w:shd w:val="clear" w:color="auto" w:fill="FFFFFF"/>
-          </w:tcPr>
-          <w:p>
-            <w:r>
-              <w:rPr>
-                <w:sz w:val="17"/>
+            <w:shd w:val="clear" w:color="auto" w:fill="EAEAEA"/>
+            <w:tcBorders>
+              <w:top w:val="single" w:sz="12" w:color="FFFFFF"/>
+              <w:left w:val="single" w:sz="12" w:color="FFFFFF"/>
+              <w:bottom w:val="single" w:sz="12" w:color="FFFFFF"/>
+              <w:right w:val="single" w:sz="12" w:color="FFFFFF"/>
+            </w:tcBorders>
+            <w:vAlign w:val="center"/>
+            <w:tcMar>
+              <w:top w:w="40" w:type="dxa"/>
+              <w:left w:w="120" w:type="dxa"/>
+              <w:bottom w:w="40" w:type="dxa"/>
+              <w:right w:w="80" w:type="dxa"/>
+            </w:tcMar>
+          </w:tcPr>
+          <w:p>
+            <w:pPr>
+              <w:spacing w:before="0" w:after="0"/>
+              <w:jc w:val="center"/>
+            </w:pPr>
+            <w:r>
+              <w:rPr>
+                <w:sz w:val="16"/>
               </w:rPr>
               <w:t>ISO unificado + Rufus</w:t>
             </w:r>
@@ -3028,12 +5172,29 @@
         <w:tc>
           <w:tcPr>
             <w:tcW w:type="dxa" w:w="2038"/>
-            <w:shd w:val="clear" w:color="auto" w:fill="FFFFFF"/>
-          </w:tcPr>
-          <w:p>
-            <w:r>
-              <w:rPr>
-                <w:sz w:val="17"/>
+            <w:shd w:val="clear" w:color="auto" w:fill="EAEAEA"/>
+            <w:tcBorders>
+              <w:top w:val="single" w:sz="12" w:color="FFFFFF"/>
+              <w:left w:val="single" w:sz="12" w:color="FFFFFF"/>
+              <w:bottom w:val="single" w:sz="12" w:color="FFFFFF"/>
+              <w:right w:val="single" w:sz="12" w:color="FFFFFF"/>
+            </w:tcBorders>
+            <w:vAlign w:val="center"/>
+            <w:tcMar>
+              <w:top w:w="40" w:type="dxa"/>
+              <w:left w:w="120" w:type="dxa"/>
+              <w:bottom w:w="40" w:type="dxa"/>
+              <w:right w:w="80" w:type="dxa"/>
+            </w:tcMar>
+          </w:tcPr>
+          <w:p>
+            <w:pPr>
+              <w:spacing w:before="0" w:after="0"/>
+              <w:jc w:val="both"/>
+            </w:pPr>
+            <w:r>
+              <w:rPr>
+                <w:sz w:val="16"/>
               </w:rPr>
               <w:t>No requiere máquina Linux auxiliar</w:t>
             </w:r>
@@ -3041,15 +5202,35 @@
         </w:tc>
       </w:tr>
       <w:tr>
+        <w:trPr>
+          <w:trHeight w:val="283" w:hRule="atLeast"/>
+        </w:trPr>
         <w:tc>
           <w:tcPr>
             <w:tcW w:type="dxa" w:w="2038"/>
-            <w:shd w:val="clear" w:color="auto" w:fill="F8F8F8"/>
-          </w:tcPr>
-          <w:p>
-            <w:r>
-              <w:rPr>
-                <w:sz w:val="17"/>
+            <w:shd w:val="clear" w:color="auto" w:fill="EAEAEA"/>
+            <w:tcBorders>
+              <w:top w:val="single" w:sz="12" w:color="FFFFFF"/>
+              <w:left w:val="single" w:sz="12" w:color="FFFFFF"/>
+              <w:bottom w:val="single" w:sz="12" w:color="FFFFFF"/>
+              <w:right w:val="single" w:sz="12" w:color="FFFFFF"/>
+            </w:tcBorders>
+            <w:vAlign w:val="center"/>
+            <w:tcMar>
+              <w:top w:w="40" w:type="dxa"/>
+              <w:left w:w="120" w:type="dxa"/>
+              <w:bottom w:w="40" w:type="dxa"/>
+              <w:right w:w="80" w:type="dxa"/>
+            </w:tcMar>
+          </w:tcPr>
+          <w:p>
+            <w:pPr>
+              <w:spacing w:before="0" w:after="0"/>
+              <w:jc w:val="center"/>
+            </w:pPr>
+            <w:r>
+              <w:rPr>
+                <w:sz w:val="16"/>
               </w:rPr>
               <w:t>NemoClaw</w:t>
             </w:r>
@@ -3058,12 +5239,29 @@
         <w:tc>
           <w:tcPr>
             <w:tcW w:type="dxa" w:w="2038"/>
-            <w:shd w:val="clear" w:color="auto" w:fill="F8F8F8"/>
-          </w:tcPr>
-          <w:p>
-            <w:r>
-              <w:rPr>
-                <w:sz w:val="17"/>
+            <w:shd w:val="clear" w:color="auto" w:fill="EAEAEA"/>
+            <w:tcBorders>
+              <w:top w:val="single" w:sz="12" w:color="FFFFFF"/>
+              <w:left w:val="single" w:sz="12" w:color="FFFFFF"/>
+              <w:bottom w:val="single" w:sz="12" w:color="FFFFFF"/>
+              <w:right w:val="single" w:sz="12" w:color="FFFFFF"/>
+            </w:tcBorders>
+            <w:vAlign w:val="center"/>
+            <w:tcMar>
+              <w:top w:w="40" w:type="dxa"/>
+              <w:left w:w="120" w:type="dxa"/>
+              <w:bottom w:w="40" w:type="dxa"/>
+              <w:right w:w="80" w:type="dxa"/>
+            </w:tcMar>
+          </w:tcPr>
+          <w:p>
+            <w:pPr>
+              <w:spacing w:before="0" w:after="0"/>
+              <w:jc w:val="center"/>
+            </w:pPr>
+            <w:r>
+              <w:rPr>
+                <w:sz w:val="16"/>
               </w:rPr>
               <w:t>No disponible</w:t>
             </w:r>
@@ -3072,12 +5270,29 @@
         <w:tc>
           <w:tcPr>
             <w:tcW w:type="dxa" w:w="2038"/>
-            <w:shd w:val="clear" w:color="auto" w:fill="F8F8F8"/>
-          </w:tcPr>
-          <w:p>
-            <w:r>
-              <w:rPr>
-                <w:sz w:val="17"/>
+            <w:shd w:val="clear" w:color="auto" w:fill="EAEAEA"/>
+            <w:tcBorders>
+              <w:top w:val="single" w:sz="12" w:color="FFFFFF"/>
+              <w:left w:val="single" w:sz="12" w:color="FFFFFF"/>
+              <w:bottom w:val="single" w:sz="12" w:color="FFFFFF"/>
+              <w:right w:val="single" w:sz="12" w:color="FFFFFF"/>
+            </w:tcBorders>
+            <w:vAlign w:val="center"/>
+            <w:tcMar>
+              <w:top w:w="40" w:type="dxa"/>
+              <w:left w:w="120" w:type="dxa"/>
+              <w:bottom w:w="40" w:type="dxa"/>
+              <w:right w:w="80" w:type="dxa"/>
+            </w:tcMar>
+          </w:tcPr>
+          <w:p>
+            <w:pPr>
+              <w:spacing w:before="0" w:after="0"/>
+              <w:jc w:val="center"/>
+            </w:pPr>
+            <w:r>
+              <w:rPr>
+                <w:sz w:val="16"/>
               </w:rPr>
               <w:t>1 comando</w:t>
             </w:r>
@@ -3086,12 +5301,29 @@
         <w:tc>
           <w:tcPr>
             <w:tcW w:type="dxa" w:w="2038"/>
-            <w:shd w:val="clear" w:color="auto" w:fill="F8F8F8"/>
-          </w:tcPr>
-          <w:p>
-            <w:r>
-              <w:rPr>
-                <w:sz w:val="17"/>
+            <w:shd w:val="clear" w:color="auto" w:fill="EAEAEA"/>
+            <w:tcBorders>
+              <w:top w:val="single" w:sz="12" w:color="FFFFFF"/>
+              <w:left w:val="single" w:sz="12" w:color="FFFFFF"/>
+              <w:bottom w:val="single" w:sz="12" w:color="FFFFFF"/>
+              <w:right w:val="single" w:sz="12" w:color="FFFFFF"/>
+            </w:tcBorders>
+            <w:vAlign w:val="center"/>
+            <w:tcMar>
+              <w:top w:w="40" w:type="dxa"/>
+              <w:left w:w="120" w:type="dxa"/>
+              <w:bottom w:w="40" w:type="dxa"/>
+              <w:right w:w="80" w:type="dxa"/>
+            </w:tcMar>
+          </w:tcPr>
+          <w:p>
+            <w:pPr>
+              <w:spacing w:before="0" w:after="0"/>
+              <w:jc w:val="center"/>
+            </w:pPr>
+            <w:r>
+              <w:rPr>
+                <w:sz w:val="16"/>
               </w:rPr>
               <w:t>Stack agéntico completo incluido</w:t>
             </w:r>
@@ -3099,15 +5331,35 @@
         </w:tc>
       </w:tr>
       <w:tr>
+        <w:trPr>
+          <w:trHeight w:val="283" w:hRule="atLeast"/>
+        </w:trPr>
         <w:tc>
           <w:tcPr>
             <w:tcW w:type="dxa" w:w="2038"/>
-            <w:shd w:val="clear" w:color="auto" w:fill="FFFFFF"/>
-          </w:tcPr>
-          <w:p>
-            <w:r>
-              <w:rPr>
-                <w:sz w:val="17"/>
+            <w:shd w:val="clear" w:color="auto" w:fill="EAEAEA"/>
+            <w:tcBorders>
+              <w:top w:val="single" w:sz="12" w:color="FFFFFF"/>
+              <w:left w:val="single" w:sz="12" w:color="FFFFFF"/>
+              <w:bottom w:val="single" w:sz="12" w:color="FFFFFF"/>
+              <w:right w:val="single" w:sz="12" w:color="FFFFFF"/>
+            </w:tcBorders>
+            <w:vAlign w:val="center"/>
+            <w:tcMar>
+              <w:top w:w="40" w:type="dxa"/>
+              <w:left w:w="120" w:type="dxa"/>
+              <w:bottom w:w="40" w:type="dxa"/>
+              <w:right w:w="80" w:type="dxa"/>
+            </w:tcMar>
+          </w:tcPr>
+          <w:p>
+            <w:pPr>
+              <w:spacing w:before="0" w:after="0"/>
+              <w:jc w:val="center"/>
+            </w:pPr>
+            <w:r>
+              <w:rPr>
+                <w:sz w:val="16"/>
               </w:rPr>
               <w:t>OpenClaw</w:t>
             </w:r>
@@ -3116,12 +5368,29 @@
         <w:tc>
           <w:tcPr>
             <w:tcW w:type="dxa" w:w="2038"/>
-            <w:shd w:val="clear" w:color="auto" w:fill="FFFFFF"/>
-          </w:tcPr>
-          <w:p>
-            <w:r>
-              <w:rPr>
-                <w:sz w:val="17"/>
+            <w:shd w:val="clear" w:color="auto" w:fill="EAEAEA"/>
+            <w:tcBorders>
+              <w:top w:val="single" w:sz="12" w:color="FFFFFF"/>
+              <w:left w:val="single" w:sz="12" w:color="FFFFFF"/>
+              <w:bottom w:val="single" w:sz="12" w:color="FFFFFF"/>
+              <w:right w:val="single" w:sz="12" w:color="FFFFFF"/>
+            </w:tcBorders>
+            <w:vAlign w:val="center"/>
+            <w:tcMar>
+              <w:top w:w="40" w:type="dxa"/>
+              <w:left w:w="120" w:type="dxa"/>
+              <w:bottom w:w="40" w:type="dxa"/>
+              <w:right w:w="80" w:type="dxa"/>
+            </w:tcMar>
+          </w:tcPr>
+          <w:p>
+            <w:pPr>
+              <w:spacing w:before="0" w:after="0"/>
+              <w:jc w:val="center"/>
+            </w:pPr>
+            <w:r>
+              <w:rPr>
+                <w:sz w:val="16"/>
               </w:rPr>
               <w:t>No disponible</w:t>
             </w:r>
@@ -3130,12 +5399,29 @@
         <w:tc>
           <w:tcPr>
             <w:tcW w:type="dxa" w:w="2038"/>
-            <w:shd w:val="clear" w:color="auto" w:fill="FFFFFF"/>
-          </w:tcPr>
-          <w:p>
-            <w:r>
-              <w:rPr>
-                <w:sz w:val="17"/>
+            <w:shd w:val="clear" w:color="auto" w:fill="EAEAEA"/>
+            <w:tcBorders>
+              <w:top w:val="single" w:sz="12" w:color="FFFFFF"/>
+              <w:left w:val="single" w:sz="12" w:color="FFFFFF"/>
+              <w:bottom w:val="single" w:sz="12" w:color="FFFFFF"/>
+              <w:right w:val="single" w:sz="12" w:color="FFFFFF"/>
+            </w:tcBorders>
+            <w:vAlign w:val="center"/>
+            <w:tcMar>
+              <w:top w:w="40" w:type="dxa"/>
+              <w:left w:w="120" w:type="dxa"/>
+              <w:bottom w:w="40" w:type="dxa"/>
+              <w:right w:w="80" w:type="dxa"/>
+            </w:tcMar>
+          </w:tcPr>
+          <w:p>
+            <w:pPr>
+              <w:spacing w:before="0" w:after="0"/>
+              <w:jc w:val="center"/>
+            </w:pPr>
+            <w:r>
+              <w:rPr>
+                <w:sz w:val="16"/>
               </w:rPr>
               <w:t>Via NemoClaw</w:t>
             </w:r>
@@ -3144,12 +5430,29 @@
         <w:tc>
           <w:tcPr>
             <w:tcW w:type="dxa" w:w="2038"/>
-            <w:shd w:val="clear" w:color="auto" w:fill="FFFFFF"/>
-          </w:tcPr>
-          <w:p>
-            <w:r>
-              <w:rPr>
-                <w:sz w:val="17"/>
+            <w:shd w:val="clear" w:color="auto" w:fill="EAEAEA"/>
+            <w:tcBorders>
+              <w:top w:val="single" w:sz="12" w:color="FFFFFF"/>
+              <w:left w:val="single" w:sz="12" w:color="FFFFFF"/>
+              <w:bottom w:val="single" w:sz="12" w:color="FFFFFF"/>
+              <w:right w:val="single" w:sz="12" w:color="FFFFFF"/>
+            </w:tcBorders>
+            <w:vAlign w:val="center"/>
+            <w:tcMar>
+              <w:top w:w="40" w:type="dxa"/>
+              <w:left w:w="120" w:type="dxa"/>
+              <w:bottom w:w="40" w:type="dxa"/>
+              <w:right w:w="80" w:type="dxa"/>
+            </w:tcMar>
+          </w:tcPr>
+          <w:p>
+            <w:pPr>
+              <w:spacing w:before="0" w:after="0"/>
+              <w:jc w:val="center"/>
+            </w:pPr>
+            <w:r>
+              <w:rPr>
+                <w:sz w:val="16"/>
               </w:rPr>
               <w:t>Gateway WhatsApp integrado</w:t>
             </w:r>
@@ -3157,15 +5460,35 @@
         </w:tc>
       </w:tr>
       <w:tr>
+        <w:trPr>
+          <w:trHeight w:val="283" w:hRule="atLeast"/>
+        </w:trPr>
         <w:tc>
           <w:tcPr>
             <w:tcW w:type="dxa" w:w="2038"/>
-            <w:shd w:val="clear" w:color="auto" w:fill="F8F8F8"/>
-          </w:tcPr>
-          <w:p>
-            <w:r>
-              <w:rPr>
-                <w:sz w:val="17"/>
+            <w:shd w:val="clear" w:color="auto" w:fill="EAEAEA"/>
+            <w:tcBorders>
+              <w:top w:val="single" w:sz="12" w:color="FFFFFF"/>
+              <w:left w:val="single" w:sz="12" w:color="FFFFFF"/>
+              <w:bottom w:val="single" w:sz="12" w:color="FFFFFF"/>
+              <w:right w:val="single" w:sz="12" w:color="FFFFFF"/>
+            </w:tcBorders>
+            <w:vAlign w:val="center"/>
+            <w:tcMar>
+              <w:top w:w="40" w:type="dxa"/>
+              <w:left w:w="120" w:type="dxa"/>
+              <w:bottom w:w="40" w:type="dxa"/>
+              <w:right w:w="80" w:type="dxa"/>
+            </w:tcMar>
+          </w:tcPr>
+          <w:p>
+            <w:pPr>
+              <w:spacing w:before="0" w:after="0"/>
+              <w:jc w:val="center"/>
+            </w:pPr>
+            <w:r>
+              <w:rPr>
+                <w:sz w:val="16"/>
               </w:rPr>
               <w:t>Jetson Agent Skills</w:t>
             </w:r>
@@ -3174,12 +5497,29 @@
         <w:tc>
           <w:tcPr>
             <w:tcW w:type="dxa" w:w="2038"/>
-            <w:shd w:val="clear" w:color="auto" w:fill="F8F8F8"/>
-          </w:tcPr>
-          <w:p>
-            <w:r>
-              <w:rPr>
-                <w:sz w:val="17"/>
+            <w:shd w:val="clear" w:color="auto" w:fill="EAEAEA"/>
+            <w:tcBorders>
+              <w:top w:val="single" w:sz="12" w:color="FFFFFF"/>
+              <w:left w:val="single" w:sz="12" w:color="FFFFFF"/>
+              <w:bottom w:val="single" w:sz="12" w:color="FFFFFF"/>
+              <w:right w:val="single" w:sz="12" w:color="FFFFFF"/>
+            </w:tcBorders>
+            <w:vAlign w:val="center"/>
+            <w:tcMar>
+              <w:top w:w="40" w:type="dxa"/>
+              <w:left w:w="120" w:type="dxa"/>
+              <w:bottom w:w="40" w:type="dxa"/>
+              <w:right w:w="80" w:type="dxa"/>
+            </w:tcMar>
+          </w:tcPr>
+          <w:p>
+            <w:pPr>
+              <w:spacing w:before="0" w:after="0"/>
+              <w:jc w:val="center"/>
+            </w:pPr>
+            <w:r>
+              <w:rPr>
+                <w:sz w:val="16"/>
               </w:rPr>
               <w:t>No disponible</w:t>
             </w:r>
@@ -3188,12 +5528,29 @@
         <w:tc>
           <w:tcPr>
             <w:tcW w:type="dxa" w:w="2038"/>
-            <w:shd w:val="clear" w:color="auto" w:fill="F8F8F8"/>
-          </w:tcPr>
-          <w:p>
-            <w:r>
-              <w:rPr>
-                <w:sz w:val="17"/>
+            <w:shd w:val="clear" w:color="auto" w:fill="EAEAEA"/>
+            <w:tcBorders>
+              <w:top w:val="single" w:sz="12" w:color="FFFFFF"/>
+              <w:left w:val="single" w:sz="12" w:color="FFFFFF"/>
+              <w:bottom w:val="single" w:sz="12" w:color="FFFFFF"/>
+              <w:right w:val="single" w:sz="12" w:color="FFFFFF"/>
+            </w:tcBorders>
+            <w:vAlign w:val="center"/>
+            <w:tcMar>
+              <w:top w:w="40" w:type="dxa"/>
+              <w:left w:w="120" w:type="dxa"/>
+              <w:bottom w:w="40" w:type="dxa"/>
+              <w:right w:w="80" w:type="dxa"/>
+            </w:tcMar>
+          </w:tcPr>
+          <w:p>
+            <w:pPr>
+              <w:spacing w:before="0" w:after="0"/>
+              <w:jc w:val="center"/>
+            </w:pPr>
+            <w:r>
+              <w:rPr>
+                <w:sz w:val="16"/>
               </w:rPr>
               <w:t>Integrado</w:t>
             </w:r>
@@ -3202,12 +5559,29 @@
         <w:tc>
           <w:tcPr>
             <w:tcW w:type="dxa" w:w="2038"/>
-            <w:shd w:val="clear" w:color="auto" w:fill="F8F8F8"/>
-          </w:tcPr>
-          <w:p>
-            <w:r>
-              <w:rPr>
-                <w:sz w:val="17"/>
+            <w:shd w:val="clear" w:color="auto" w:fill="EAEAEA"/>
+            <w:tcBorders>
+              <w:top w:val="single" w:sz="12" w:color="FFFFFF"/>
+              <w:left w:val="single" w:sz="12" w:color="FFFFFF"/>
+              <w:bottom w:val="single" w:sz="12" w:color="FFFFFF"/>
+              <w:right w:val="single" w:sz="12" w:color="FFFFFF"/>
+            </w:tcBorders>
+            <w:vAlign w:val="center"/>
+            <w:tcMar>
+              <w:top w:w="40" w:type="dxa"/>
+              <w:left w:w="120" w:type="dxa"/>
+              <w:bottom w:w="40" w:type="dxa"/>
+              <w:right w:w="80" w:type="dxa"/>
+            </w:tcMar>
+          </w:tcPr>
+          <w:p>
+            <w:pPr>
+              <w:spacing w:before="0" w:after="0"/>
+              <w:jc w:val="center"/>
+            </w:pPr>
+            <w:r>
+              <w:rPr>
+                <w:sz w:val="16"/>
               </w:rPr>
               <w:t>Automatización de workflows</w:t>
             </w:r>
@@ -3215,15 +5589,35 @@
         </w:tc>
       </w:tr>
       <w:tr>
+        <w:trPr>
+          <w:trHeight w:val="283" w:hRule="atLeast"/>
+        </w:trPr>
         <w:tc>
           <w:tcPr>
             <w:tcW w:type="dxa" w:w="2038"/>
-            <w:shd w:val="clear" w:color="auto" w:fill="FFFFFF"/>
-          </w:tcPr>
-          <w:p>
-            <w:r>
-              <w:rPr>
-                <w:sz w:val="17"/>
+            <w:shd w:val="clear" w:color="auto" w:fill="EAEAEA"/>
+            <w:tcBorders>
+              <w:top w:val="single" w:sz="12" w:color="FFFFFF"/>
+              <w:left w:val="single" w:sz="12" w:color="FFFFFF"/>
+              <w:bottom w:val="single" w:sz="12" w:color="FFFFFF"/>
+              <w:right w:val="single" w:sz="12" w:color="FFFFFF"/>
+            </w:tcBorders>
+            <w:vAlign w:val="center"/>
+            <w:tcMar>
+              <w:top w:w="40" w:type="dxa"/>
+              <w:left w:w="120" w:type="dxa"/>
+              <w:bottom w:w="40" w:type="dxa"/>
+              <w:right w:w="80" w:type="dxa"/>
+            </w:tcMar>
+          </w:tcPr>
+          <w:p>
+            <w:pPr>
+              <w:spacing w:before="0" w:after="0"/>
+              <w:jc w:val="center"/>
+            </w:pPr>
+            <w:r>
+              <w:rPr>
+                <w:sz w:val="16"/>
               </w:rPr>
               <w:t>pip install global</w:t>
             </w:r>
@@ -3232,12 +5626,29 @@
         <w:tc>
           <w:tcPr>
             <w:tcW w:type="dxa" w:w="2038"/>
-            <w:shd w:val="clear" w:color="auto" w:fill="FFFFFF"/>
-          </w:tcPr>
-          <w:p>
-            <w:r>
-              <w:rPr>
-                <w:sz w:val="17"/>
+            <w:shd w:val="clear" w:color="auto" w:fill="EAEAEA"/>
+            <w:tcBorders>
+              <w:top w:val="single" w:sz="12" w:color="FFFFFF"/>
+              <w:left w:val="single" w:sz="12" w:color="FFFFFF"/>
+              <w:bottom w:val="single" w:sz="12" w:color="FFFFFF"/>
+              <w:right w:val="single" w:sz="12" w:color="FFFFFF"/>
+            </w:tcBorders>
+            <w:vAlign w:val="center"/>
+            <w:tcMar>
+              <w:top w:w="40" w:type="dxa"/>
+              <w:left w:w="120" w:type="dxa"/>
+              <w:bottom w:w="40" w:type="dxa"/>
+              <w:right w:w="80" w:type="dxa"/>
+            </w:tcMar>
+          </w:tcPr>
+          <w:p>
+            <w:pPr>
+              <w:spacing w:before="0" w:after="0"/>
+              <w:jc w:val="center"/>
+            </w:pPr>
+            <w:r>
+              <w:rPr>
+                <w:sz w:val="16"/>
               </w:rPr>
               <w:t>Permitido</w:t>
             </w:r>
@@ -3246,12 +5657,29 @@
         <w:tc>
           <w:tcPr>
             <w:tcW w:type="dxa" w:w="2038"/>
-            <w:shd w:val="clear" w:color="auto" w:fill="FFFFFF"/>
-          </w:tcPr>
-          <w:p>
-            <w:r>
-              <w:rPr>
-                <w:sz w:val="17"/>
+            <w:shd w:val="clear" w:color="auto" w:fill="EAEAEA"/>
+            <w:tcBorders>
+              <w:top w:val="single" w:sz="12" w:color="FFFFFF"/>
+              <w:left w:val="single" w:sz="12" w:color="FFFFFF"/>
+              <w:bottom w:val="single" w:sz="12" w:color="FFFFFF"/>
+              <w:right w:val="single" w:sz="12" w:color="FFFFFF"/>
+            </w:tcBorders>
+            <w:vAlign w:val="center"/>
+            <w:tcMar>
+              <w:top w:w="40" w:type="dxa"/>
+              <w:left w:w="120" w:type="dxa"/>
+              <w:bottom w:w="40" w:type="dxa"/>
+              <w:right w:w="80" w:type="dxa"/>
+            </w:tcMar>
+          </w:tcPr>
+          <w:p>
+            <w:pPr>
+              <w:spacing w:before="0" w:after="0"/>
+              <w:jc w:val="center"/>
+            </w:pPr>
+            <w:r>
+              <w:rPr>
+                <w:sz w:val="16"/>
               </w:rPr>
               <w:t>Bloqueado en Ubuntu 24.04</w:t>
             </w:r>
@@ -3260,12 +5688,29 @@
         <w:tc>
           <w:tcPr>
             <w:tcW w:type="dxa" w:w="2038"/>
-            <w:shd w:val="clear" w:color="auto" w:fill="FFFFFF"/>
-          </w:tcPr>
-          <w:p>
-            <w:r>
-              <w:rPr>
-                <w:sz w:val="17"/>
+            <w:shd w:val="clear" w:color="auto" w:fill="EAEAEA"/>
+            <w:tcBorders>
+              <w:top w:val="single" w:sz="12" w:color="FFFFFF"/>
+              <w:left w:val="single" w:sz="12" w:color="FFFFFF"/>
+              <w:bottom w:val="single" w:sz="12" w:color="FFFFFF"/>
+              <w:right w:val="single" w:sz="12" w:color="FFFFFF"/>
+            </w:tcBorders>
+            <w:vAlign w:val="center"/>
+            <w:tcMar>
+              <w:top w:w="40" w:type="dxa"/>
+              <w:left w:w="120" w:type="dxa"/>
+              <w:bottom w:w="40" w:type="dxa"/>
+              <w:right w:w="80" w:type="dxa"/>
+            </w:tcMar>
+          </w:tcPr>
+          <w:p>
+            <w:pPr>
+              <w:spacing w:before="0" w:after="0"/>
+              <w:jc w:val="both"/>
+            </w:pPr>
+            <w:r>
+              <w:rPr>
+                <w:sz w:val="16"/>
               </w:rPr>
               <w:t>Requiere venv o --break-system-packages</w:t>
             </w:r>
@@ -3281,14 +5726,19 @@
     <w:p>
       <w:pPr>
         <w:pStyle w:val="Endure-ChapterBodyText"/>
+        <w:spacing w:before="100" w:after="100"/>
       </w:pPr>
       <w:r>
         <w:rPr>
           <w:b/>
+          <w:sz w:val="20"/>
         </w:rPr>
         <w:t>Lo que NO cambia:</w:t>
       </w:r>
       <w:r>
+        <w:rPr>
+          <w:sz w:val="20"/>
+        </w:rPr>
         <w:t xml:space="preserve"> NetworkManager, SSH, XRDP (mismo fix de pantalla negra), NoMachine, Docker, Ollama, GitHub SSH, tmux, aliases de bashrc.</w:t>
       </w:r>
     </w:p>
@@ -3297,8 +5747,12 @@
         <w:pStyle w:val="Endure-Subhead"/>
         <w:keepNext/>
         <w:spacing w:before="240" w:after="60"/>
+        <w:outlineLvl w:val="1"/>
       </w:pPr>
       <w:r>
+        <w:rPr>
+          <w:sz w:val="24"/>
+        </w:rPr>
         <w:t>0.4 Arquitectura del Sistema al Final de Este Libro</w:t>
       </w:r>
     </w:p>
@@ -3309,7 +5763,7 @@
       <w:r>
         <w:drawing>
           <wp:inline xmlns:a="http://schemas.openxmlformats.org/drawingml/2006/main" xmlns:pic="http://schemas.openxmlformats.org/drawingml/2006/picture">
-            <wp:extent cx="5029200" cy="3072406"/>
+            <wp:extent cx="5029200" cy="3484048"/>
             <wp:docPr id="1" name="Picture 1"/>
             <wp:cNvGraphicFramePr>
               <a:graphicFrameLocks noChangeAspect="1"/>
@@ -3330,7 +5784,7 @@
                   <pic:spPr>
                     <a:xfrm>
                       <a:off x="0" y="0"/>
-                      <a:ext cx="5029200" cy="3072406"/>
+                      <a:ext cx="5029200" cy="3484048"/>
                     </a:xfrm>
                     <a:prstGeom prst="rect"/>
                   </pic:spPr>
@@ -3350,6 +5804,7 @@
       <w:r>
         <w:rPr>
           <w:i/>
+          <w:sz w:val="16"/>
         </w:rPr>
         <w:t>Arquitectura del Sistema al Final del Libro</w:t>
       </w:r>
@@ -3357,8 +5812,12 @@
     <w:p>
       <w:pPr>
         <w:pStyle w:val="Endure-ChapterBodyText"/>
+        <w:spacing w:before="100" w:after="100"/>
       </w:pPr>
       <w:r>
+        <w:rPr>
+          <w:sz w:val="20"/>
+        </w:rPr>
         <w:t>Al completar todos los capítulos, su Jetson quedará configurado como se muestra a continuación. Tenga presente esta imagen al seguir el tutorial — cada parte construye un componente de este sistema final:</w:t>
       </w:r>
     </w:p>
@@ -3375,7 +5834,7 @@
         <w:tc>
           <w:tcPr>
             <w:tcW w:type="dxa" w:w="8152"/>
-            <w:shd w:val="clear" w:color="auto" w:fill="F2F2F2"/>
+            <w:shd w:val="clear" w:color="auto" w:fill="EAEAEA"/>
             <w:tcBorders>
               <w:left w:val="thick" w:sz="24" w:color="1A5A6A"/>
             </w:tcBorders>
@@ -3396,6 +5855,7 @@
             <w:r>
               <w:rPr>
                 <w:rFonts w:ascii="Courier New" w:hAnsi="Courier New"/>
+                <w:i/>
                 <w:color w:val="555555"/>
                 <w:sz w:val="16"/>
               </w:rPr>
@@ -3412,6 +5872,7 @@
             <w:r>
               <w:rPr>
                 <w:rFonts w:ascii="Courier New" w:hAnsi="Courier New"/>
+                <w:i/>
                 <w:color w:val="555555"/>
                 <w:sz w:val="16"/>
               </w:rPr>
@@ -3428,6 +5889,7 @@
             <w:r>
               <w:rPr>
                 <w:rFonts w:ascii="Courier New" w:hAnsi="Courier New"/>
+                <w:i/>
                 <w:color w:val="555555"/>
                 <w:sz w:val="16"/>
               </w:rPr>
@@ -3444,6 +5906,7 @@
             <w:r>
               <w:rPr>
                 <w:rFonts w:ascii="Courier New" w:hAnsi="Courier New"/>
+                <w:i/>
                 <w:color w:val="555555"/>
                 <w:sz w:val="16"/>
               </w:rPr>
@@ -3460,6 +5923,7 @@
             <w:r>
               <w:rPr>
                 <w:rFonts w:ascii="Courier New" w:hAnsi="Courier New"/>
+                <w:i/>
                 <w:color w:val="555555"/>
                 <w:sz w:val="16"/>
               </w:rPr>
@@ -3476,6 +5940,7 @@
             <w:r>
               <w:rPr>
                 <w:rFonts w:ascii="Courier New" w:hAnsi="Courier New"/>
+                <w:i/>
                 <w:color w:val="555555"/>
                 <w:sz w:val="16"/>
               </w:rPr>
@@ -3492,6 +5957,7 @@
             <w:r>
               <w:rPr>
                 <w:rFonts w:ascii="Courier New" w:hAnsi="Courier New"/>
+                <w:i/>
                 <w:color w:val="555555"/>
                 <w:sz w:val="16"/>
               </w:rPr>
@@ -3508,6 +5974,7 @@
             <w:r>
               <w:rPr>
                 <w:rFonts w:ascii="Courier New" w:hAnsi="Courier New"/>
+                <w:i/>
                 <w:color w:val="555555"/>
                 <w:sz w:val="16"/>
               </w:rPr>
@@ -3524,6 +5991,7 @@
             <w:r>
               <w:rPr>
                 <w:rFonts w:ascii="Courier New" w:hAnsi="Courier New"/>
+                <w:i/>
                 <w:color w:val="555555"/>
                 <w:sz w:val="16"/>
               </w:rPr>
@@ -3540,6 +6008,7 @@
             <w:r>
               <w:rPr>
                 <w:rFonts w:ascii="Courier New" w:hAnsi="Courier New"/>
+                <w:i/>
                 <w:color w:val="555555"/>
                 <w:sz w:val="16"/>
               </w:rPr>
@@ -3556,6 +6025,7 @@
             <w:r>
               <w:rPr>
                 <w:rFonts w:ascii="Courier New" w:hAnsi="Courier New"/>
+                <w:i/>
                 <w:color w:val="555555"/>
                 <w:sz w:val="16"/>
               </w:rPr>
@@ -3572,6 +6042,7 @@
             <w:r>
               <w:rPr>
                 <w:rFonts w:ascii="Courier New" w:hAnsi="Courier New"/>
+                <w:i/>
                 <w:color w:val="555555"/>
                 <w:sz w:val="16"/>
               </w:rPr>
@@ -3588,6 +6059,7 @@
             <w:r>
               <w:rPr>
                 <w:rFonts w:ascii="Courier New" w:hAnsi="Courier New"/>
+                <w:i/>
                 <w:color w:val="555555"/>
                 <w:sz w:val="16"/>
               </w:rPr>
@@ -3604,6 +6076,7 @@
             <w:r>
               <w:rPr>
                 <w:rFonts w:ascii="Courier New" w:hAnsi="Courier New"/>
+                <w:i/>
                 <w:color w:val="555555"/>
                 <w:sz w:val="16"/>
               </w:rPr>
@@ -3620,6 +6093,7 @@
             <w:r>
               <w:rPr>
                 <w:rFonts w:ascii="Courier New" w:hAnsi="Courier New"/>
+                <w:i/>
                 <w:color w:val="555555"/>
                 <w:sz w:val="16"/>
               </w:rPr>
@@ -3636,6 +6110,7 @@
             <w:r>
               <w:rPr>
                 <w:rFonts w:ascii="Courier New" w:hAnsi="Courier New"/>
+                <w:i/>
                 <w:color w:val="555555"/>
                 <w:sz w:val="16"/>
               </w:rPr>
@@ -3652,6 +6127,7 @@
             <w:r>
               <w:rPr>
                 <w:rFonts w:ascii="Courier New" w:hAnsi="Courier New"/>
+                <w:i/>
                 <w:color w:val="555555"/>
                 <w:sz w:val="16"/>
               </w:rPr>
@@ -3668,6 +6144,7 @@
             <w:r>
               <w:rPr>
                 <w:rFonts w:ascii="Courier New" w:hAnsi="Courier New"/>
+                <w:i/>
                 <w:color w:val="555555"/>
                 <w:sz w:val="16"/>
               </w:rPr>
@@ -3684,6 +6161,7 @@
             <w:r>
               <w:rPr>
                 <w:rFonts w:ascii="Courier New" w:hAnsi="Courier New"/>
+                <w:i/>
                 <w:color w:val="555555"/>
                 <w:sz w:val="16"/>
               </w:rPr>
@@ -3700,6 +6178,7 @@
             <w:r>
               <w:rPr>
                 <w:rFonts w:ascii="Courier New" w:hAnsi="Courier New"/>
+                <w:i/>
                 <w:color w:val="555555"/>
                 <w:sz w:val="16"/>
               </w:rPr>
@@ -3716,6 +6195,7 @@
             <w:r>
               <w:rPr>
                 <w:rFonts w:ascii="Courier New" w:hAnsi="Courier New"/>
+                <w:i/>
                 <w:color w:val="555555"/>
                 <w:sz w:val="16"/>
               </w:rPr>
@@ -3732,6 +6212,7 @@
             <w:r>
               <w:rPr>
                 <w:rFonts w:ascii="Courier New" w:hAnsi="Courier New"/>
+                <w:i/>
                 <w:color w:val="555555"/>
                 <w:sz w:val="16"/>
               </w:rPr>
@@ -3748,6 +6229,7 @@
             <w:r>
               <w:rPr>
                 <w:rFonts w:ascii="Courier New" w:hAnsi="Courier New"/>
+                <w:i/>
                 <w:color w:val="555555"/>
                 <w:sz w:val="16"/>
               </w:rPr>
@@ -3764,6 +6246,7 @@
             <w:r>
               <w:rPr>
                 <w:rFonts w:ascii="Courier New" w:hAnsi="Courier New"/>
+                <w:i/>
                 <w:color w:val="555555"/>
                 <w:sz w:val="16"/>
               </w:rPr>
@@ -3780,6 +6263,7 @@
             <w:r>
               <w:rPr>
                 <w:rFonts w:ascii="Courier New" w:hAnsi="Courier New"/>
+                <w:i/>
                 <w:color w:val="555555"/>
                 <w:sz w:val="16"/>
               </w:rPr>
@@ -3796,6 +6280,7 @@
             <w:r>
               <w:rPr>
                 <w:rFonts w:ascii="Courier New" w:hAnsi="Courier New"/>
+                <w:i/>
                 <w:color w:val="555555"/>
                 <w:sz w:val="16"/>
               </w:rPr>
@@ -3812,6 +6297,7 @@
             <w:r>
               <w:rPr>
                 <w:rFonts w:ascii="Courier New" w:hAnsi="Courier New"/>
+                <w:i/>
                 <w:color w:val="555555"/>
                 <w:sz w:val="16"/>
               </w:rPr>
@@ -3828,6 +6314,7 @@
             <w:r>
               <w:rPr>
                 <w:rFonts w:ascii="Courier New" w:hAnsi="Courier New"/>
+                <w:i/>
                 <w:color w:val="555555"/>
                 <w:sz w:val="16"/>
               </w:rPr>
@@ -3844,6 +6331,7 @@
             <w:r>
               <w:rPr>
                 <w:rFonts w:ascii="Courier New" w:hAnsi="Courier New"/>
+                <w:i/>
                 <w:color w:val="555555"/>
                 <w:sz w:val="16"/>
               </w:rPr>
@@ -3860,6 +6348,7 @@
             <w:r>
               <w:rPr>
                 <w:rFonts w:ascii="Courier New" w:hAnsi="Courier New"/>
+                <w:i/>
                 <w:color w:val="555555"/>
                 <w:sz w:val="16"/>
               </w:rPr>
@@ -3876,6 +6365,7 @@
             <w:r>
               <w:rPr>
                 <w:rFonts w:ascii="Courier New" w:hAnsi="Courier New"/>
+                <w:i/>
                 <w:color w:val="555555"/>
                 <w:sz w:val="16"/>
               </w:rPr>
@@ -3895,16 +6385,24 @@
         <w:pStyle w:val="Endure-Subhead"/>
         <w:keepNext/>
         <w:spacing w:before="240" w:after="60"/>
+        <w:outlineLvl w:val="1"/>
       </w:pPr>
       <w:r>
+        <w:rPr>
+          <w:sz w:val="24"/>
+        </w:rPr>
         <w:t>0.5 Material Necesario</w:t>
       </w:r>
     </w:p>
     <w:p>
       <w:pPr>
         <w:pStyle w:val="Endure-FirstParagraphBodyText"/>
+        <w:spacing w:before="100" w:after="100"/>
       </w:pPr>
       <w:r>
+        <w:rPr>
+          <w:sz w:val="20"/>
+        </w:rPr>
         <w:t>Antes de comenzar, asegúrese de tener lo siguiente:</w:t>
       </w:r>
     </w:p>
@@ -3913,10 +6411,11 @@
         <w:pStyle w:val="Endure-Subhead"/>
         <w:keepNext/>
         <w:spacing w:before="160" w:after="60"/>
+        <w:outlineLvl w:val="2"/>
       </w:pPr>
       <w:r>
         <w:rPr>
-          <w:sz w:val="18"/>
+          <w:sz w:val="22"/>
         </w:rPr>
         <w:t>Hardware imprescindible</w:t>
       </w:r>
@@ -3932,20 +6431,38 @@
         <w:gridCol w:w="4076"/>
       </w:tblGrid>
       <w:tr>
+        <w:trPr>
+          <w:trHeight w:val="453" w:hRule="atLeast"/>
+          <w:tblHeader/>
+        </w:trPr>
         <w:tc>
           <w:tcPr>
             <w:tcW w:type="dxa" w:w="4076"/>
             <w:shd w:val="clear" w:color="auto" w:fill="1A5A6A"/>
-          </w:tcPr>
-          <w:p>
-            <w:pPr>
+            <w:tcBorders>
+              <w:top w:val="single" w:sz="12" w:color="FFFFFF"/>
+              <w:left w:val="single" w:sz="12" w:color="FFFFFF"/>
+              <w:bottom w:val="single" w:sz="12" w:color="FFFFFF"/>
+              <w:right w:val="single" w:sz="12" w:color="FFFFFF"/>
+            </w:tcBorders>
+            <w:vAlign w:val="center"/>
+            <w:tcMar>
+              <w:top w:w="60" w:type="dxa"/>
+              <w:left w:w="120" w:type="dxa"/>
+              <w:bottom w:w="60" w:type="dxa"/>
+              <w:right w:w="80" w:type="dxa"/>
+            </w:tcMar>
+          </w:tcPr>
+          <w:p>
+            <w:pPr>
+              <w:spacing w:before="0" w:after="0"/>
               <w:jc w:val="center"/>
             </w:pPr>
             <w:r>
               <w:rPr>
                 <w:b/>
                 <w:color w:val="FFFFFF"/>
-                <w:sz w:val="17"/>
+                <w:sz w:val="16"/>
               </w:rPr>
               <w:t>Elemento</w:t>
             </w:r>
@@ -3955,16 +6472,30 @@
           <w:tcPr>
             <w:tcW w:type="dxa" w:w="4076"/>
             <w:shd w:val="clear" w:color="auto" w:fill="1A5A6A"/>
-          </w:tcPr>
-          <w:p>
-            <w:pPr>
+            <w:tcBorders>
+              <w:top w:val="single" w:sz="12" w:color="FFFFFF"/>
+              <w:left w:val="single" w:sz="12" w:color="FFFFFF"/>
+              <w:bottom w:val="single" w:sz="12" w:color="FFFFFF"/>
+              <w:right w:val="single" w:sz="12" w:color="FFFFFF"/>
+            </w:tcBorders>
+            <w:vAlign w:val="center"/>
+            <w:tcMar>
+              <w:top w:w="60" w:type="dxa"/>
+              <w:left w:w="120" w:type="dxa"/>
+              <w:bottom w:w="60" w:type="dxa"/>
+              <w:right w:w="80" w:type="dxa"/>
+            </w:tcMar>
+          </w:tcPr>
+          <w:p>
+            <w:pPr>
+              <w:spacing w:before="0" w:after="0"/>
               <w:jc w:val="center"/>
             </w:pPr>
             <w:r>
               <w:rPr>
                 <w:b/>
                 <w:color w:val="FFFFFF"/>
-                <w:sz w:val="17"/>
+                <w:sz w:val="16"/>
               </w:rPr>
               <w:t>Para qué se usa</w:t>
             </w:r>
@@ -3972,15 +6503,35 @@
         </w:tc>
       </w:tr>
       <w:tr>
-        <w:tc>
-          <w:tcPr>
-            <w:tcW w:type="dxa" w:w="4076"/>
-            <w:shd w:val="clear" w:color="auto" w:fill="F8F8F8"/>
-          </w:tcPr>
-          <w:p>
-            <w:r>
-              <w:rPr>
-                <w:sz w:val="17"/>
+        <w:trPr>
+          <w:trHeight w:val="283" w:hRule="atLeast"/>
+        </w:trPr>
+        <w:tc>
+          <w:tcPr>
+            <w:tcW w:type="dxa" w:w="4076"/>
+            <w:shd w:val="clear" w:color="auto" w:fill="EAEAEA"/>
+            <w:tcBorders>
+              <w:top w:val="single" w:sz="12" w:color="FFFFFF"/>
+              <w:left w:val="single" w:sz="12" w:color="FFFFFF"/>
+              <w:bottom w:val="single" w:sz="12" w:color="FFFFFF"/>
+              <w:right w:val="single" w:sz="12" w:color="FFFFFF"/>
+            </w:tcBorders>
+            <w:vAlign w:val="center"/>
+            <w:tcMar>
+              <w:top w:w="40" w:type="dxa"/>
+              <w:left w:w="120" w:type="dxa"/>
+              <w:bottom w:w="40" w:type="dxa"/>
+              <w:right w:w="80" w:type="dxa"/>
+            </w:tcMar>
+          </w:tcPr>
+          <w:p>
+            <w:pPr>
+              <w:spacing w:before="0" w:after="0"/>
+              <w:jc w:val="both"/>
+            </w:pPr>
+            <w:r>
+              <w:rPr>
+                <w:sz w:val="16"/>
               </w:rPr>
               <w:t>NVIDIA Jetson AGX Orin 64GB Developer Kit</w:t>
             </w:r>
@@ -3989,12 +6540,29 @@
         <w:tc>
           <w:tcPr>
             <w:tcW w:type="dxa" w:w="4076"/>
-            <w:shd w:val="clear" w:color="auto" w:fill="F8F8F8"/>
-          </w:tcPr>
-          <w:p>
-            <w:r>
-              <w:rPr>
-                <w:sz w:val="17"/>
+            <w:shd w:val="clear" w:color="auto" w:fill="EAEAEA"/>
+            <w:tcBorders>
+              <w:top w:val="single" w:sz="12" w:color="FFFFFF"/>
+              <w:left w:val="single" w:sz="12" w:color="FFFFFF"/>
+              <w:bottom w:val="single" w:sz="12" w:color="FFFFFF"/>
+              <w:right w:val="single" w:sz="12" w:color="FFFFFF"/>
+            </w:tcBorders>
+            <w:vAlign w:val="center"/>
+            <w:tcMar>
+              <w:top w:w="40" w:type="dxa"/>
+              <w:left w:w="120" w:type="dxa"/>
+              <w:bottom w:w="40" w:type="dxa"/>
+              <w:right w:w="80" w:type="dxa"/>
+            </w:tcMar>
+          </w:tcPr>
+          <w:p>
+            <w:pPr>
+              <w:spacing w:before="0" w:after="0"/>
+              <w:jc w:val="center"/>
+            </w:pPr>
+            <w:r>
+              <w:rPr>
+                <w:sz w:val="16"/>
               </w:rPr>
               <w:t>El dispositivo principal</w:t>
             </w:r>
@@ -4002,15 +6570,35 @@
         </w:tc>
       </w:tr>
       <w:tr>
-        <w:tc>
-          <w:tcPr>
-            <w:tcW w:type="dxa" w:w="4076"/>
-            <w:shd w:val="clear" w:color="auto" w:fill="FFFFFF"/>
-          </w:tcPr>
-          <w:p>
-            <w:r>
-              <w:rPr>
-                <w:sz w:val="17"/>
+        <w:trPr>
+          <w:trHeight w:val="283" w:hRule="atLeast"/>
+        </w:trPr>
+        <w:tc>
+          <w:tcPr>
+            <w:tcW w:type="dxa" w:w="4076"/>
+            <w:shd w:val="clear" w:color="auto" w:fill="EAEAEA"/>
+            <w:tcBorders>
+              <w:top w:val="single" w:sz="12" w:color="FFFFFF"/>
+              <w:left w:val="single" w:sz="12" w:color="FFFFFF"/>
+              <w:bottom w:val="single" w:sz="12" w:color="FFFFFF"/>
+              <w:right w:val="single" w:sz="12" w:color="FFFFFF"/>
+            </w:tcBorders>
+            <w:vAlign w:val="center"/>
+            <w:tcMar>
+              <w:top w:w="40" w:type="dxa"/>
+              <w:left w:w="120" w:type="dxa"/>
+              <w:bottom w:w="40" w:type="dxa"/>
+              <w:right w:w="80" w:type="dxa"/>
+            </w:tcMar>
+          </w:tcPr>
+          <w:p>
+            <w:pPr>
+              <w:spacing w:before="0" w:after="0"/>
+              <w:jc w:val="center"/>
+            </w:pPr>
+            <w:r>
+              <w:rPr>
+                <w:sz w:val="16"/>
               </w:rPr>
               <w:t>USB tipo A de mínimo 16 GB (vacío)</w:t>
             </w:r>
@@ -4019,12 +6607,29 @@
         <w:tc>
           <w:tcPr>
             <w:tcW w:type="dxa" w:w="4076"/>
-            <w:shd w:val="clear" w:color="auto" w:fill="FFFFFF"/>
-          </w:tcPr>
-          <w:p>
-            <w:r>
-              <w:rPr>
-                <w:sz w:val="17"/>
+            <w:shd w:val="clear" w:color="auto" w:fill="EAEAEA"/>
+            <w:tcBorders>
+              <w:top w:val="single" w:sz="12" w:color="FFFFFF"/>
+              <w:left w:val="single" w:sz="12" w:color="FFFFFF"/>
+              <w:bottom w:val="single" w:sz="12" w:color="FFFFFF"/>
+              <w:right w:val="single" w:sz="12" w:color="FFFFFF"/>
+            </w:tcBorders>
+            <w:vAlign w:val="center"/>
+            <w:tcMar>
+              <w:top w:w="40" w:type="dxa"/>
+              <w:left w:w="120" w:type="dxa"/>
+              <w:bottom w:w="40" w:type="dxa"/>
+              <w:right w:w="80" w:type="dxa"/>
+            </w:tcMar>
+          </w:tcPr>
+          <w:p>
+            <w:pPr>
+              <w:spacing w:before="0" w:after="0"/>
+              <w:jc w:val="both"/>
+            </w:pPr>
+            <w:r>
+              <w:rPr>
+                <w:sz w:val="16"/>
               </w:rPr>
               <w:t>Crear el USB booteable con la ISO de JetPack 7.2</w:t>
             </w:r>
@@ -4032,15 +6637,35 @@
         </w:tc>
       </w:tr>
       <w:tr>
-        <w:tc>
-          <w:tcPr>
-            <w:tcW w:type="dxa" w:w="4076"/>
-            <w:shd w:val="clear" w:color="auto" w:fill="F8F8F8"/>
-          </w:tcPr>
-          <w:p>
-            <w:r>
-              <w:rPr>
-                <w:sz w:val="17"/>
+        <w:trPr>
+          <w:trHeight w:val="283" w:hRule="atLeast"/>
+        </w:trPr>
+        <w:tc>
+          <w:tcPr>
+            <w:tcW w:type="dxa" w:w="4076"/>
+            <w:shd w:val="clear" w:color="auto" w:fill="EAEAEA"/>
+            <w:tcBorders>
+              <w:top w:val="single" w:sz="12" w:color="FFFFFF"/>
+              <w:left w:val="single" w:sz="12" w:color="FFFFFF"/>
+              <w:bottom w:val="single" w:sz="12" w:color="FFFFFF"/>
+              <w:right w:val="single" w:sz="12" w:color="FFFFFF"/>
+            </w:tcBorders>
+            <w:vAlign w:val="center"/>
+            <w:tcMar>
+              <w:top w:w="40" w:type="dxa"/>
+              <w:left w:w="120" w:type="dxa"/>
+              <w:bottom w:w="40" w:type="dxa"/>
+              <w:right w:w="80" w:type="dxa"/>
+            </w:tcMar>
+          </w:tcPr>
+          <w:p>
+            <w:pPr>
+              <w:spacing w:before="0" w:after="0"/>
+              <w:jc w:val="center"/>
+            </w:pPr>
+            <w:r>
+              <w:rPr>
+                <w:sz w:val="16"/>
               </w:rPr>
               <w:t>Cable Ethernet + switch o router</w:t>
             </w:r>
@@ -4049,12 +6674,29 @@
         <w:tc>
           <w:tcPr>
             <w:tcW w:type="dxa" w:w="4076"/>
-            <w:shd w:val="clear" w:color="auto" w:fill="F8F8F8"/>
-          </w:tcPr>
-          <w:p>
-            <w:r>
-              <w:rPr>
-                <w:sz w:val="17"/>
+            <w:shd w:val="clear" w:color="auto" w:fill="EAEAEA"/>
+            <w:tcBorders>
+              <w:top w:val="single" w:sz="12" w:color="FFFFFF"/>
+              <w:left w:val="single" w:sz="12" w:color="FFFFFF"/>
+              <w:bottom w:val="single" w:sz="12" w:color="FFFFFF"/>
+              <w:right w:val="single" w:sz="12" w:color="FFFFFF"/>
+            </w:tcBorders>
+            <w:vAlign w:val="center"/>
+            <w:tcMar>
+              <w:top w:w="40" w:type="dxa"/>
+              <w:left w:w="120" w:type="dxa"/>
+              <w:bottom w:w="40" w:type="dxa"/>
+              <w:right w:w="80" w:type="dxa"/>
+            </w:tcMar>
+          </w:tcPr>
+          <w:p>
+            <w:pPr>
+              <w:spacing w:before="0" w:after="0"/>
+              <w:jc w:val="both"/>
+            </w:pPr>
+            <w:r>
+              <w:rPr>
+                <w:sz w:val="16"/>
               </w:rPr>
               <w:t>Conectar el Jetson a la red local (más estable que WiFi)</w:t>
             </w:r>
@@ -4062,15 +6704,35 @@
         </w:tc>
       </w:tr>
       <w:tr>
-        <w:tc>
-          <w:tcPr>
-            <w:tcW w:type="dxa" w:w="4076"/>
-            <w:shd w:val="clear" w:color="auto" w:fill="FFFFFF"/>
-          </w:tcPr>
-          <w:p>
-            <w:r>
-              <w:rPr>
-                <w:sz w:val="17"/>
+        <w:trPr>
+          <w:trHeight w:val="283" w:hRule="atLeast"/>
+        </w:trPr>
+        <w:tc>
+          <w:tcPr>
+            <w:tcW w:type="dxa" w:w="4076"/>
+            <w:shd w:val="clear" w:color="auto" w:fill="EAEAEA"/>
+            <w:tcBorders>
+              <w:top w:val="single" w:sz="12" w:color="FFFFFF"/>
+              <w:left w:val="single" w:sz="12" w:color="FFFFFF"/>
+              <w:bottom w:val="single" w:sz="12" w:color="FFFFFF"/>
+              <w:right w:val="single" w:sz="12" w:color="FFFFFF"/>
+            </w:tcBorders>
+            <w:vAlign w:val="center"/>
+            <w:tcMar>
+              <w:top w:w="40" w:type="dxa"/>
+              <w:left w:w="120" w:type="dxa"/>
+              <w:bottom w:w="40" w:type="dxa"/>
+              <w:right w:w="80" w:type="dxa"/>
+            </w:tcMar>
+          </w:tcPr>
+          <w:p>
+            <w:pPr>
+              <w:spacing w:before="0" w:after="0"/>
+              <w:jc w:val="center"/>
+            </w:pPr>
+            <w:r>
+              <w:rPr>
+                <w:sz w:val="16"/>
               </w:rPr>
               <w:t>Monitor + teclado + mouse</w:t>
             </w:r>
@@ -4079,12 +6741,29 @@
         <w:tc>
           <w:tcPr>
             <w:tcW w:type="dxa" w:w="4076"/>
-            <w:shd w:val="clear" w:color="auto" w:fill="FFFFFF"/>
-          </w:tcPr>
-          <w:p>
-            <w:r>
-              <w:rPr>
-                <w:sz w:val="17"/>
+            <w:shd w:val="clear" w:color="auto" w:fill="EAEAEA"/>
+            <w:tcBorders>
+              <w:top w:val="single" w:sz="12" w:color="FFFFFF"/>
+              <w:left w:val="single" w:sz="12" w:color="FFFFFF"/>
+              <w:bottom w:val="single" w:sz="12" w:color="FFFFFF"/>
+              <w:right w:val="single" w:sz="12" w:color="FFFFFF"/>
+            </w:tcBorders>
+            <w:vAlign w:val="center"/>
+            <w:tcMar>
+              <w:top w:w="40" w:type="dxa"/>
+              <w:left w:w="120" w:type="dxa"/>
+              <w:bottom w:w="40" w:type="dxa"/>
+              <w:right w:w="80" w:type="dxa"/>
+            </w:tcMar>
+          </w:tcPr>
+          <w:p>
+            <w:pPr>
+              <w:spacing w:before="0" w:after="0"/>
+              <w:jc w:val="both"/>
+            </w:pPr>
+            <w:r>
+              <w:rPr>
+                <w:sz w:val="16"/>
               </w:rPr>
               <w:t>Solo para el primer boot (wizard OEM). Después es todo headless.</w:t>
             </w:r>
@@ -4092,15 +6771,35 @@
         </w:tc>
       </w:tr>
       <w:tr>
-        <w:tc>
-          <w:tcPr>
-            <w:tcW w:type="dxa" w:w="4076"/>
-            <w:shd w:val="clear" w:color="auto" w:fill="F8F8F8"/>
-          </w:tcPr>
-          <w:p>
-            <w:r>
-              <w:rPr>
-                <w:sz w:val="17"/>
+        <w:trPr>
+          <w:trHeight w:val="283" w:hRule="atLeast"/>
+        </w:trPr>
+        <w:tc>
+          <w:tcPr>
+            <w:tcW w:type="dxa" w:w="4076"/>
+            <w:shd w:val="clear" w:color="auto" w:fill="EAEAEA"/>
+            <w:tcBorders>
+              <w:top w:val="single" w:sz="12" w:color="FFFFFF"/>
+              <w:left w:val="single" w:sz="12" w:color="FFFFFF"/>
+              <w:bottom w:val="single" w:sz="12" w:color="FFFFFF"/>
+              <w:right w:val="single" w:sz="12" w:color="FFFFFF"/>
+            </w:tcBorders>
+            <w:vAlign w:val="center"/>
+            <w:tcMar>
+              <w:top w:w="40" w:type="dxa"/>
+              <w:left w:w="120" w:type="dxa"/>
+              <w:bottom w:w="40" w:type="dxa"/>
+              <w:right w:w="80" w:type="dxa"/>
+            </w:tcMar>
+          </w:tcPr>
+          <w:p>
+            <w:pPr>
+              <w:spacing w:before="0" w:after="0"/>
+              <w:jc w:val="center"/>
+            </w:pPr>
+            <w:r>
+              <w:rPr>
+                <w:sz w:val="16"/>
               </w:rPr>
               <w:t>PC Windows 10/11</w:t>
             </w:r>
@@ -4109,12 +6808,29 @@
         <w:tc>
           <w:tcPr>
             <w:tcW w:type="dxa" w:w="4076"/>
-            <w:shd w:val="clear" w:color="auto" w:fill="F8F8F8"/>
-          </w:tcPr>
-          <w:p>
-            <w:r>
-              <w:rPr>
-                <w:sz w:val="17"/>
+            <w:shd w:val="clear" w:color="auto" w:fill="EAEAEA"/>
+            <w:tcBorders>
+              <w:top w:val="single" w:sz="12" w:color="FFFFFF"/>
+              <w:left w:val="single" w:sz="12" w:color="FFFFFF"/>
+              <w:bottom w:val="single" w:sz="12" w:color="FFFFFF"/>
+              <w:right w:val="single" w:sz="12" w:color="FFFFFF"/>
+            </w:tcBorders>
+            <w:vAlign w:val="center"/>
+            <w:tcMar>
+              <w:top w:w="40" w:type="dxa"/>
+              <w:left w:w="120" w:type="dxa"/>
+              <w:bottom w:w="40" w:type="dxa"/>
+              <w:right w:w="80" w:type="dxa"/>
+            </w:tcMar>
+          </w:tcPr>
+          <w:p>
+            <w:pPr>
+              <w:spacing w:before="0" w:after="0"/>
+              <w:jc w:val="both"/>
+            </w:pPr>
+            <w:r>
+              <w:rPr>
+                <w:sz w:val="16"/>
               </w:rPr>
               <w:t>Host de trabajo desde donde operará el Jetson por SSH</w:t>
             </w:r>
@@ -4132,10 +6848,11 @@
         <w:pStyle w:val="Endure-Subhead"/>
         <w:keepNext/>
         <w:spacing w:before="160" w:after="60"/>
+        <w:outlineLvl w:val="2"/>
       </w:pPr>
       <w:r>
         <w:rPr>
-          <w:sz w:val="18"/>
+          <w:sz w:val="22"/>
         </w:rPr>
         <w:t>Software en Windows (antes de comenzar)</w:t>
       </w:r>
@@ -4151,20 +6868,38 @@
         <w:gridCol w:w="4076"/>
       </w:tblGrid>
       <w:tr>
+        <w:trPr>
+          <w:trHeight w:val="453" w:hRule="atLeast"/>
+          <w:tblHeader/>
+        </w:trPr>
         <w:tc>
           <w:tcPr>
             <w:tcW w:type="dxa" w:w="4076"/>
             <w:shd w:val="clear" w:color="auto" w:fill="1A5A6A"/>
-          </w:tcPr>
-          <w:p>
-            <w:pPr>
+            <w:tcBorders>
+              <w:top w:val="single" w:sz="12" w:color="FFFFFF"/>
+              <w:left w:val="single" w:sz="12" w:color="FFFFFF"/>
+              <w:bottom w:val="single" w:sz="12" w:color="FFFFFF"/>
+              <w:right w:val="single" w:sz="12" w:color="FFFFFF"/>
+            </w:tcBorders>
+            <w:vAlign w:val="center"/>
+            <w:tcMar>
+              <w:top w:w="60" w:type="dxa"/>
+              <w:left w:w="120" w:type="dxa"/>
+              <w:bottom w:w="60" w:type="dxa"/>
+              <w:right w:w="80" w:type="dxa"/>
+            </w:tcMar>
+          </w:tcPr>
+          <w:p>
+            <w:pPr>
+              <w:spacing w:before="0" w:after="0"/>
               <w:jc w:val="center"/>
             </w:pPr>
             <w:r>
               <w:rPr>
                 <w:b/>
                 <w:color w:val="FFFFFF"/>
-                <w:sz w:val="17"/>
+                <w:sz w:val="16"/>
               </w:rPr>
               <w:t>Software</w:t>
             </w:r>
@@ -4174,16 +6909,30 @@
           <w:tcPr>
             <w:tcW w:type="dxa" w:w="4076"/>
             <w:shd w:val="clear" w:color="auto" w:fill="1A5A6A"/>
-          </w:tcPr>
-          <w:p>
-            <w:pPr>
+            <w:tcBorders>
+              <w:top w:val="single" w:sz="12" w:color="FFFFFF"/>
+              <w:left w:val="single" w:sz="12" w:color="FFFFFF"/>
+              <w:bottom w:val="single" w:sz="12" w:color="FFFFFF"/>
+              <w:right w:val="single" w:sz="12" w:color="FFFFFF"/>
+            </w:tcBorders>
+            <w:vAlign w:val="center"/>
+            <w:tcMar>
+              <w:top w:w="60" w:type="dxa"/>
+              <w:left w:w="120" w:type="dxa"/>
+              <w:bottom w:w="60" w:type="dxa"/>
+              <w:right w:w="80" w:type="dxa"/>
+            </w:tcMar>
+          </w:tcPr>
+          <w:p>
+            <w:pPr>
+              <w:spacing w:before="0" w:after="0"/>
               <w:jc w:val="center"/>
             </w:pPr>
             <w:r>
               <w:rPr>
                 <w:b/>
                 <w:color w:val="FFFFFF"/>
-                <w:sz w:val="17"/>
+                <w:sz w:val="16"/>
               </w:rPr>
               <w:t>Dónde obtenerlo</w:t>
             </w:r>
@@ -4191,15 +6940,35 @@
         </w:tc>
       </w:tr>
       <w:tr>
-        <w:tc>
-          <w:tcPr>
-            <w:tcW w:type="dxa" w:w="4076"/>
-            <w:shd w:val="clear" w:color="auto" w:fill="F8F8F8"/>
-          </w:tcPr>
-          <w:p>
-            <w:r>
-              <w:rPr>
-                <w:sz w:val="17"/>
+        <w:trPr>
+          <w:trHeight w:val="283" w:hRule="atLeast"/>
+        </w:trPr>
+        <w:tc>
+          <w:tcPr>
+            <w:tcW w:type="dxa" w:w="4076"/>
+            <w:shd w:val="clear" w:color="auto" w:fill="EAEAEA"/>
+            <w:tcBorders>
+              <w:top w:val="single" w:sz="12" w:color="FFFFFF"/>
+              <w:left w:val="single" w:sz="12" w:color="FFFFFF"/>
+              <w:bottom w:val="single" w:sz="12" w:color="FFFFFF"/>
+              <w:right w:val="single" w:sz="12" w:color="FFFFFF"/>
+            </w:tcBorders>
+            <w:vAlign w:val="center"/>
+            <w:tcMar>
+              <w:top w:w="40" w:type="dxa"/>
+              <w:left w:w="120" w:type="dxa"/>
+              <w:bottom w:w="40" w:type="dxa"/>
+              <w:right w:w="80" w:type="dxa"/>
+            </w:tcMar>
+          </w:tcPr>
+          <w:p>
+            <w:pPr>
+              <w:spacing w:before="0" w:after="0"/>
+              <w:jc w:val="both"/>
+            </w:pPr>
+            <w:r>
+              <w:rPr>
+                <w:sz w:val="16"/>
               </w:rPr>
               <w:t>Rufus (para crear el USB booteable)</w:t>
             </w:r>
@@ -4208,12 +6977,29 @@
         <w:tc>
           <w:tcPr>
             <w:tcW w:type="dxa" w:w="4076"/>
-            <w:shd w:val="clear" w:color="auto" w:fill="F8F8F8"/>
-          </w:tcPr>
-          <w:p>
-            <w:r>
-              <w:rPr>
-                <w:sz w:val="17"/>
+            <w:shd w:val="clear" w:color="auto" w:fill="EAEAEA"/>
+            <w:tcBorders>
+              <w:top w:val="single" w:sz="12" w:color="FFFFFF"/>
+              <w:left w:val="single" w:sz="12" w:color="FFFFFF"/>
+              <w:bottom w:val="single" w:sz="12" w:color="FFFFFF"/>
+              <w:right w:val="single" w:sz="12" w:color="FFFFFF"/>
+            </w:tcBorders>
+            <w:vAlign w:val="center"/>
+            <w:tcMar>
+              <w:top w:w="40" w:type="dxa"/>
+              <w:left w:w="120" w:type="dxa"/>
+              <w:bottom w:w="40" w:type="dxa"/>
+              <w:right w:w="80" w:type="dxa"/>
+            </w:tcMar>
+          </w:tcPr>
+          <w:p>
+            <w:pPr>
+              <w:spacing w:before="0" w:after="0"/>
+              <w:jc w:val="center"/>
+            </w:pPr>
+            <w:r>
+              <w:rPr>
+                <w:sz w:val="16"/>
               </w:rPr>
               <w:t>rufus.ie</w:t>
             </w:r>
@@ -4221,15 +7007,35 @@
         </w:tc>
       </w:tr>
       <w:tr>
-        <w:tc>
-          <w:tcPr>
-            <w:tcW w:type="dxa" w:w="4076"/>
-            <w:shd w:val="clear" w:color="auto" w:fill="FFFFFF"/>
-          </w:tcPr>
-          <w:p>
-            <w:r>
-              <w:rPr>
-                <w:sz w:val="17"/>
+        <w:trPr>
+          <w:trHeight w:val="283" w:hRule="atLeast"/>
+        </w:trPr>
+        <w:tc>
+          <w:tcPr>
+            <w:tcW w:type="dxa" w:w="4076"/>
+            <w:shd w:val="clear" w:color="auto" w:fill="EAEAEA"/>
+            <w:tcBorders>
+              <w:top w:val="single" w:sz="12" w:color="FFFFFF"/>
+              <w:left w:val="single" w:sz="12" w:color="FFFFFF"/>
+              <w:bottom w:val="single" w:sz="12" w:color="FFFFFF"/>
+              <w:right w:val="single" w:sz="12" w:color="FFFFFF"/>
+            </w:tcBorders>
+            <w:vAlign w:val="center"/>
+            <w:tcMar>
+              <w:top w:w="40" w:type="dxa"/>
+              <w:left w:w="120" w:type="dxa"/>
+              <w:bottom w:w="40" w:type="dxa"/>
+              <w:right w:w="80" w:type="dxa"/>
+            </w:tcMar>
+          </w:tcPr>
+          <w:p>
+            <w:pPr>
+              <w:spacing w:before="0" w:after="0"/>
+              <w:jc w:val="both"/>
+            </w:pPr>
+            <w:r>
+              <w:rPr>
+                <w:sz w:val="16"/>
               </w:rPr>
               <w:t>SSH client (incluido en Windows 10+)</w:t>
             </w:r>
@@ -4238,12 +7044,29 @@
         <w:tc>
           <w:tcPr>
             <w:tcW w:type="dxa" w:w="4076"/>
-            <w:shd w:val="clear" w:color="auto" w:fill="FFFFFF"/>
-          </w:tcPr>
-          <w:p>
-            <w:r>
-              <w:rPr>
-                <w:sz w:val="17"/>
+            <w:shd w:val="clear" w:color="auto" w:fill="EAEAEA"/>
+            <w:tcBorders>
+              <w:top w:val="single" w:sz="12" w:color="FFFFFF"/>
+              <w:left w:val="single" w:sz="12" w:color="FFFFFF"/>
+              <w:bottom w:val="single" w:sz="12" w:color="FFFFFF"/>
+              <w:right w:val="single" w:sz="12" w:color="FFFFFF"/>
+            </w:tcBorders>
+            <w:vAlign w:val="center"/>
+            <w:tcMar>
+              <w:top w:w="40" w:type="dxa"/>
+              <w:left w:w="120" w:type="dxa"/>
+              <w:bottom w:w="40" w:type="dxa"/>
+              <w:right w:w="80" w:type="dxa"/>
+            </w:tcMar>
+          </w:tcPr>
+          <w:p>
+            <w:pPr>
+              <w:spacing w:before="0" w:after="0"/>
+              <w:jc w:val="both"/>
+            </w:pPr>
+            <w:r>
+              <w:rPr>
+                <w:sz w:val="16"/>
               </w:rPr>
               <w:t>Ya instalado — abra PowerShell y ejecute ssh</w:t>
             </w:r>
@@ -4251,15 +7074,35 @@
         </w:tc>
       </w:tr>
       <w:tr>
-        <w:tc>
-          <w:tcPr>
-            <w:tcW w:type="dxa" w:w="4076"/>
-            <w:shd w:val="clear" w:color="auto" w:fill="F8F8F8"/>
-          </w:tcPr>
-          <w:p>
-            <w:r>
-              <w:rPr>
-                <w:sz w:val="17"/>
+        <w:trPr>
+          <w:trHeight w:val="283" w:hRule="atLeast"/>
+        </w:trPr>
+        <w:tc>
+          <w:tcPr>
+            <w:tcW w:type="dxa" w:w="4076"/>
+            <w:shd w:val="clear" w:color="auto" w:fill="EAEAEA"/>
+            <w:tcBorders>
+              <w:top w:val="single" w:sz="12" w:color="FFFFFF"/>
+              <w:left w:val="single" w:sz="12" w:color="FFFFFF"/>
+              <w:bottom w:val="single" w:sz="12" w:color="FFFFFF"/>
+              <w:right w:val="single" w:sz="12" w:color="FFFFFF"/>
+            </w:tcBorders>
+            <w:vAlign w:val="center"/>
+            <w:tcMar>
+              <w:top w:w="40" w:type="dxa"/>
+              <w:left w:w="120" w:type="dxa"/>
+              <w:bottom w:w="40" w:type="dxa"/>
+              <w:right w:w="80" w:type="dxa"/>
+            </w:tcMar>
+          </w:tcPr>
+          <w:p>
+            <w:pPr>
+              <w:spacing w:before="0" w:after="0"/>
+              <w:jc w:val="center"/>
+            </w:pPr>
+            <w:r>
+              <w:rPr>
+                <w:sz w:val="16"/>
               </w:rPr>
               <w:t>NoMachine Client</w:t>
             </w:r>
@@ -4268,12 +7111,29 @@
         <w:tc>
           <w:tcPr>
             <w:tcW w:type="dxa" w:w="4076"/>
-            <w:shd w:val="clear" w:color="auto" w:fill="F8F8F8"/>
-          </w:tcPr>
-          <w:p>
-            <w:r>
-              <w:rPr>
-                <w:sz w:val="17"/>
+            <w:shd w:val="clear" w:color="auto" w:fill="EAEAEA"/>
+            <w:tcBorders>
+              <w:top w:val="single" w:sz="12" w:color="FFFFFF"/>
+              <w:left w:val="single" w:sz="12" w:color="FFFFFF"/>
+              <w:bottom w:val="single" w:sz="12" w:color="FFFFFF"/>
+              <w:right w:val="single" w:sz="12" w:color="FFFFFF"/>
+            </w:tcBorders>
+            <w:vAlign w:val="center"/>
+            <w:tcMar>
+              <w:top w:w="40" w:type="dxa"/>
+              <w:left w:w="120" w:type="dxa"/>
+              <w:bottom w:w="40" w:type="dxa"/>
+              <w:right w:w="80" w:type="dxa"/>
+            </w:tcMar>
+          </w:tcPr>
+          <w:p>
+            <w:pPr>
+              <w:spacing w:before="0" w:after="0"/>
+              <w:jc w:val="center"/>
+            </w:pPr>
+            <w:r>
+              <w:rPr>
+                <w:sz w:val="16"/>
               </w:rPr>
               <w:t>nomachine.com/download</w:t>
             </w:r>
@@ -4281,15 +7141,35 @@
         </w:tc>
       </w:tr>
       <w:tr>
-        <w:tc>
-          <w:tcPr>
-            <w:tcW w:type="dxa" w:w="4076"/>
-            <w:shd w:val="clear" w:color="auto" w:fill="FFFFFF"/>
-          </w:tcPr>
-          <w:p>
-            <w:r>
-              <w:rPr>
-                <w:sz w:val="17"/>
+        <w:trPr>
+          <w:trHeight w:val="283" w:hRule="atLeast"/>
+        </w:trPr>
+        <w:tc>
+          <w:tcPr>
+            <w:tcW w:type="dxa" w:w="4076"/>
+            <w:shd w:val="clear" w:color="auto" w:fill="EAEAEA"/>
+            <w:tcBorders>
+              <w:top w:val="single" w:sz="12" w:color="FFFFFF"/>
+              <w:left w:val="single" w:sz="12" w:color="FFFFFF"/>
+              <w:bottom w:val="single" w:sz="12" w:color="FFFFFF"/>
+              <w:right w:val="single" w:sz="12" w:color="FFFFFF"/>
+            </w:tcBorders>
+            <w:vAlign w:val="center"/>
+            <w:tcMar>
+              <w:top w:w="40" w:type="dxa"/>
+              <w:left w:w="120" w:type="dxa"/>
+              <w:bottom w:w="40" w:type="dxa"/>
+              <w:right w:w="80" w:type="dxa"/>
+            </w:tcMar>
+          </w:tcPr>
+          <w:p>
+            <w:pPr>
+              <w:spacing w:before="0" w:after="0"/>
+              <w:jc w:val="both"/>
+            </w:pPr>
+            <w:r>
+              <w:rPr>
+                <w:sz w:val="16"/>
               </w:rPr>
               <w:t>Terminal de Windows o PowerShell 7+</w:t>
             </w:r>
@@ -4298,12 +7178,29 @@
         <w:tc>
           <w:tcPr>
             <w:tcW w:type="dxa" w:w="4076"/>
-            <w:shd w:val="clear" w:color="auto" w:fill="FFFFFF"/>
-          </w:tcPr>
-          <w:p>
-            <w:r>
-              <w:rPr>
-                <w:sz w:val="17"/>
+            <w:shd w:val="clear" w:color="auto" w:fill="EAEAEA"/>
+            <w:tcBorders>
+              <w:top w:val="single" w:sz="12" w:color="FFFFFF"/>
+              <w:left w:val="single" w:sz="12" w:color="FFFFFF"/>
+              <w:bottom w:val="single" w:sz="12" w:color="FFFFFF"/>
+              <w:right w:val="single" w:sz="12" w:color="FFFFFF"/>
+            </w:tcBorders>
+            <w:vAlign w:val="center"/>
+            <w:tcMar>
+              <w:top w:w="40" w:type="dxa"/>
+              <w:left w:w="120" w:type="dxa"/>
+              <w:bottom w:w="40" w:type="dxa"/>
+              <w:right w:w="80" w:type="dxa"/>
+            </w:tcMar>
+          </w:tcPr>
+          <w:p>
+            <w:pPr>
+              <w:spacing w:before="0" w:after="0"/>
+              <w:jc w:val="center"/>
+            </w:pPr>
+            <w:r>
+              <w:rPr>
+                <w:sz w:val="16"/>
               </w:rPr>
               <w:t>Incluido en Windows 10/11</w:t>
             </w:r>
@@ -4321,10 +7218,11 @@
         <w:pStyle w:val="Endure-Subhead"/>
         <w:keepNext/>
         <w:spacing w:before="160" w:after="60"/>
+        <w:outlineLvl w:val="2"/>
       </w:pPr>
       <w:r>
         <w:rPr>
-          <w:sz w:val="18"/>
+          <w:sz w:val="22"/>
         </w:rPr>
         <w:t>Credenciales en línea (opcionales, para capítulos avanzados)</w:t>
       </w:r>
@@ -4340,20 +7238,38 @@
         <w:gridCol w:w="4076"/>
       </w:tblGrid>
       <w:tr>
+        <w:trPr>
+          <w:trHeight w:val="453" w:hRule="atLeast"/>
+          <w:tblHeader/>
+        </w:trPr>
         <w:tc>
           <w:tcPr>
             <w:tcW w:type="dxa" w:w="4076"/>
             <w:shd w:val="clear" w:color="auto" w:fill="1A5A6A"/>
-          </w:tcPr>
-          <w:p>
-            <w:pPr>
+            <w:tcBorders>
+              <w:top w:val="single" w:sz="12" w:color="FFFFFF"/>
+              <w:left w:val="single" w:sz="12" w:color="FFFFFF"/>
+              <w:bottom w:val="single" w:sz="12" w:color="FFFFFF"/>
+              <w:right w:val="single" w:sz="12" w:color="FFFFFF"/>
+            </w:tcBorders>
+            <w:vAlign w:val="center"/>
+            <w:tcMar>
+              <w:top w:w="60" w:type="dxa"/>
+              <w:left w:w="120" w:type="dxa"/>
+              <w:bottom w:w="60" w:type="dxa"/>
+              <w:right w:w="80" w:type="dxa"/>
+            </w:tcMar>
+          </w:tcPr>
+          <w:p>
+            <w:pPr>
+              <w:spacing w:before="0" w:after="0"/>
               <w:jc w:val="center"/>
             </w:pPr>
             <w:r>
               <w:rPr>
                 <w:b/>
                 <w:color w:val="FFFFFF"/>
-                <w:sz w:val="17"/>
+                <w:sz w:val="16"/>
               </w:rPr>
               <w:t>Servicio</w:t>
             </w:r>
@@ -4363,16 +7279,30 @@
           <w:tcPr>
             <w:tcW w:type="dxa" w:w="4076"/>
             <w:shd w:val="clear" w:color="auto" w:fill="1A5A6A"/>
-          </w:tcPr>
-          <w:p>
-            <w:pPr>
+            <w:tcBorders>
+              <w:top w:val="single" w:sz="12" w:color="FFFFFF"/>
+              <w:left w:val="single" w:sz="12" w:color="FFFFFF"/>
+              <w:bottom w:val="single" w:sz="12" w:color="FFFFFF"/>
+              <w:right w:val="single" w:sz="12" w:color="FFFFFF"/>
+            </w:tcBorders>
+            <w:vAlign w:val="center"/>
+            <w:tcMar>
+              <w:top w:w="60" w:type="dxa"/>
+              <w:left w:w="120" w:type="dxa"/>
+              <w:bottom w:w="60" w:type="dxa"/>
+              <w:right w:w="80" w:type="dxa"/>
+            </w:tcMar>
+          </w:tcPr>
+          <w:p>
+            <w:pPr>
+              <w:spacing w:before="0" w:after="0"/>
               <w:jc w:val="center"/>
             </w:pPr>
             <w:r>
               <w:rPr>
                 <w:b/>
                 <w:color w:val="FFFFFF"/>
-                <w:sz w:val="17"/>
+                <w:sz w:val="16"/>
               </w:rPr>
               <w:t>Para qué</w:t>
             </w:r>
@@ -4380,15 +7310,35 @@
         </w:tc>
       </w:tr>
       <w:tr>
-        <w:tc>
-          <w:tcPr>
-            <w:tcW w:type="dxa" w:w="4076"/>
-            <w:shd w:val="clear" w:color="auto" w:fill="F8F8F8"/>
-          </w:tcPr>
-          <w:p>
-            <w:r>
-              <w:rPr>
-                <w:sz w:val="17"/>
+        <w:trPr>
+          <w:trHeight w:val="283" w:hRule="atLeast"/>
+        </w:trPr>
+        <w:tc>
+          <w:tcPr>
+            <w:tcW w:type="dxa" w:w="4076"/>
+            <w:shd w:val="clear" w:color="auto" w:fill="EAEAEA"/>
+            <w:tcBorders>
+              <w:top w:val="single" w:sz="12" w:color="FFFFFF"/>
+              <w:left w:val="single" w:sz="12" w:color="FFFFFF"/>
+              <w:bottom w:val="single" w:sz="12" w:color="FFFFFF"/>
+              <w:right w:val="single" w:sz="12" w:color="FFFFFF"/>
+            </w:tcBorders>
+            <w:vAlign w:val="center"/>
+            <w:tcMar>
+              <w:top w:w="40" w:type="dxa"/>
+              <w:left w:w="120" w:type="dxa"/>
+              <w:bottom w:w="40" w:type="dxa"/>
+              <w:right w:w="80" w:type="dxa"/>
+            </w:tcMar>
+          </w:tcPr>
+          <w:p>
+            <w:pPr>
+              <w:spacing w:before="0" w:after="0"/>
+              <w:jc w:val="both"/>
+            </w:pPr>
+            <w:r>
+              <w:rPr>
+                <w:sz w:val="16"/>
               </w:rPr>
               <w:t>Cuenta en huggingface.co + token API</w:t>
             </w:r>
@@ -4397,12 +7347,29 @@
         <w:tc>
           <w:tcPr>
             <w:tcW w:type="dxa" w:w="4076"/>
-            <w:shd w:val="clear" w:color="auto" w:fill="F8F8F8"/>
-          </w:tcPr>
-          <w:p>
-            <w:r>
-              <w:rPr>
-                <w:sz w:val="17"/>
+            <w:shd w:val="clear" w:color="auto" w:fill="EAEAEA"/>
+            <w:tcBorders>
+              <w:top w:val="single" w:sz="12" w:color="FFFFFF"/>
+              <w:left w:val="single" w:sz="12" w:color="FFFFFF"/>
+              <w:bottom w:val="single" w:sz="12" w:color="FFFFFF"/>
+              <w:right w:val="single" w:sz="12" w:color="FFFFFF"/>
+            </w:tcBorders>
+            <w:vAlign w:val="center"/>
+            <w:tcMar>
+              <w:top w:w="40" w:type="dxa"/>
+              <w:left w:w="120" w:type="dxa"/>
+              <w:bottom w:w="40" w:type="dxa"/>
+              <w:right w:w="80" w:type="dxa"/>
+            </w:tcMar>
+          </w:tcPr>
+          <w:p>
+            <w:pPr>
+              <w:spacing w:before="0" w:after="0"/>
+              <w:jc w:val="both"/>
+            </w:pPr>
+            <w:r>
+              <w:rPr>
+                <w:sz w:val="16"/>
               </w:rPr>
               <w:t>Descargar modelos privativos (Gemma, Llama) — Capítulo 9</w:t>
             </w:r>
@@ -4410,15 +7377,35 @@
         </w:tc>
       </w:tr>
       <w:tr>
-        <w:tc>
-          <w:tcPr>
-            <w:tcW w:type="dxa" w:w="4076"/>
-            <w:shd w:val="clear" w:color="auto" w:fill="FFFFFF"/>
-          </w:tcPr>
-          <w:p>
-            <w:r>
-              <w:rPr>
-                <w:sz w:val="17"/>
+        <w:trPr>
+          <w:trHeight w:val="283" w:hRule="atLeast"/>
+        </w:trPr>
+        <w:tc>
+          <w:tcPr>
+            <w:tcW w:type="dxa" w:w="4076"/>
+            <w:shd w:val="clear" w:color="auto" w:fill="EAEAEA"/>
+            <w:tcBorders>
+              <w:top w:val="single" w:sz="12" w:color="FFFFFF"/>
+              <w:left w:val="single" w:sz="12" w:color="FFFFFF"/>
+              <w:bottom w:val="single" w:sz="12" w:color="FFFFFF"/>
+              <w:right w:val="single" w:sz="12" w:color="FFFFFF"/>
+            </w:tcBorders>
+            <w:vAlign w:val="center"/>
+            <w:tcMar>
+              <w:top w:w="40" w:type="dxa"/>
+              <w:left w:w="120" w:type="dxa"/>
+              <w:bottom w:w="40" w:type="dxa"/>
+              <w:right w:w="80" w:type="dxa"/>
+            </w:tcMar>
+          </w:tcPr>
+          <w:p>
+            <w:pPr>
+              <w:spacing w:before="0" w:after="0"/>
+              <w:jc w:val="center"/>
+            </w:pPr>
+            <w:r>
+              <w:rPr>
+                <w:sz w:val="16"/>
               </w:rPr>
               <w:t>Cuenta en ngc.nvidia.com + API key</w:t>
             </w:r>
@@ -4427,12 +7414,29 @@
         <w:tc>
           <w:tcPr>
             <w:tcW w:type="dxa" w:w="4076"/>
-            <w:shd w:val="clear" w:color="auto" w:fill="FFFFFF"/>
-          </w:tcPr>
-          <w:p>
-            <w:r>
-              <w:rPr>
-                <w:sz w:val="17"/>
+            <w:shd w:val="clear" w:color="auto" w:fill="EAEAEA"/>
+            <w:tcBorders>
+              <w:top w:val="single" w:sz="12" w:color="FFFFFF"/>
+              <w:left w:val="single" w:sz="12" w:color="FFFFFF"/>
+              <w:bottom w:val="single" w:sz="12" w:color="FFFFFF"/>
+              <w:right w:val="single" w:sz="12" w:color="FFFFFF"/>
+            </w:tcBorders>
+            <w:vAlign w:val="center"/>
+            <w:tcMar>
+              <w:top w:w="40" w:type="dxa"/>
+              <w:left w:w="120" w:type="dxa"/>
+              <w:bottom w:w="40" w:type="dxa"/>
+              <w:right w:w="80" w:type="dxa"/>
+            </w:tcMar>
+          </w:tcPr>
+          <w:p>
+            <w:pPr>
+              <w:spacing w:before="0" w:after="0"/>
+              <w:jc w:val="both"/>
+            </w:pPr>
+            <w:r>
+              <w:rPr>
+                <w:sz w:val="16"/>
               </w:rPr>
               <w:t>Descargar modelos NGC (Cosmos Reason, Nemotron FP8) — Capítulo 10</w:t>
             </w:r>
@@ -4440,15 +7444,35 @@
         </w:tc>
       </w:tr>
       <w:tr>
-        <w:tc>
-          <w:tcPr>
-            <w:tcW w:type="dxa" w:w="4076"/>
-            <w:shd w:val="clear" w:color="auto" w:fill="F8F8F8"/>
-          </w:tcPr>
-          <w:p>
-            <w:r>
-              <w:rPr>
-                <w:sz w:val="17"/>
+        <w:trPr>
+          <w:trHeight w:val="283" w:hRule="atLeast"/>
+        </w:trPr>
+        <w:tc>
+          <w:tcPr>
+            <w:tcW w:type="dxa" w:w="4076"/>
+            <w:shd w:val="clear" w:color="auto" w:fill="EAEAEA"/>
+            <w:tcBorders>
+              <w:top w:val="single" w:sz="12" w:color="FFFFFF"/>
+              <w:left w:val="single" w:sz="12" w:color="FFFFFF"/>
+              <w:bottom w:val="single" w:sz="12" w:color="FFFFFF"/>
+              <w:right w:val="single" w:sz="12" w:color="FFFFFF"/>
+            </w:tcBorders>
+            <w:vAlign w:val="center"/>
+            <w:tcMar>
+              <w:top w:w="40" w:type="dxa"/>
+              <w:left w:w="120" w:type="dxa"/>
+              <w:bottom w:w="40" w:type="dxa"/>
+              <w:right w:w="80" w:type="dxa"/>
+            </w:tcMar>
+          </w:tcPr>
+          <w:p>
+            <w:pPr>
+              <w:spacing w:before="0" w:after="0"/>
+              <w:jc w:val="both"/>
+            </w:pPr>
+            <w:r>
+              <w:rPr>
+                <w:sz w:val="16"/>
               </w:rPr>
               <w:t>Cuenta en Telegram + bot creado con @BotFather</w:t>
             </w:r>
@@ -4457,12 +7481,29 @@
         <w:tc>
           <w:tcPr>
             <w:tcW w:type="dxa" w:w="4076"/>
-            <w:shd w:val="clear" w:color="auto" w:fill="F8F8F8"/>
-          </w:tcPr>
-          <w:p>
-            <w:r>
-              <w:rPr>
-                <w:sz w:val="17"/>
+            <w:shd w:val="clear" w:color="auto" w:fill="EAEAEA"/>
+            <w:tcBorders>
+              <w:top w:val="single" w:sz="12" w:color="FFFFFF"/>
+              <w:left w:val="single" w:sz="12" w:color="FFFFFF"/>
+              <w:bottom w:val="single" w:sz="12" w:color="FFFFFF"/>
+              <w:right w:val="single" w:sz="12" w:color="FFFFFF"/>
+            </w:tcBorders>
+            <w:vAlign w:val="center"/>
+            <w:tcMar>
+              <w:top w:w="40" w:type="dxa"/>
+              <w:left w:w="120" w:type="dxa"/>
+              <w:bottom w:w="40" w:type="dxa"/>
+              <w:right w:w="80" w:type="dxa"/>
+            </w:tcMar>
+          </w:tcPr>
+          <w:p>
+            <w:pPr>
+              <w:spacing w:before="0" w:after="0"/>
+              <w:jc w:val="both"/>
+            </w:pPr>
+            <w:r>
+              <w:rPr>
+                <w:sz w:val="16"/>
               </w:rPr>
               <w:t>Vincular el agente OpenClaw — Capítulo 12 (recomendado)</w:t>
             </w:r>
@@ -4470,15 +7511,35 @@
         </w:tc>
       </w:tr>
       <w:tr>
-        <w:tc>
-          <w:tcPr>
-            <w:tcW w:type="dxa" w:w="4076"/>
-            <w:shd w:val="clear" w:color="auto" w:fill="FFFFFF"/>
-          </w:tcPr>
-          <w:p>
-            <w:r>
-              <w:rPr>
-                <w:sz w:val="17"/>
+        <w:trPr>
+          <w:trHeight w:val="283" w:hRule="atLeast"/>
+        </w:trPr>
+        <w:tc>
+          <w:tcPr>
+            <w:tcW w:type="dxa" w:w="4076"/>
+            <w:shd w:val="clear" w:color="auto" w:fill="EAEAEA"/>
+            <w:tcBorders>
+              <w:top w:val="single" w:sz="12" w:color="FFFFFF"/>
+              <w:left w:val="single" w:sz="12" w:color="FFFFFF"/>
+              <w:bottom w:val="single" w:sz="12" w:color="FFFFFF"/>
+              <w:right w:val="single" w:sz="12" w:color="FFFFFF"/>
+            </w:tcBorders>
+            <w:vAlign w:val="center"/>
+            <w:tcMar>
+              <w:top w:w="40" w:type="dxa"/>
+              <w:left w:w="120" w:type="dxa"/>
+              <w:bottom w:w="40" w:type="dxa"/>
+              <w:right w:w="80" w:type="dxa"/>
+            </w:tcMar>
+          </w:tcPr>
+          <w:p>
+            <w:pPr>
+              <w:spacing w:before="0" w:after="0"/>
+              <w:jc w:val="center"/>
+            </w:pPr>
+            <w:r>
+              <w:rPr>
+                <w:sz w:val="16"/>
               </w:rPr>
               <w:t>Cuenta en WhatsApp Business</w:t>
             </w:r>
@@ -4487,12 +7548,29 @@
         <w:tc>
           <w:tcPr>
             <w:tcW w:type="dxa" w:w="4076"/>
-            <w:shd w:val="clear" w:color="auto" w:fill="FFFFFF"/>
-          </w:tcPr>
-          <w:p>
-            <w:r>
-              <w:rPr>
-                <w:sz w:val="17"/>
+            <w:shd w:val="clear" w:color="auto" w:fill="EAEAEA"/>
+            <w:tcBorders>
+              <w:top w:val="single" w:sz="12" w:color="FFFFFF"/>
+              <w:left w:val="single" w:sz="12" w:color="FFFFFF"/>
+              <w:bottom w:val="single" w:sz="12" w:color="FFFFFF"/>
+              <w:right w:val="single" w:sz="12" w:color="FFFFFF"/>
+            </w:tcBorders>
+            <w:vAlign w:val="center"/>
+            <w:tcMar>
+              <w:top w:w="40" w:type="dxa"/>
+              <w:left w:w="120" w:type="dxa"/>
+              <w:bottom w:w="40" w:type="dxa"/>
+              <w:right w:w="80" w:type="dxa"/>
+            </w:tcMar>
+          </w:tcPr>
+          <w:p>
+            <w:pPr>
+              <w:spacing w:before="0" w:after="0"/>
+              <w:jc w:val="both"/>
+            </w:pPr>
+            <w:r>
+              <w:rPr>
+                <w:sz w:val="16"/>
               </w:rPr>
               <w:t>Vincular el agente OpenClaw como canal alternativo — Capítulo 12 (opcional)</w:t>
             </w:r>
@@ -4500,15 +7578,35 @@
         </w:tc>
       </w:tr>
       <w:tr>
-        <w:tc>
-          <w:tcPr>
-            <w:tcW w:type="dxa" w:w="4076"/>
-            <w:shd w:val="clear" w:color="auto" w:fill="F8F8F8"/>
-          </w:tcPr>
-          <w:p>
-            <w:r>
-              <w:rPr>
-                <w:sz w:val="17"/>
+        <w:trPr>
+          <w:trHeight w:val="283" w:hRule="atLeast"/>
+        </w:trPr>
+        <w:tc>
+          <w:tcPr>
+            <w:tcW w:type="dxa" w:w="4076"/>
+            <w:shd w:val="clear" w:color="auto" w:fill="EAEAEA"/>
+            <w:tcBorders>
+              <w:top w:val="single" w:sz="12" w:color="FFFFFF"/>
+              <w:left w:val="single" w:sz="12" w:color="FFFFFF"/>
+              <w:bottom w:val="single" w:sz="12" w:color="FFFFFF"/>
+              <w:right w:val="single" w:sz="12" w:color="FFFFFF"/>
+            </w:tcBorders>
+            <w:vAlign w:val="center"/>
+            <w:tcMar>
+              <w:top w:w="40" w:type="dxa"/>
+              <w:left w:w="120" w:type="dxa"/>
+              <w:bottom w:w="40" w:type="dxa"/>
+              <w:right w:w="80" w:type="dxa"/>
+            </w:tcMar>
+          </w:tcPr>
+          <w:p>
+            <w:pPr>
+              <w:spacing w:before="0" w:after="0"/>
+              <w:jc w:val="both"/>
+            </w:pPr>
+            <w:r>
+              <w:rPr>
+                <w:sz w:val="16"/>
               </w:rPr>
               <w:t>Cuenta Google Cloud + Service Account</w:t>
             </w:r>
@@ -4517,12 +7615,29 @@
         <w:tc>
           <w:tcPr>
             <w:tcW w:type="dxa" w:w="4076"/>
-            <w:shd w:val="clear" w:color="auto" w:fill="F8F8F8"/>
-          </w:tcPr>
-          <w:p>
-            <w:r>
-              <w:rPr>
-                <w:sz w:val="17"/>
+            <w:shd w:val="clear" w:color="auto" w:fill="EAEAEA"/>
+            <w:tcBorders>
+              <w:top w:val="single" w:sz="12" w:color="FFFFFF"/>
+              <w:left w:val="single" w:sz="12" w:color="FFFFFF"/>
+              <w:bottom w:val="single" w:sz="12" w:color="FFFFFF"/>
+              <w:right w:val="single" w:sz="12" w:color="FFFFFF"/>
+            </w:tcBorders>
+            <w:vAlign w:val="center"/>
+            <w:tcMar>
+              <w:top w:w="40" w:type="dxa"/>
+              <w:left w:w="120" w:type="dxa"/>
+              <w:bottom w:w="40" w:type="dxa"/>
+              <w:right w:w="80" w:type="dxa"/>
+            </w:tcMar>
+          </w:tcPr>
+          <w:p>
+            <w:pPr>
+              <w:spacing w:before="0" w:after="0"/>
+              <w:jc w:val="both"/>
+            </w:pPr>
+            <w:r>
+              <w:rPr>
+                <w:sz w:val="16"/>
               </w:rPr>
               <w:t>N8N con Google Sheets/Drive/Gmail — Capítulo 16</w:t>
             </w:r>
@@ -4644,16 +7759,24 @@
         <w:pStyle w:val="Endure-Subhead"/>
         <w:keepNext/>
         <w:spacing w:before="240" w:after="60"/>
+        <w:outlineLvl w:val="1"/>
       </w:pPr>
       <w:r>
+        <w:rPr>
+          <w:sz w:val="24"/>
+        </w:rPr>
         <w:t>0.6 Verificación de Especificaciones del Sistema</w:t>
       </w:r>
     </w:p>
     <w:p>
       <w:pPr>
         <w:pStyle w:val="Endure-FirstParagraphBodyText"/>
+        <w:spacing w:before="100" w:after="100"/>
       </w:pPr>
       <w:r>
+        <w:rPr>
+          <w:sz w:val="20"/>
+        </w:rPr>
         <w:t>Una vez que su Jetson esté en funcionamiento (después de el Capítulo 1), puede confirmar en cualquier momento que las especificaciones coinciden ejecutando:</w:t>
       </w:r>
     </w:p>
@@ -4670,7 +7793,7 @@
         <w:tc>
           <w:tcPr>
             <w:tcW w:type="dxa" w:w="8152"/>
-            <w:shd w:val="clear" w:color="auto" w:fill="F2F2F2"/>
+            <w:shd w:val="clear" w:color="auto" w:fill="EAEAEA"/>
             <w:tcBorders>
               <w:left w:val="thick" w:sz="24" w:color="1A5A6A"/>
             </w:tcBorders>
@@ -4879,7 +8002,7 @@
         <w:tc>
           <w:tcPr>
             <w:tcW w:type="dxa" w:w="8152"/>
-            <w:shd w:val="clear" w:color="auto" w:fill="F2F2F2"/>
+            <w:shd w:val="clear" w:color="auto" w:fill="EAEAEA"/>
             <w:tcBorders>
               <w:left w:val="thick" w:sz="24" w:color="1A5A6A"/>
             </w:tcBorders>
@@ -4917,6 +8040,7 @@
             <w:r>
               <w:rPr>
                 <w:rFonts w:ascii="Courier New" w:hAnsi="Courier New"/>
+                <w:i/>
                 <w:color w:val="555555"/>
                 <w:sz w:val="16"/>
               </w:rPr>
@@ -4933,6 +8057,7 @@
             <w:r>
               <w:rPr>
                 <w:rFonts w:ascii="Courier New" w:hAnsi="Courier New"/>
+                <w:i/>
                 <w:color w:val="555555"/>
                 <w:sz w:val="16"/>
               </w:rPr>
@@ -4949,6 +8074,7 @@
             <w:r>
               <w:rPr>
                 <w:rFonts w:ascii="Courier New" w:hAnsi="Courier New"/>
+                <w:i/>
                 <w:color w:val="555555"/>
                 <w:sz w:val="16"/>
               </w:rPr>
@@ -4965,6 +8091,7 @@
             <w:r>
               <w:rPr>
                 <w:rFonts w:ascii="Courier New" w:hAnsi="Courier New"/>
+                <w:i/>
                 <w:color w:val="555555"/>
                 <w:sz w:val="16"/>
               </w:rPr>
@@ -4981,6 +8108,7 @@
             <w:r>
               <w:rPr>
                 <w:rFonts w:ascii="Courier New" w:hAnsi="Courier New"/>
+                <w:i/>
                 <w:color w:val="555555"/>
                 <w:sz w:val="16"/>
               </w:rPr>
@@ -4997,6 +8125,7 @@
             <w:r>
               <w:rPr>
                 <w:rFonts w:ascii="Courier New" w:hAnsi="Courier New"/>
+                <w:i/>
                 <w:color w:val="555555"/>
                 <w:sz w:val="16"/>
               </w:rPr>
@@ -5013,6 +8142,7 @@
             <w:r>
               <w:rPr>
                 <w:rFonts w:ascii="Courier New" w:hAnsi="Courier New"/>
+                <w:i/>
                 <w:color w:val="555555"/>
                 <w:sz w:val="16"/>
               </w:rPr>
@@ -5029,6 +8159,7 @@
             <w:r>
               <w:rPr>
                 <w:rFonts w:ascii="Courier New" w:hAnsi="Courier New"/>
+                <w:i/>
                 <w:color w:val="555555"/>
                 <w:sz w:val="16"/>
               </w:rPr>
@@ -5045,6 +8176,7 @@
             <w:r>
               <w:rPr>
                 <w:rFonts w:ascii="Courier New" w:hAnsi="Courier New"/>
+                <w:i/>
                 <w:color w:val="555555"/>
                 <w:sz w:val="16"/>
               </w:rPr>
@@ -5061,6 +8193,7 @@
             <w:r>
               <w:rPr>
                 <w:rFonts w:ascii="Courier New" w:hAnsi="Courier New"/>
+                <w:i/>
                 <w:color w:val="555555"/>
                 <w:sz w:val="16"/>
               </w:rPr>

--- a/book/docx-por-capitulo/capitulo-01-inicio-rapido.docx
+++ b/book/docx-por-capitulo/capitulo-01-inicio-rapido.docx
@@ -26,7 +26,7 @@
       <w:pPr>
         <w:pStyle w:val="Endure-Subhead"/>
         <w:keepNext/>
-        <w:spacing w:before="240" w:after="60"/>
+        <w:spacing w:before="240" w:after="60" w:line="240" w:lineRule="auto"/>
         <w:outlineLvl w:val="1"/>
       </w:pPr>
       <w:r>
@@ -39,7 +39,7 @@
     <w:p>
       <w:pPr>
         <w:pStyle w:val="Endure-FirstParagraphBodyText"/>
-        <w:spacing w:before="100" w:after="100"/>
+        <w:spacing w:before="100" w:after="100" w:line="240" w:lineRule="auto"/>
       </w:pPr>
       <w:r>
         <w:rPr>
@@ -77,7 +77,7 @@
     <w:p>
       <w:pPr>
         <w:pStyle w:val="Endure-ChapterBodyText"/>
-        <w:spacing w:before="100" w:after="100"/>
+        <w:spacing w:before="100" w:after="100" w:line="240" w:lineRule="auto"/>
       </w:pPr>
       <w:r>
         <w:rPr>
@@ -90,7 +90,7 @@
       <w:pPr>
         <w:pStyle w:val="Endure-Subhead"/>
         <w:keepNext/>
-        <w:spacing w:before="160" w:after="60"/>
+        <w:spacing w:before="160" w:after="60" w:line="240" w:lineRule="auto"/>
         <w:outlineLvl w:val="2"/>
       </w:pPr>
       <w:r>
@@ -103,7 +103,7 @@
     <w:p>
       <w:pPr>
         <w:pStyle w:val="Endure-ChapterBodyText"/>
-        <w:spacing w:before="40" w:after="40"/>
+        <w:spacing w:before="40" w:after="40" w:line="240" w:lineRule="auto"/>
         <w:ind w:left="360" w:hanging="216"/>
       </w:pPr>
       <w:r>
@@ -129,7 +129,7 @@
     <w:p>
       <w:pPr>
         <w:pStyle w:val="Endure-ChapterBodyText"/>
-        <w:spacing w:before="40" w:after="40"/>
+        <w:spacing w:before="40" w:after="40" w:line="240" w:lineRule="auto"/>
         <w:ind w:left="360" w:hanging="216"/>
       </w:pPr>
       <w:r>
@@ -155,7 +155,7 @@
     <w:p>
       <w:pPr>
         <w:pStyle w:val="Endure-ChapterBodyText"/>
-        <w:spacing w:before="40" w:after="40"/>
+        <w:spacing w:before="40" w:after="40" w:line="240" w:lineRule="auto"/>
         <w:ind w:left="360" w:hanging="216"/>
       </w:pPr>
       <w:r>
@@ -186,7 +186,7 @@
     <w:p>
       <w:pPr>
         <w:pStyle w:val="Endure-ChapterBodyText"/>
-        <w:spacing w:before="100" w:after="100"/>
+        <w:spacing w:before="100" w:after="100" w:line="240" w:lineRule="auto"/>
       </w:pPr>
       <w:r>
         <w:rPr>
@@ -199,7 +199,7 @@
       <w:pPr>
         <w:pStyle w:val="Endure-Subhead"/>
         <w:keepNext/>
-        <w:spacing w:before="160" w:after="60"/>
+        <w:spacing w:before="160" w:after="60" w:line="240" w:lineRule="auto"/>
         <w:outlineLvl w:val="2"/>
       </w:pPr>
       <w:r>
@@ -212,7 +212,7 @@
     <w:p>
       <w:pPr>
         <w:pStyle w:val="Endure-FirstParagraphBodyText"/>
-        <w:spacing w:before="100" w:after="100"/>
+        <w:spacing w:before="100" w:after="100" w:line="240" w:lineRule="auto"/>
       </w:pPr>
       <w:r>
         <w:rPr>
@@ -256,7 +256,7 @@
           </w:tcPr>
           <w:p>
             <w:pPr>
-              <w:spacing w:before="0" w:after="0"/>
+              <w:spacing w:before="0" w:after="0" w:line="240" w:lineRule="auto"/>
               <w:jc w:val="center"/>
             </w:pPr>
             <w:r>
@@ -289,7 +289,7 @@
           </w:tcPr>
           <w:p>
             <w:pPr>
-              <w:spacing w:before="0" w:after="0"/>
+              <w:spacing w:before="0" w:after="0" w:line="240" w:lineRule="auto"/>
               <w:jc w:val="center"/>
             </w:pPr>
             <w:r>
@@ -327,7 +327,7 @@
           </w:tcPr>
           <w:p>
             <w:pPr>
-              <w:spacing w:before="0" w:after="0"/>
+              <w:spacing w:before="0" w:after="0" w:line="240" w:lineRule="auto"/>
               <w:jc w:val="center"/>
             </w:pPr>
             <w:r>
@@ -358,7 +358,7 @@
           </w:tcPr>
           <w:p>
             <w:pPr>
-              <w:spacing w:before="0" w:after="0"/>
+              <w:spacing w:before="0" w:after="0" w:line="240" w:lineRule="auto"/>
               <w:jc w:val="center"/>
             </w:pPr>
             <w:r>
@@ -394,7 +394,7 @@
           </w:tcPr>
           <w:p>
             <w:pPr>
-              <w:spacing w:before="0" w:after="0"/>
+              <w:spacing w:before="0" w:after="0" w:line="240" w:lineRule="auto"/>
               <w:jc w:val="center"/>
             </w:pPr>
             <w:r>
@@ -425,7 +425,7 @@
           </w:tcPr>
           <w:p>
             <w:pPr>
-              <w:spacing w:before="0" w:after="0"/>
+              <w:spacing w:before="0" w:after="0" w:line="240" w:lineRule="auto"/>
               <w:jc w:val="center"/>
             </w:pPr>
             <w:r>
@@ -461,7 +461,7 @@
           </w:tcPr>
           <w:p>
             <w:pPr>
-              <w:spacing w:before="0" w:after="0"/>
+              <w:spacing w:before="0" w:after="0" w:line="240" w:lineRule="auto"/>
               <w:jc w:val="center"/>
             </w:pPr>
             <w:r>
@@ -492,7 +492,7 @@
           </w:tcPr>
           <w:p>
             <w:pPr>
-              <w:spacing w:before="0" w:after="0"/>
+              <w:spacing w:before="0" w:after="0" w:line="240" w:lineRule="auto"/>
               <w:jc w:val="center"/>
             </w:pPr>
             <w:r>
@@ -528,7 +528,7 @@
           </w:tcPr>
           <w:p>
             <w:pPr>
-              <w:spacing w:before="0" w:after="0"/>
+              <w:spacing w:before="0" w:after="0" w:line="240" w:lineRule="auto"/>
               <w:jc w:val="center"/>
             </w:pPr>
             <w:r>
@@ -559,7 +559,7 @@
           </w:tcPr>
           <w:p>
             <w:pPr>
-              <w:spacing w:before="0" w:after="0"/>
+              <w:spacing w:before="0" w:after="0" w:line="240" w:lineRule="auto"/>
               <w:jc w:val="both"/>
             </w:pPr>
             <w:r>
@@ -595,7 +595,7 @@
           </w:tcPr>
           <w:p>
             <w:pPr>
-              <w:spacing w:before="0" w:after="0"/>
+              <w:spacing w:before="0" w:after="0" w:line="240" w:lineRule="auto"/>
               <w:jc w:val="center"/>
             </w:pPr>
             <w:r>
@@ -626,7 +626,7 @@
           </w:tcPr>
           <w:p>
             <w:pPr>
-              <w:spacing w:before="0" w:after="0"/>
+              <w:spacing w:before="0" w:after="0" w:line="240" w:lineRule="auto"/>
               <w:jc w:val="center"/>
             </w:pPr>
             <w:r>
@@ -700,7 +700,7 @@
       <w:pPr>
         <w:pStyle w:val="Endure-Subhead"/>
         <w:keepNext/>
-        <w:spacing w:before="160" w:after="60"/>
+        <w:spacing w:before="160" w:after="60" w:line="240" w:lineRule="auto"/>
         <w:outlineLvl w:val="2"/>
       </w:pPr>
       <w:r>
@@ -713,7 +713,7 @@
     <w:p>
       <w:pPr>
         <w:pStyle w:val="Endure-FirstParagraphBodyText"/>
-        <w:spacing w:before="100" w:after="100"/>
+        <w:spacing w:before="100" w:after="100" w:line="240" w:lineRule="auto"/>
       </w:pPr>
       <w:r>
         <w:rPr>
@@ -725,7 +725,7 @@
     <w:p>
       <w:pPr>
         <w:pStyle w:val="Endure-ChapterBodyText"/>
-        <w:spacing w:before="100" w:after="100"/>
+        <w:spacing w:before="100" w:after="100" w:line="240" w:lineRule="auto"/>
       </w:pPr>
       <w:r>
         <w:rPr>
@@ -804,7 +804,7 @@
     <w:p>
       <w:pPr>
         <w:pStyle w:val="Endure-ChapterBodyText"/>
-        <w:spacing w:before="100" w:after="100"/>
+        <w:spacing w:before="100" w:after="100" w:line="240" w:lineRule="auto"/>
       </w:pPr>
       <w:r>
         <w:rPr>
@@ -883,7 +883,7 @@
     <w:p>
       <w:pPr>
         <w:pStyle w:val="Endure-ChapterBodyText"/>
-        <w:spacing w:before="100" w:after="100"/>
+        <w:spacing w:before="100" w:after="100" w:line="240" w:lineRule="auto"/>
       </w:pPr>
       <w:r>
         <w:rPr>
@@ -928,7 +928,7 @@
           </w:tcPr>
           <w:p>
             <w:pPr>
-              <w:spacing w:before="0" w:after="0"/>
+              <w:spacing w:before="0" w:after="0" w:line="240" w:lineRule="auto"/>
               <w:jc w:val="center"/>
             </w:pPr>
             <w:r>
@@ -961,7 +961,7 @@
           </w:tcPr>
           <w:p>
             <w:pPr>
-              <w:spacing w:before="0" w:after="0"/>
+              <w:spacing w:before="0" w:after="0" w:line="240" w:lineRule="auto"/>
               <w:jc w:val="center"/>
             </w:pPr>
             <w:r>
@@ -999,7 +999,7 @@
           </w:tcPr>
           <w:p>
             <w:pPr>
-              <w:spacing w:before="0" w:after="0"/>
+              <w:spacing w:before="0" w:after="0" w:line="240" w:lineRule="auto"/>
               <w:jc w:val="center"/>
             </w:pPr>
             <w:r>
@@ -1030,7 +1030,7 @@
           </w:tcPr>
           <w:p>
             <w:pPr>
-              <w:spacing w:before="0" w:after="0"/>
+              <w:spacing w:before="0" w:after="0" w:line="240" w:lineRule="auto"/>
               <w:jc w:val="both"/>
             </w:pPr>
             <w:r>
@@ -1066,7 +1066,7 @@
           </w:tcPr>
           <w:p>
             <w:pPr>
-              <w:spacing w:before="0" w:after="0"/>
+              <w:spacing w:before="0" w:after="0" w:line="240" w:lineRule="auto"/>
               <w:jc w:val="center"/>
             </w:pPr>
             <w:r>
@@ -1097,7 +1097,7 @@
           </w:tcPr>
           <w:p>
             <w:pPr>
-              <w:spacing w:before="0" w:after="0"/>
+              <w:spacing w:before="0" w:after="0" w:line="240" w:lineRule="auto"/>
               <w:jc w:val="both"/>
             </w:pPr>
             <w:r>
@@ -1133,7 +1133,7 @@
           </w:tcPr>
           <w:p>
             <w:pPr>
-              <w:spacing w:before="0" w:after="0"/>
+              <w:spacing w:before="0" w:after="0" w:line="240" w:lineRule="auto"/>
               <w:jc w:val="center"/>
             </w:pPr>
             <w:r>
@@ -1164,7 +1164,7 @@
           </w:tcPr>
           <w:p>
             <w:pPr>
-              <w:spacing w:before="0" w:after="0"/>
+              <w:spacing w:before="0" w:after="0" w:line="240" w:lineRule="auto"/>
               <w:jc w:val="both"/>
             </w:pPr>
             <w:r>
@@ -1200,7 +1200,7 @@
           </w:tcPr>
           <w:p>
             <w:pPr>
-              <w:spacing w:before="0" w:after="0"/>
+              <w:spacing w:before="0" w:after="0" w:line="240" w:lineRule="auto"/>
               <w:jc w:val="center"/>
             </w:pPr>
             <w:r>
@@ -1231,7 +1231,7 @@
           </w:tcPr>
           <w:p>
             <w:pPr>
-              <w:spacing w:before="0" w:after="0"/>
+              <w:spacing w:before="0" w:after="0" w:line="240" w:lineRule="auto"/>
               <w:jc w:val="both"/>
             </w:pPr>
             <w:r>
@@ -1267,7 +1267,7 @@
           </w:tcPr>
           <w:p>
             <w:pPr>
-              <w:spacing w:before="0" w:after="0"/>
+              <w:spacing w:before="0" w:after="0" w:line="240" w:lineRule="auto"/>
               <w:jc w:val="center"/>
             </w:pPr>
             <w:r>
@@ -1298,7 +1298,7 @@
           </w:tcPr>
           <w:p>
             <w:pPr>
-              <w:spacing w:before="0" w:after="0"/>
+              <w:spacing w:before="0" w:after="0" w:line="240" w:lineRule="auto"/>
               <w:jc w:val="both"/>
             </w:pPr>
             <w:r>
@@ -1319,7 +1319,7 @@
     <w:p>
       <w:pPr>
         <w:pStyle w:val="Endure-ChapterBodyText"/>
-        <w:spacing w:before="100" w:after="100"/>
+        <w:spacing w:before="100" w:after="100" w:line="240" w:lineRule="auto"/>
       </w:pPr>
       <w:r>
         <w:rPr>
@@ -1332,7 +1332,7 @@
     <w:p>
       <w:pPr>
         <w:pStyle w:val="Endure-ChapterBodyText"/>
-        <w:spacing w:before="100" w:after="100"/>
+        <w:spacing w:before="100" w:after="100" w:line="240" w:lineRule="auto"/>
       </w:pPr>
       <w:r>
         <w:rPr>
@@ -1383,7 +1383,7 @@
     <w:p>
       <w:pPr>
         <w:pStyle w:val="Endure-ChapterBodyText"/>
-        <w:spacing w:before="100" w:after="100"/>
+        <w:spacing w:before="100" w:after="100" w:line="240" w:lineRule="auto"/>
       </w:pPr>
       <w:r>
         <w:rPr>
@@ -1396,7 +1396,7 @@
     <w:p>
       <w:pPr>
         <w:pStyle w:val="Endure-ChapterBodyText"/>
-        <w:spacing w:before="100" w:after="100"/>
+        <w:spacing w:before="100" w:after="100" w:line="240" w:lineRule="auto"/>
       </w:pPr>
       <w:r>
         <w:rPr>
@@ -1421,7 +1421,7 @@
     <w:p>
       <w:pPr>
         <w:pStyle w:val="Endure-ChapterBodyText"/>
-        <w:spacing w:before="100" w:after="100"/>
+        <w:spacing w:before="100" w:after="100" w:line="240" w:lineRule="auto"/>
       </w:pPr>
       <w:r>
         <w:rPr>
@@ -1433,7 +1433,7 @@
     <w:p>
       <w:pPr>
         <w:pStyle w:val="Endure-ChapterBodyText"/>
-        <w:spacing w:before="40" w:after="40"/>
+        <w:spacing w:before="40" w:after="40" w:line="240" w:lineRule="auto"/>
         <w:ind w:left="360" w:hanging="216"/>
       </w:pPr>
       <w:r>
@@ -1452,7 +1452,7 @@
     <w:p>
       <w:pPr>
         <w:pStyle w:val="Endure-ChapterBodyText"/>
-        <w:spacing w:before="40" w:after="40"/>
+        <w:spacing w:before="40" w:after="40" w:line="240" w:lineRule="auto"/>
         <w:ind w:left="360" w:hanging="216"/>
       </w:pPr>
       <w:r>
@@ -1471,7 +1471,7 @@
     <w:p>
       <w:pPr>
         <w:pStyle w:val="Endure-ChapterBodyText"/>
-        <w:spacing w:before="40" w:after="40"/>
+        <w:spacing w:before="40" w:after="40" w:line="240" w:lineRule="auto"/>
         <w:ind w:left="360" w:hanging="216"/>
       </w:pPr>
       <w:r>
@@ -1495,7 +1495,7 @@
     <w:p>
       <w:pPr>
         <w:pStyle w:val="Endure-ChapterBodyText"/>
-        <w:spacing w:before="100" w:after="100"/>
+        <w:spacing w:before="100" w:after="100" w:line="240" w:lineRule="auto"/>
       </w:pPr>
       <w:r>
         <w:rPr>
@@ -1507,7 +1507,7 @@
     <w:p>
       <w:pPr>
         <w:pStyle w:val="Endure-ChapterBodyText"/>
-        <w:spacing w:before="100" w:after="100"/>
+        <w:spacing w:before="100" w:after="100" w:line="240" w:lineRule="auto"/>
       </w:pPr>
       <w:r>
         <w:rPr>
@@ -1520,7 +1520,7 @@
     <w:p>
       <w:pPr>
         <w:pStyle w:val="Endure-ChapterBodyText"/>
-        <w:spacing w:before="100" w:after="100"/>
+        <w:spacing w:before="100" w:after="100" w:line="240" w:lineRule="auto"/>
       </w:pPr>
       <w:r>
         <w:rPr>
@@ -1532,7 +1532,7 @@
     <w:p>
       <w:pPr>
         <w:pStyle w:val="Endure-ChapterBodyText"/>
-        <w:spacing w:before="40" w:after="40"/>
+        <w:spacing w:before="40" w:after="40" w:line="240" w:lineRule="auto"/>
         <w:ind w:left="360" w:hanging="216"/>
       </w:pPr>
       <w:r>
@@ -1551,7 +1551,7 @@
     <w:p>
       <w:pPr>
         <w:pStyle w:val="Endure-ChapterBodyText"/>
-        <w:spacing w:before="40" w:after="40"/>
+        <w:spacing w:before="40" w:after="40" w:line="240" w:lineRule="auto"/>
         <w:ind w:left="360" w:hanging="216"/>
       </w:pPr>
       <w:r>
@@ -1570,7 +1570,7 @@
     <w:p>
       <w:pPr>
         <w:pStyle w:val="Endure-ChapterBodyText"/>
-        <w:spacing w:before="40" w:after="40"/>
+        <w:spacing w:before="40" w:after="40" w:line="240" w:lineRule="auto"/>
         <w:ind w:left="360" w:hanging="216"/>
       </w:pPr>
       <w:r>
@@ -1594,7 +1594,7 @@
     <w:p>
       <w:pPr>
         <w:pStyle w:val="Endure-ChapterBodyText"/>
-        <w:spacing w:before="100" w:after="100"/>
+        <w:spacing w:before="100" w:after="100" w:line="240" w:lineRule="auto"/>
       </w:pPr>
       <w:r>
         <w:rPr>
@@ -1607,20 +1607,20 @@
       <w:pPr>
         <w:pStyle w:val="Endure-Subhead"/>
         <w:keepNext/>
-        <w:spacing w:before="240" w:after="60"/>
+        <w:spacing w:before="240" w:after="60" w:line="240" w:lineRule="auto"/>
         <w:outlineLvl w:val="1"/>
       </w:pPr>
       <w:r>
         <w:rPr>
           <w:sz w:val="24"/>
         </w:rPr>
-        <w:t>0.1 ¿Qué es la NVIDIA Jetson AGX Orin 64GB?</w:t>
+        <w:t>1.1 ¿Qué es la NVIDIA Jetson AGX Orin 64GB?</w:t>
       </w:r>
     </w:p>
     <w:p>
       <w:pPr>
         <w:pStyle w:val="Endure-FirstParagraphBodyText"/>
-        <w:spacing w:before="100" w:after="100"/>
+        <w:spacing w:before="100" w:after="100" w:line="240" w:lineRule="auto"/>
       </w:pPr>
       <w:r>
         <w:rPr>
@@ -1632,7 +1632,7 @@
     <w:p>
       <w:pPr>
         <w:pStyle w:val="Endure-ChapterBodyText"/>
-        <w:spacing w:before="100" w:after="100"/>
+        <w:spacing w:before="100" w:after="100" w:line="240" w:lineRule="auto"/>
       </w:pPr>
       <w:r>
         <w:rPr>
@@ -2013,7 +2013,7 @@
       <w:pPr>
         <w:pStyle w:val="Endure-Subhead"/>
         <w:keepNext/>
-        <w:spacing w:before="160" w:after="60"/>
+        <w:spacing w:before="160" w:after="60" w:line="240" w:lineRule="auto"/>
         <w:outlineLvl w:val="2"/>
       </w:pPr>
       <w:r>
@@ -2026,7 +2026,7 @@
     <w:p>
       <w:pPr>
         <w:pStyle w:val="Endure-FirstParagraphBodyText"/>
-        <w:spacing w:before="100" w:after="100"/>
+        <w:spacing w:before="100" w:after="100" w:line="240" w:lineRule="auto"/>
       </w:pPr>
       <w:r>
         <w:rPr>
@@ -2038,7 +2038,7 @@
     <w:p>
       <w:pPr>
         <w:pStyle w:val="Endure-ChapterBodyText"/>
-        <w:spacing w:before="40" w:after="40"/>
+        <w:spacing w:before="40" w:after="40" w:line="240" w:lineRule="auto"/>
         <w:ind w:left="360" w:hanging="216"/>
       </w:pPr>
       <w:r>
@@ -2064,7 +2064,7 @@
     <w:p>
       <w:pPr>
         <w:pStyle w:val="Endure-ChapterBodyText"/>
-        <w:spacing w:before="40" w:after="40"/>
+        <w:spacing w:before="40" w:after="40" w:line="240" w:lineRule="auto"/>
         <w:ind w:left="360" w:hanging="216"/>
       </w:pPr>
       <w:r>
@@ -2096,21 +2096,21 @@
       <w:pPr>
         <w:pStyle w:val="Endure-Subhead"/>
         <w:keepNext/>
-        <w:spacing w:before="240" w:after="60"/>
+        <w:spacing w:before="240" w:after="60" w:line="240" w:lineRule="auto"/>
         <w:outlineLvl w:val="1"/>
       </w:pPr>
       <w:r>
         <w:rPr>
           <w:sz w:val="24"/>
         </w:rPr>
-        <w:t>0.2 Especificaciones Técnicas Completas</w:t>
+        <w:t>1.2 Especificaciones Técnicas Completas</w:t>
       </w:r>
     </w:p>
     <w:p>
       <w:pPr>
         <w:pStyle w:val="Endure-Subhead"/>
         <w:keepNext/>
-        <w:spacing w:before="160" w:after="60"/>
+        <w:spacing w:before="160" w:after="60" w:line="240" w:lineRule="auto"/>
         <w:outlineLvl w:val="2"/>
       </w:pPr>
       <w:r>
@@ -2155,7 +2155,7 @@
           </w:tcPr>
           <w:p>
             <w:pPr>
-              <w:spacing w:before="0" w:after="0"/>
+              <w:spacing w:before="0" w:after="0" w:line="240" w:lineRule="auto"/>
               <w:jc w:val="center"/>
             </w:pPr>
             <w:r>
@@ -2188,7 +2188,7 @@
           </w:tcPr>
           <w:p>
             <w:pPr>
-              <w:spacing w:before="0" w:after="0"/>
+              <w:spacing w:before="0" w:after="0" w:line="240" w:lineRule="auto"/>
               <w:jc w:val="center"/>
             </w:pPr>
             <w:r>
@@ -2226,7 +2226,7 @@
           </w:tcPr>
           <w:p>
             <w:pPr>
-              <w:spacing w:before="0" w:after="0"/>
+              <w:spacing w:before="0" w:after="0" w:line="240" w:lineRule="auto"/>
               <w:jc w:val="center"/>
             </w:pPr>
             <w:r>
@@ -2257,7 +2257,7 @@
           </w:tcPr>
           <w:p>
             <w:pPr>
-              <w:spacing w:before="0" w:after="0"/>
+              <w:spacing w:before="0" w:after="0" w:line="240" w:lineRule="auto"/>
               <w:jc w:val="both"/>
             </w:pPr>
             <w:r>
@@ -2293,7 +2293,7 @@
           </w:tcPr>
           <w:p>
             <w:pPr>
-              <w:spacing w:before="0" w:after="0"/>
+              <w:spacing w:before="0" w:after="0" w:line="240" w:lineRule="auto"/>
               <w:jc w:val="center"/>
             </w:pPr>
             <w:r>
@@ -2324,7 +2324,7 @@
           </w:tcPr>
           <w:p>
             <w:pPr>
-              <w:spacing w:before="0" w:after="0"/>
+              <w:spacing w:before="0" w:after="0" w:line="240" w:lineRule="auto"/>
               <w:jc w:val="both"/>
             </w:pPr>
             <w:r>
@@ -2360,7 +2360,7 @@
           </w:tcPr>
           <w:p>
             <w:pPr>
-              <w:spacing w:before="0" w:after="0"/>
+              <w:spacing w:before="0" w:after="0" w:line="240" w:lineRule="auto"/>
               <w:jc w:val="center"/>
             </w:pPr>
             <w:r>
@@ -2391,7 +2391,7 @@
           </w:tcPr>
           <w:p>
             <w:pPr>
-              <w:spacing w:before="0" w:after="0"/>
+              <w:spacing w:before="0" w:after="0" w:line="240" w:lineRule="auto"/>
               <w:jc w:val="center"/>
             </w:pPr>
             <w:r>
@@ -2427,7 +2427,7 @@
           </w:tcPr>
           <w:p>
             <w:pPr>
-              <w:spacing w:before="0" w:after="0"/>
+              <w:spacing w:before="0" w:after="0" w:line="240" w:lineRule="auto"/>
               <w:jc w:val="center"/>
             </w:pPr>
             <w:r>
@@ -2458,7 +2458,7 @@
           </w:tcPr>
           <w:p>
             <w:pPr>
-              <w:spacing w:before="0" w:after="0"/>
+              <w:spacing w:before="0" w:after="0" w:line="240" w:lineRule="auto"/>
               <w:jc w:val="center"/>
             </w:pPr>
             <w:r>
@@ -2494,7 +2494,7 @@
           </w:tcPr>
           <w:p>
             <w:pPr>
-              <w:spacing w:before="0" w:after="0"/>
+              <w:spacing w:before="0" w:after="0" w:line="240" w:lineRule="auto"/>
               <w:jc w:val="center"/>
             </w:pPr>
             <w:r>
@@ -2525,7 +2525,7 @@
           </w:tcPr>
           <w:p>
             <w:pPr>
-              <w:spacing w:before="0" w:after="0"/>
+              <w:spacing w:before="0" w:after="0" w:line="240" w:lineRule="auto"/>
               <w:jc w:val="both"/>
             </w:pPr>
             <w:r>
@@ -2561,7 +2561,7 @@
           </w:tcPr>
           <w:p>
             <w:pPr>
-              <w:spacing w:before="0" w:after="0"/>
+              <w:spacing w:before="0" w:after="0" w:line="240" w:lineRule="auto"/>
               <w:jc w:val="center"/>
             </w:pPr>
             <w:r>
@@ -2592,7 +2592,7 @@
           </w:tcPr>
           <w:p>
             <w:pPr>
-              <w:spacing w:before="0" w:after="0"/>
+              <w:spacing w:before="0" w:after="0" w:line="240" w:lineRule="auto"/>
               <w:jc w:val="both"/>
             </w:pPr>
             <w:r>
@@ -2628,7 +2628,7 @@
           </w:tcPr>
           <w:p>
             <w:pPr>
-              <w:spacing w:before="0" w:after="0"/>
+              <w:spacing w:before="0" w:after="0" w:line="240" w:lineRule="auto"/>
               <w:jc w:val="center"/>
             </w:pPr>
             <w:r>
@@ -2659,7 +2659,7 @@
           </w:tcPr>
           <w:p>
             <w:pPr>
-              <w:spacing w:before="0" w:after="0"/>
+              <w:spacing w:before="0" w:after="0" w:line="240" w:lineRule="auto"/>
               <w:jc w:val="center"/>
             </w:pPr>
             <w:r>
@@ -2695,7 +2695,7 @@
           </w:tcPr>
           <w:p>
             <w:pPr>
-              <w:spacing w:before="0" w:after="0"/>
+              <w:spacing w:before="0" w:after="0" w:line="240" w:lineRule="auto"/>
               <w:jc w:val="center"/>
             </w:pPr>
             <w:r>
@@ -2726,7 +2726,7 @@
           </w:tcPr>
           <w:p>
             <w:pPr>
-              <w:spacing w:before="0" w:after="0"/>
+              <w:spacing w:before="0" w:after="0" w:line="240" w:lineRule="auto"/>
               <w:jc w:val="center"/>
             </w:pPr>
             <w:r>
@@ -2762,7 +2762,7 @@
           </w:tcPr>
           <w:p>
             <w:pPr>
-              <w:spacing w:before="0" w:after="0"/>
+              <w:spacing w:before="0" w:after="0" w:line="240" w:lineRule="auto"/>
               <w:jc w:val="center"/>
             </w:pPr>
             <w:r>
@@ -2793,7 +2793,7 @@
           </w:tcPr>
           <w:p>
             <w:pPr>
-              <w:spacing w:before="0" w:after="0"/>
+              <w:spacing w:before="0" w:after="0" w:line="240" w:lineRule="auto"/>
               <w:jc w:val="center"/>
             </w:pPr>
             <w:r>
@@ -2829,7 +2829,7 @@
           </w:tcPr>
           <w:p>
             <w:pPr>
-              <w:spacing w:before="0" w:after="0"/>
+              <w:spacing w:before="0" w:after="0" w:line="240" w:lineRule="auto"/>
               <w:jc w:val="center"/>
             </w:pPr>
             <w:r>
@@ -2860,7 +2860,7 @@
           </w:tcPr>
           <w:p>
             <w:pPr>
-              <w:spacing w:before="0" w:after="0"/>
+              <w:spacing w:before="0" w:after="0" w:line="240" w:lineRule="auto"/>
               <w:jc w:val="both"/>
             </w:pPr>
             <w:r>
@@ -2896,7 +2896,7 @@
           </w:tcPr>
           <w:p>
             <w:pPr>
-              <w:spacing w:before="0" w:after="0"/>
+              <w:spacing w:before="0" w:after="0" w:line="240" w:lineRule="auto"/>
               <w:jc w:val="center"/>
             </w:pPr>
             <w:r>
@@ -2927,7 +2927,7 @@
           </w:tcPr>
           <w:p>
             <w:pPr>
-              <w:spacing w:before="0" w:after="0"/>
+              <w:spacing w:before="0" w:after="0" w:line="240" w:lineRule="auto"/>
               <w:jc w:val="both"/>
             </w:pPr>
             <w:r>
@@ -2963,7 +2963,7 @@
           </w:tcPr>
           <w:p>
             <w:pPr>
-              <w:spacing w:before="0" w:after="0"/>
+              <w:spacing w:before="0" w:after="0" w:line="240" w:lineRule="auto"/>
               <w:jc w:val="center"/>
             </w:pPr>
             <w:r>
@@ -2994,7 +2994,7 @@
           </w:tcPr>
           <w:p>
             <w:pPr>
-              <w:spacing w:before="0" w:after="0"/>
+              <w:spacing w:before="0" w:after="0" w:line="240" w:lineRule="auto"/>
               <w:jc w:val="center"/>
             </w:pPr>
             <w:r>
@@ -3030,7 +3030,7 @@
           </w:tcPr>
           <w:p>
             <w:pPr>
-              <w:spacing w:before="0" w:after="0"/>
+              <w:spacing w:before="0" w:after="0" w:line="240" w:lineRule="auto"/>
               <w:jc w:val="center"/>
             </w:pPr>
             <w:r>
@@ -3061,7 +3061,7 @@
           </w:tcPr>
           <w:p>
             <w:pPr>
-              <w:spacing w:before="0" w:after="0"/>
+              <w:spacing w:before="0" w:after="0" w:line="240" w:lineRule="auto"/>
               <w:jc w:val="center"/>
             </w:pPr>
             <w:r>
@@ -3097,7 +3097,7 @@
           </w:tcPr>
           <w:p>
             <w:pPr>
-              <w:spacing w:before="0" w:after="0"/>
+              <w:spacing w:before="0" w:after="0" w:line="240" w:lineRule="auto"/>
               <w:jc w:val="center"/>
             </w:pPr>
             <w:r>
@@ -3128,7 +3128,7 @@
           </w:tcPr>
           <w:p>
             <w:pPr>
-              <w:spacing w:before="0" w:after="0"/>
+              <w:spacing w:before="0" w:after="0" w:line="240" w:lineRule="auto"/>
               <w:jc w:val="both"/>
             </w:pPr>
             <w:r>
@@ -3164,7 +3164,7 @@
           </w:tcPr>
           <w:p>
             <w:pPr>
-              <w:spacing w:before="0" w:after="0"/>
+              <w:spacing w:before="0" w:after="0" w:line="240" w:lineRule="auto"/>
               <w:jc w:val="center"/>
             </w:pPr>
             <w:r>
@@ -3195,7 +3195,7 @@
           </w:tcPr>
           <w:p>
             <w:pPr>
-              <w:spacing w:before="0" w:after="0"/>
+              <w:spacing w:before="0" w:after="0" w:line="240" w:lineRule="auto"/>
               <w:jc w:val="both"/>
             </w:pPr>
             <w:r>
@@ -3231,7 +3231,7 @@
           </w:tcPr>
           <w:p>
             <w:pPr>
-              <w:spacing w:before="0" w:after="0"/>
+              <w:spacing w:before="0" w:after="0" w:line="240" w:lineRule="auto"/>
               <w:jc w:val="center"/>
             </w:pPr>
             <w:r>
@@ -3262,7 +3262,7 @@
           </w:tcPr>
           <w:p>
             <w:pPr>
-              <w:spacing w:before="0" w:after="0"/>
+              <w:spacing w:before="0" w:after="0" w:line="240" w:lineRule="auto"/>
               <w:jc w:val="center"/>
             </w:pPr>
             <w:r>
@@ -3284,7 +3284,7 @@
       <w:pPr>
         <w:pStyle w:val="Endure-Subhead"/>
         <w:keepNext/>
-        <w:spacing w:before="160" w:after="60"/>
+        <w:spacing w:before="160" w:after="60" w:line="240" w:lineRule="auto"/>
         <w:outlineLvl w:val="2"/>
       </w:pPr>
       <w:r>
@@ -3329,7 +3329,7 @@
           </w:tcPr>
           <w:p>
             <w:pPr>
-              <w:spacing w:before="0" w:after="0"/>
+              <w:spacing w:before="0" w:after="0" w:line="240" w:lineRule="auto"/>
               <w:jc w:val="center"/>
             </w:pPr>
             <w:r>
@@ -3362,7 +3362,7 @@
           </w:tcPr>
           <w:p>
             <w:pPr>
-              <w:spacing w:before="0" w:after="0"/>
+              <w:spacing w:before="0" w:after="0" w:line="240" w:lineRule="auto"/>
               <w:jc w:val="center"/>
             </w:pPr>
             <w:r>
@@ -3400,7 +3400,7 @@
           </w:tcPr>
           <w:p>
             <w:pPr>
-              <w:spacing w:before="0" w:after="0"/>
+              <w:spacing w:before="0" w:after="0" w:line="240" w:lineRule="auto"/>
               <w:jc w:val="center"/>
             </w:pPr>
             <w:r>
@@ -3431,7 +3431,7 @@
           </w:tcPr>
           <w:p>
             <w:pPr>
-              <w:spacing w:before="0" w:after="0"/>
+              <w:spacing w:before="0" w:after="0" w:line="240" w:lineRule="auto"/>
               <w:jc w:val="center"/>
             </w:pPr>
             <w:r>
@@ -3467,7 +3467,7 @@
           </w:tcPr>
           <w:p>
             <w:pPr>
-              <w:spacing w:before="0" w:after="0"/>
+              <w:spacing w:before="0" w:after="0" w:line="240" w:lineRule="auto"/>
               <w:jc w:val="center"/>
             </w:pPr>
             <w:r>
@@ -3498,7 +3498,7 @@
           </w:tcPr>
           <w:p>
             <w:pPr>
-              <w:spacing w:before="0" w:after="0"/>
+              <w:spacing w:before="0" w:after="0" w:line="240" w:lineRule="auto"/>
               <w:jc w:val="center"/>
             </w:pPr>
             <w:r>
@@ -3534,7 +3534,7 @@
           </w:tcPr>
           <w:p>
             <w:pPr>
-              <w:spacing w:before="0" w:after="0"/>
+              <w:spacing w:before="0" w:after="0" w:line="240" w:lineRule="auto"/>
               <w:jc w:val="center"/>
             </w:pPr>
             <w:r>
@@ -3565,7 +3565,7 @@
           </w:tcPr>
           <w:p>
             <w:pPr>
-              <w:spacing w:before="0" w:after="0"/>
+              <w:spacing w:before="0" w:after="0" w:line="240" w:lineRule="auto"/>
               <w:jc w:val="center"/>
             </w:pPr>
             <w:r>
@@ -3601,7 +3601,7 @@
           </w:tcPr>
           <w:p>
             <w:pPr>
-              <w:spacing w:before="0" w:after="0"/>
+              <w:spacing w:before="0" w:after="0" w:line="240" w:lineRule="auto"/>
               <w:jc w:val="center"/>
             </w:pPr>
             <w:r>
@@ -3632,7 +3632,7 @@
           </w:tcPr>
           <w:p>
             <w:pPr>
-              <w:spacing w:before="0" w:after="0"/>
+              <w:spacing w:before="0" w:after="0" w:line="240" w:lineRule="auto"/>
               <w:jc w:val="center"/>
             </w:pPr>
             <w:r>
@@ -3668,7 +3668,7 @@
           </w:tcPr>
           <w:p>
             <w:pPr>
-              <w:spacing w:before="0" w:after="0"/>
+              <w:spacing w:before="0" w:after="0" w:line="240" w:lineRule="auto"/>
               <w:jc w:val="center"/>
             </w:pPr>
             <w:r>
@@ -3699,7 +3699,7 @@
           </w:tcPr>
           <w:p>
             <w:pPr>
-              <w:spacing w:before="0" w:after="0"/>
+              <w:spacing w:before="0" w:after="0" w:line="240" w:lineRule="auto"/>
               <w:jc w:val="center"/>
             </w:pPr>
             <w:r>
@@ -3735,7 +3735,7 @@
           </w:tcPr>
           <w:p>
             <w:pPr>
-              <w:spacing w:before="0" w:after="0"/>
+              <w:spacing w:before="0" w:after="0" w:line="240" w:lineRule="auto"/>
               <w:jc w:val="center"/>
             </w:pPr>
             <w:r>
@@ -3766,7 +3766,7 @@
           </w:tcPr>
           <w:p>
             <w:pPr>
-              <w:spacing w:before="0" w:after="0"/>
+              <w:spacing w:before="0" w:after="0" w:line="240" w:lineRule="auto"/>
               <w:jc w:val="center"/>
             </w:pPr>
             <w:r>
@@ -3802,7 +3802,7 @@
           </w:tcPr>
           <w:p>
             <w:pPr>
-              <w:spacing w:before="0" w:after="0"/>
+              <w:spacing w:before="0" w:after="0" w:line="240" w:lineRule="auto"/>
               <w:jc w:val="center"/>
             </w:pPr>
             <w:r>
@@ -3833,7 +3833,7 @@
           </w:tcPr>
           <w:p>
             <w:pPr>
-              <w:spacing w:before="0" w:after="0"/>
+              <w:spacing w:before="0" w:after="0" w:line="240" w:lineRule="auto"/>
               <w:jc w:val="center"/>
             </w:pPr>
             <w:r>
@@ -3869,7 +3869,7 @@
           </w:tcPr>
           <w:p>
             <w:pPr>
-              <w:spacing w:before="0" w:after="0"/>
+              <w:spacing w:before="0" w:after="0" w:line="240" w:lineRule="auto"/>
               <w:jc w:val="center"/>
             </w:pPr>
             <w:r>
@@ -3900,7 +3900,7 @@
           </w:tcPr>
           <w:p>
             <w:pPr>
-              <w:spacing w:before="0" w:after="0"/>
+              <w:spacing w:before="0" w:after="0" w:line="240" w:lineRule="auto"/>
               <w:jc w:val="center"/>
             </w:pPr>
             <w:r>
@@ -3936,7 +3936,7 @@
           </w:tcPr>
           <w:p>
             <w:pPr>
-              <w:spacing w:before="0" w:after="0"/>
+              <w:spacing w:before="0" w:after="0" w:line="240" w:lineRule="auto"/>
               <w:jc w:val="center"/>
             </w:pPr>
             <w:r>
@@ -3967,7 +3967,7 @@
           </w:tcPr>
           <w:p>
             <w:pPr>
-              <w:spacing w:before="0" w:after="0"/>
+              <w:spacing w:before="0" w:after="0" w:line="240" w:lineRule="auto"/>
               <w:jc w:val="center"/>
             </w:pPr>
             <w:r>
@@ -4003,7 +4003,7 @@
           </w:tcPr>
           <w:p>
             <w:pPr>
-              <w:spacing w:before="0" w:after="0"/>
+              <w:spacing w:before="0" w:after="0" w:line="240" w:lineRule="auto"/>
               <w:jc w:val="center"/>
             </w:pPr>
             <w:r>
@@ -4034,7 +4034,7 @@
           </w:tcPr>
           <w:p>
             <w:pPr>
-              <w:spacing w:before="0" w:after="0"/>
+              <w:spacing w:before="0" w:after="0" w:line="240" w:lineRule="auto"/>
               <w:jc w:val="center"/>
             </w:pPr>
             <w:r>
@@ -4070,7 +4070,7 @@
           </w:tcPr>
           <w:p>
             <w:pPr>
-              <w:spacing w:before="0" w:after="0"/>
+              <w:spacing w:before="0" w:after="0" w:line="240" w:lineRule="auto"/>
               <w:jc w:val="center"/>
             </w:pPr>
             <w:r>
@@ -4101,7 +4101,7 @@
           </w:tcPr>
           <w:p>
             <w:pPr>
-              <w:spacing w:before="0" w:after="0"/>
+              <w:spacing w:before="0" w:after="0" w:line="240" w:lineRule="auto"/>
               <w:jc w:val="center"/>
             </w:pPr>
             <w:r>
@@ -4255,20 +4255,20 @@
       <w:pPr>
         <w:pStyle w:val="Endure-Subhead"/>
         <w:keepNext/>
-        <w:spacing w:before="240" w:after="60"/>
+        <w:spacing w:before="240" w:after="60" w:line="240" w:lineRule="auto"/>
         <w:outlineLvl w:val="1"/>
       </w:pPr>
       <w:r>
         <w:rPr>
           <w:sz w:val="24"/>
         </w:rPr>
-        <w:t>0.3 JetPack 7.2 vs JetPack 6.2 — Qué Cambió</w:t>
+        <w:t>1.3 JetPack 7.2 vs JetPack 6.2 — Qué Cambió</w:t>
       </w:r>
     </w:p>
     <w:p>
       <w:pPr>
         <w:pStyle w:val="Endure-FirstParagraphBodyText"/>
-        <w:spacing w:before="100" w:after="100"/>
+        <w:spacing w:before="100" w:after="100" w:line="240" w:lineRule="auto"/>
       </w:pPr>
       <w:r>
         <w:rPr>
@@ -4314,7 +4314,7 @@
           </w:tcPr>
           <w:p>
             <w:pPr>
-              <w:spacing w:before="0" w:after="0"/>
+              <w:spacing w:before="0" w:after="0" w:line="240" w:lineRule="auto"/>
               <w:jc w:val="center"/>
             </w:pPr>
             <w:r>
@@ -4347,7 +4347,7 @@
           </w:tcPr>
           <w:p>
             <w:pPr>
-              <w:spacing w:before="0" w:after="0"/>
+              <w:spacing w:before="0" w:after="0" w:line="240" w:lineRule="auto"/>
               <w:jc w:val="center"/>
             </w:pPr>
             <w:r>
@@ -4380,7 +4380,7 @@
           </w:tcPr>
           <w:p>
             <w:pPr>
-              <w:spacing w:before="0" w:after="0"/>
+              <w:spacing w:before="0" w:after="0" w:line="240" w:lineRule="auto"/>
               <w:jc w:val="center"/>
             </w:pPr>
             <w:r>
@@ -4413,7 +4413,7 @@
           </w:tcPr>
           <w:p>
             <w:pPr>
-              <w:spacing w:before="0" w:after="0"/>
+              <w:spacing w:before="0" w:after="0" w:line="240" w:lineRule="auto"/>
               <w:jc w:val="center"/>
             </w:pPr>
             <w:r>
@@ -4451,7 +4451,7 @@
           </w:tcPr>
           <w:p>
             <w:pPr>
-              <w:spacing w:before="0" w:after="0"/>
+              <w:spacing w:before="0" w:after="0" w:line="240" w:lineRule="auto"/>
               <w:jc w:val="center"/>
             </w:pPr>
             <w:r>
@@ -4482,7 +4482,7 @@
           </w:tcPr>
           <w:p>
             <w:pPr>
-              <w:spacing w:before="0" w:after="0"/>
+              <w:spacing w:before="0" w:after="0" w:line="240" w:lineRule="auto"/>
               <w:jc w:val="center"/>
             </w:pPr>
             <w:r>
@@ -4513,7 +4513,7 @@
           </w:tcPr>
           <w:p>
             <w:pPr>
-              <w:spacing w:before="0" w:after="0"/>
+              <w:spacing w:before="0" w:after="0" w:line="240" w:lineRule="auto"/>
               <w:jc w:val="center"/>
             </w:pPr>
             <w:r>
@@ -4544,7 +4544,7 @@
           </w:tcPr>
           <w:p>
             <w:pPr>
-              <w:spacing w:before="0" w:after="0"/>
+              <w:spacing w:before="0" w:after="0" w:line="240" w:lineRule="auto"/>
               <w:jc w:val="both"/>
             </w:pPr>
             <w:r>
@@ -4580,7 +4580,7 @@
           </w:tcPr>
           <w:p>
             <w:pPr>
-              <w:spacing w:before="0" w:after="0"/>
+              <w:spacing w:before="0" w:after="0" w:line="240" w:lineRule="auto"/>
               <w:jc w:val="center"/>
             </w:pPr>
             <w:r>
@@ -4611,7 +4611,7 @@
           </w:tcPr>
           <w:p>
             <w:pPr>
-              <w:spacing w:before="0" w:after="0"/>
+              <w:spacing w:before="0" w:after="0" w:line="240" w:lineRule="auto"/>
               <w:jc w:val="center"/>
             </w:pPr>
             <w:r>
@@ -4642,7 +4642,7 @@
           </w:tcPr>
           <w:p>
             <w:pPr>
-              <w:spacing w:before="0" w:after="0"/>
+              <w:spacing w:before="0" w:after="0" w:line="240" w:lineRule="auto"/>
               <w:jc w:val="center"/>
             </w:pPr>
             <w:r>
@@ -4673,7 +4673,7 @@
           </w:tcPr>
           <w:p>
             <w:pPr>
-              <w:spacing w:before="0" w:after="0"/>
+              <w:spacing w:before="0" w:after="0" w:line="240" w:lineRule="auto"/>
               <w:jc w:val="center"/>
             </w:pPr>
             <w:r>
@@ -4709,7 +4709,7 @@
           </w:tcPr>
           <w:p>
             <w:pPr>
-              <w:spacing w:before="0" w:after="0"/>
+              <w:spacing w:before="0" w:after="0" w:line="240" w:lineRule="auto"/>
               <w:jc w:val="center"/>
             </w:pPr>
             <w:r>
@@ -4740,7 +4740,7 @@
           </w:tcPr>
           <w:p>
             <w:pPr>
-              <w:spacing w:before="0" w:after="0"/>
+              <w:spacing w:before="0" w:after="0" w:line="240" w:lineRule="auto"/>
               <w:jc w:val="center"/>
             </w:pPr>
             <w:r>
@@ -4771,7 +4771,7 @@
           </w:tcPr>
           <w:p>
             <w:pPr>
-              <w:spacing w:before="0" w:after="0"/>
+              <w:spacing w:before="0" w:after="0" w:line="240" w:lineRule="auto"/>
               <w:jc w:val="center"/>
             </w:pPr>
             <w:r>
@@ -4802,7 +4802,7 @@
           </w:tcPr>
           <w:p>
             <w:pPr>
-              <w:spacing w:before="0" w:after="0"/>
+              <w:spacing w:before="0" w:after="0" w:line="240" w:lineRule="auto"/>
               <w:jc w:val="center"/>
             </w:pPr>
             <w:r>
@@ -4838,7 +4838,7 @@
           </w:tcPr>
           <w:p>
             <w:pPr>
-              <w:spacing w:before="0" w:after="0"/>
+              <w:spacing w:before="0" w:after="0" w:line="240" w:lineRule="auto"/>
               <w:jc w:val="center"/>
             </w:pPr>
             <w:r>
@@ -4869,7 +4869,7 @@
           </w:tcPr>
           <w:p>
             <w:pPr>
-              <w:spacing w:before="0" w:after="0"/>
+              <w:spacing w:before="0" w:after="0" w:line="240" w:lineRule="auto"/>
               <w:jc w:val="center"/>
             </w:pPr>
             <w:r>
@@ -4900,7 +4900,7 @@
           </w:tcPr>
           <w:p>
             <w:pPr>
-              <w:spacing w:before="0" w:after="0"/>
+              <w:spacing w:before="0" w:after="0" w:line="240" w:lineRule="auto"/>
               <w:jc w:val="center"/>
             </w:pPr>
             <w:r>
@@ -4931,7 +4931,7 @@
           </w:tcPr>
           <w:p>
             <w:pPr>
-              <w:spacing w:before="0" w:after="0"/>
+              <w:spacing w:before="0" w:after="0" w:line="240" w:lineRule="auto"/>
               <w:jc w:val="both"/>
             </w:pPr>
             <w:r>
@@ -4967,7 +4967,7 @@
           </w:tcPr>
           <w:p>
             <w:pPr>
-              <w:spacing w:before="0" w:after="0"/>
+              <w:spacing w:before="0" w:after="0" w:line="240" w:lineRule="auto"/>
               <w:jc w:val="center"/>
             </w:pPr>
             <w:r>
@@ -4998,7 +4998,7 @@
           </w:tcPr>
           <w:p>
             <w:pPr>
-              <w:spacing w:before="0" w:after="0"/>
+              <w:spacing w:before="0" w:after="0" w:line="240" w:lineRule="auto"/>
               <w:jc w:val="center"/>
             </w:pPr>
             <w:r>
@@ -5029,7 +5029,7 @@
           </w:tcPr>
           <w:p>
             <w:pPr>
-              <w:spacing w:before="0" w:after="0"/>
+              <w:spacing w:before="0" w:after="0" w:line="240" w:lineRule="auto"/>
               <w:jc w:val="center"/>
             </w:pPr>
             <w:r>
@@ -5060,7 +5060,7 @@
           </w:tcPr>
           <w:p>
             <w:pPr>
-              <w:spacing w:before="0" w:after="0"/>
+              <w:spacing w:before="0" w:after="0" w:line="240" w:lineRule="auto"/>
               <w:jc w:val="center"/>
             </w:pPr>
             <w:r>
@@ -5096,7 +5096,7 @@
           </w:tcPr>
           <w:p>
             <w:pPr>
-              <w:spacing w:before="0" w:after="0"/>
+              <w:spacing w:before="0" w:after="0" w:line="240" w:lineRule="auto"/>
               <w:jc w:val="center"/>
             </w:pPr>
             <w:r>
@@ -5127,7 +5127,7 @@
           </w:tcPr>
           <w:p>
             <w:pPr>
-              <w:spacing w:before="0" w:after="0"/>
+              <w:spacing w:before="0" w:after="0" w:line="240" w:lineRule="auto"/>
               <w:jc w:val="center"/>
             </w:pPr>
             <w:r>
@@ -5158,7 +5158,7 @@
           </w:tcPr>
           <w:p>
             <w:pPr>
-              <w:spacing w:before="0" w:after="0"/>
+              <w:spacing w:before="0" w:after="0" w:line="240" w:lineRule="auto"/>
               <w:jc w:val="center"/>
             </w:pPr>
             <w:r>
@@ -5189,7 +5189,7 @@
           </w:tcPr>
           <w:p>
             <w:pPr>
-              <w:spacing w:before="0" w:after="0"/>
+              <w:spacing w:before="0" w:after="0" w:line="240" w:lineRule="auto"/>
               <w:jc w:val="both"/>
             </w:pPr>
             <w:r>
@@ -5225,7 +5225,7 @@
           </w:tcPr>
           <w:p>
             <w:pPr>
-              <w:spacing w:before="0" w:after="0"/>
+              <w:spacing w:before="0" w:after="0" w:line="240" w:lineRule="auto"/>
               <w:jc w:val="center"/>
             </w:pPr>
             <w:r>
@@ -5256,7 +5256,7 @@
           </w:tcPr>
           <w:p>
             <w:pPr>
-              <w:spacing w:before="0" w:after="0"/>
+              <w:spacing w:before="0" w:after="0" w:line="240" w:lineRule="auto"/>
               <w:jc w:val="center"/>
             </w:pPr>
             <w:r>
@@ -5287,7 +5287,7 @@
           </w:tcPr>
           <w:p>
             <w:pPr>
-              <w:spacing w:before="0" w:after="0"/>
+              <w:spacing w:before="0" w:after="0" w:line="240" w:lineRule="auto"/>
               <w:jc w:val="center"/>
             </w:pPr>
             <w:r>
@@ -5318,7 +5318,7 @@
           </w:tcPr>
           <w:p>
             <w:pPr>
-              <w:spacing w:before="0" w:after="0"/>
+              <w:spacing w:before="0" w:after="0" w:line="240" w:lineRule="auto"/>
               <w:jc w:val="center"/>
             </w:pPr>
             <w:r>
@@ -5354,7 +5354,7 @@
           </w:tcPr>
           <w:p>
             <w:pPr>
-              <w:spacing w:before="0" w:after="0"/>
+              <w:spacing w:before="0" w:after="0" w:line="240" w:lineRule="auto"/>
               <w:jc w:val="center"/>
             </w:pPr>
             <w:r>
@@ -5385,7 +5385,7 @@
           </w:tcPr>
           <w:p>
             <w:pPr>
-              <w:spacing w:before="0" w:after="0"/>
+              <w:spacing w:before="0" w:after="0" w:line="240" w:lineRule="auto"/>
               <w:jc w:val="center"/>
             </w:pPr>
             <w:r>
@@ -5416,7 +5416,7 @@
           </w:tcPr>
           <w:p>
             <w:pPr>
-              <w:spacing w:before="0" w:after="0"/>
+              <w:spacing w:before="0" w:after="0" w:line="240" w:lineRule="auto"/>
               <w:jc w:val="center"/>
             </w:pPr>
             <w:r>
@@ -5447,7 +5447,7 @@
           </w:tcPr>
           <w:p>
             <w:pPr>
-              <w:spacing w:before="0" w:after="0"/>
+              <w:spacing w:before="0" w:after="0" w:line="240" w:lineRule="auto"/>
               <w:jc w:val="center"/>
             </w:pPr>
             <w:r>
@@ -5483,7 +5483,7 @@
           </w:tcPr>
           <w:p>
             <w:pPr>
-              <w:spacing w:before="0" w:after="0"/>
+              <w:spacing w:before="0" w:after="0" w:line="240" w:lineRule="auto"/>
               <w:jc w:val="center"/>
             </w:pPr>
             <w:r>
@@ -5514,7 +5514,7 @@
           </w:tcPr>
           <w:p>
             <w:pPr>
-              <w:spacing w:before="0" w:after="0"/>
+              <w:spacing w:before="0" w:after="0" w:line="240" w:lineRule="auto"/>
               <w:jc w:val="center"/>
             </w:pPr>
             <w:r>
@@ -5545,7 +5545,7 @@
           </w:tcPr>
           <w:p>
             <w:pPr>
-              <w:spacing w:before="0" w:after="0"/>
+              <w:spacing w:before="0" w:after="0" w:line="240" w:lineRule="auto"/>
               <w:jc w:val="center"/>
             </w:pPr>
             <w:r>
@@ -5576,7 +5576,7 @@
           </w:tcPr>
           <w:p>
             <w:pPr>
-              <w:spacing w:before="0" w:after="0"/>
+              <w:spacing w:before="0" w:after="0" w:line="240" w:lineRule="auto"/>
               <w:jc w:val="center"/>
             </w:pPr>
             <w:r>
@@ -5612,7 +5612,7 @@
           </w:tcPr>
           <w:p>
             <w:pPr>
-              <w:spacing w:before="0" w:after="0"/>
+              <w:spacing w:before="0" w:after="0" w:line="240" w:lineRule="auto"/>
               <w:jc w:val="center"/>
             </w:pPr>
             <w:r>
@@ -5643,7 +5643,7 @@
           </w:tcPr>
           <w:p>
             <w:pPr>
-              <w:spacing w:before="0" w:after="0"/>
+              <w:spacing w:before="0" w:after="0" w:line="240" w:lineRule="auto"/>
               <w:jc w:val="center"/>
             </w:pPr>
             <w:r>
@@ -5674,7 +5674,7 @@
           </w:tcPr>
           <w:p>
             <w:pPr>
-              <w:spacing w:before="0" w:after="0"/>
+              <w:spacing w:before="0" w:after="0" w:line="240" w:lineRule="auto"/>
               <w:jc w:val="center"/>
             </w:pPr>
             <w:r>
@@ -5705,7 +5705,7 @@
           </w:tcPr>
           <w:p>
             <w:pPr>
-              <w:spacing w:before="0" w:after="0"/>
+              <w:spacing w:before="0" w:after="0" w:line="240" w:lineRule="auto"/>
               <w:jc w:val="both"/>
             </w:pPr>
             <w:r>
@@ -5726,7 +5726,7 @@
     <w:p>
       <w:pPr>
         <w:pStyle w:val="Endure-ChapterBodyText"/>
-        <w:spacing w:before="100" w:after="100"/>
+        <w:spacing w:before="100" w:after="100" w:line="240" w:lineRule="auto"/>
       </w:pPr>
       <w:r>
         <w:rPr>
@@ -5746,14 +5746,14 @@
       <w:pPr>
         <w:pStyle w:val="Endure-Subhead"/>
         <w:keepNext/>
-        <w:spacing w:before="240" w:after="60"/>
+        <w:spacing w:before="240" w:after="60" w:line="240" w:lineRule="auto"/>
         <w:outlineLvl w:val="1"/>
       </w:pPr>
       <w:r>
         <w:rPr>
           <w:sz w:val="24"/>
         </w:rPr>
-        <w:t>0.4 Arquitectura del Sistema al Final de Este Libro</w:t>
+        <w:t>1.4 Arquitectura del Sistema al Final de Este Libro</w:t>
       </w:r>
     </w:p>
     <w:p>
@@ -5776,7 +5776,7 @@
                     <pic:cNvPicPr/>
                   </pic:nvPicPr>
                   <pic:blipFill>
-                    <a:blip r:embed="rId46"/>
+                    <a:blip r:embed="rId51"/>
                     <a:stretch>
                       <a:fillRect/>
                     </a:stretch>
@@ -5798,7 +5798,7 @@
     <w:p>
       <w:pPr>
         <w:pStyle w:val="Endure-CopyrightPage"/>
-        <w:spacing w:before="40" w:after="160"/>
+        <w:spacing w:before="40" w:after="160" w:line="240" w:lineRule="auto"/>
         <w:jc w:val="center"/>
       </w:pPr>
       <w:r>
@@ -5812,7 +5812,7 @@
     <w:p>
       <w:pPr>
         <w:pStyle w:val="Endure-ChapterBodyText"/>
-        <w:spacing w:before="100" w:after="100"/>
+        <w:spacing w:before="100" w:after="100" w:line="240" w:lineRule="auto"/>
       </w:pPr>
       <w:r>
         <w:rPr>
@@ -6384,20 +6384,20 @@
       <w:pPr>
         <w:pStyle w:val="Endure-Subhead"/>
         <w:keepNext/>
-        <w:spacing w:before="240" w:after="60"/>
+        <w:spacing w:before="240" w:after="60" w:line="240" w:lineRule="auto"/>
         <w:outlineLvl w:val="1"/>
       </w:pPr>
       <w:r>
         <w:rPr>
           <w:sz w:val="24"/>
         </w:rPr>
-        <w:t>0.5 Material Necesario</w:t>
+        <w:t>1.5 Material Necesario</w:t>
       </w:r>
     </w:p>
     <w:p>
       <w:pPr>
         <w:pStyle w:val="Endure-FirstParagraphBodyText"/>
-        <w:spacing w:before="100" w:after="100"/>
+        <w:spacing w:before="100" w:after="100" w:line="240" w:lineRule="auto"/>
       </w:pPr>
       <w:r>
         <w:rPr>
@@ -6410,7 +6410,7 @@
       <w:pPr>
         <w:pStyle w:val="Endure-Subhead"/>
         <w:keepNext/>
-        <w:spacing w:before="160" w:after="60"/>
+        <w:spacing w:before="160" w:after="60" w:line="240" w:lineRule="auto"/>
         <w:outlineLvl w:val="2"/>
       </w:pPr>
       <w:r>
@@ -6455,7 +6455,7 @@
           </w:tcPr>
           <w:p>
             <w:pPr>
-              <w:spacing w:before="0" w:after="0"/>
+              <w:spacing w:before="0" w:after="0" w:line="240" w:lineRule="auto"/>
               <w:jc w:val="center"/>
             </w:pPr>
             <w:r>
@@ -6488,7 +6488,7 @@
           </w:tcPr>
           <w:p>
             <w:pPr>
-              <w:spacing w:before="0" w:after="0"/>
+              <w:spacing w:before="0" w:after="0" w:line="240" w:lineRule="auto"/>
               <w:jc w:val="center"/>
             </w:pPr>
             <w:r>
@@ -6526,7 +6526,7 @@
           </w:tcPr>
           <w:p>
             <w:pPr>
-              <w:spacing w:before="0" w:after="0"/>
+              <w:spacing w:before="0" w:after="0" w:line="240" w:lineRule="auto"/>
               <w:jc w:val="both"/>
             </w:pPr>
             <w:r>
@@ -6557,7 +6557,7 @@
           </w:tcPr>
           <w:p>
             <w:pPr>
-              <w:spacing w:before="0" w:after="0"/>
+              <w:spacing w:before="0" w:after="0" w:line="240" w:lineRule="auto"/>
               <w:jc w:val="center"/>
             </w:pPr>
             <w:r>
@@ -6593,7 +6593,7 @@
           </w:tcPr>
           <w:p>
             <w:pPr>
-              <w:spacing w:before="0" w:after="0"/>
+              <w:spacing w:before="0" w:after="0" w:line="240" w:lineRule="auto"/>
               <w:jc w:val="center"/>
             </w:pPr>
             <w:r>
@@ -6624,7 +6624,7 @@
           </w:tcPr>
           <w:p>
             <w:pPr>
-              <w:spacing w:before="0" w:after="0"/>
+              <w:spacing w:before="0" w:after="0" w:line="240" w:lineRule="auto"/>
               <w:jc w:val="both"/>
             </w:pPr>
             <w:r>
@@ -6660,7 +6660,7 @@
           </w:tcPr>
           <w:p>
             <w:pPr>
-              <w:spacing w:before="0" w:after="0"/>
+              <w:spacing w:before="0" w:after="0" w:line="240" w:lineRule="auto"/>
               <w:jc w:val="center"/>
             </w:pPr>
             <w:r>
@@ -6691,7 +6691,7 @@
           </w:tcPr>
           <w:p>
             <w:pPr>
-              <w:spacing w:before="0" w:after="0"/>
+              <w:spacing w:before="0" w:after="0" w:line="240" w:lineRule="auto"/>
               <w:jc w:val="both"/>
             </w:pPr>
             <w:r>
@@ -6727,7 +6727,7 @@
           </w:tcPr>
           <w:p>
             <w:pPr>
-              <w:spacing w:before="0" w:after="0"/>
+              <w:spacing w:before="0" w:after="0" w:line="240" w:lineRule="auto"/>
               <w:jc w:val="center"/>
             </w:pPr>
             <w:r>
@@ -6758,7 +6758,7 @@
           </w:tcPr>
           <w:p>
             <w:pPr>
-              <w:spacing w:before="0" w:after="0"/>
+              <w:spacing w:before="0" w:after="0" w:line="240" w:lineRule="auto"/>
               <w:jc w:val="both"/>
             </w:pPr>
             <w:r>
@@ -6794,7 +6794,7 @@
           </w:tcPr>
           <w:p>
             <w:pPr>
-              <w:spacing w:before="0" w:after="0"/>
+              <w:spacing w:before="0" w:after="0" w:line="240" w:lineRule="auto"/>
               <w:jc w:val="center"/>
             </w:pPr>
             <w:r>
@@ -6825,7 +6825,7 @@
           </w:tcPr>
           <w:p>
             <w:pPr>
-              <w:spacing w:before="0" w:after="0"/>
+              <w:spacing w:before="0" w:after="0" w:line="240" w:lineRule="auto"/>
               <w:jc w:val="both"/>
             </w:pPr>
             <w:r>
@@ -6847,7 +6847,7 @@
       <w:pPr>
         <w:pStyle w:val="Endure-Subhead"/>
         <w:keepNext/>
-        <w:spacing w:before="160" w:after="60"/>
+        <w:spacing w:before="160" w:after="60" w:line="240" w:lineRule="auto"/>
         <w:outlineLvl w:val="2"/>
       </w:pPr>
       <w:r>
@@ -6892,7 +6892,7 @@
           </w:tcPr>
           <w:p>
             <w:pPr>
-              <w:spacing w:before="0" w:after="0"/>
+              <w:spacing w:before="0" w:after="0" w:line="240" w:lineRule="auto"/>
               <w:jc w:val="center"/>
             </w:pPr>
             <w:r>
@@ -6925,7 +6925,7 @@
           </w:tcPr>
           <w:p>
             <w:pPr>
-              <w:spacing w:before="0" w:after="0"/>
+              <w:spacing w:before="0" w:after="0" w:line="240" w:lineRule="auto"/>
               <w:jc w:val="center"/>
             </w:pPr>
             <w:r>
@@ -6963,7 +6963,7 @@
           </w:tcPr>
           <w:p>
             <w:pPr>
-              <w:spacing w:before="0" w:after="0"/>
+              <w:spacing w:before="0" w:after="0" w:line="240" w:lineRule="auto"/>
               <w:jc w:val="both"/>
             </w:pPr>
             <w:r>
@@ -6994,7 +6994,7 @@
           </w:tcPr>
           <w:p>
             <w:pPr>
-              <w:spacing w:before="0" w:after="0"/>
+              <w:spacing w:before="0" w:after="0" w:line="240" w:lineRule="auto"/>
               <w:jc w:val="center"/>
             </w:pPr>
             <w:r>
@@ -7030,7 +7030,7 @@
           </w:tcPr>
           <w:p>
             <w:pPr>
-              <w:spacing w:before="0" w:after="0"/>
+              <w:spacing w:before="0" w:after="0" w:line="240" w:lineRule="auto"/>
               <w:jc w:val="both"/>
             </w:pPr>
             <w:r>
@@ -7061,7 +7061,7 @@
           </w:tcPr>
           <w:p>
             <w:pPr>
-              <w:spacing w:before="0" w:after="0"/>
+              <w:spacing w:before="0" w:after="0" w:line="240" w:lineRule="auto"/>
               <w:jc w:val="both"/>
             </w:pPr>
             <w:r>
@@ -7097,7 +7097,7 @@
           </w:tcPr>
           <w:p>
             <w:pPr>
-              <w:spacing w:before="0" w:after="0"/>
+              <w:spacing w:before="0" w:after="0" w:line="240" w:lineRule="auto"/>
               <w:jc w:val="center"/>
             </w:pPr>
             <w:r>
@@ -7128,7 +7128,7 @@
           </w:tcPr>
           <w:p>
             <w:pPr>
-              <w:spacing w:before="0" w:after="0"/>
+              <w:spacing w:before="0" w:after="0" w:line="240" w:lineRule="auto"/>
               <w:jc w:val="center"/>
             </w:pPr>
             <w:r>
@@ -7164,7 +7164,7 @@
           </w:tcPr>
           <w:p>
             <w:pPr>
-              <w:spacing w:before="0" w:after="0"/>
+              <w:spacing w:before="0" w:after="0" w:line="240" w:lineRule="auto"/>
               <w:jc w:val="both"/>
             </w:pPr>
             <w:r>
@@ -7195,7 +7195,7 @@
           </w:tcPr>
           <w:p>
             <w:pPr>
-              <w:spacing w:before="0" w:after="0"/>
+              <w:spacing w:before="0" w:after="0" w:line="240" w:lineRule="auto"/>
               <w:jc w:val="center"/>
             </w:pPr>
             <w:r>
@@ -7217,7 +7217,7 @@
       <w:pPr>
         <w:pStyle w:val="Endure-Subhead"/>
         <w:keepNext/>
-        <w:spacing w:before="160" w:after="60"/>
+        <w:spacing w:before="160" w:after="60" w:line="240" w:lineRule="auto"/>
         <w:outlineLvl w:val="2"/>
       </w:pPr>
       <w:r>
@@ -7262,7 +7262,7 @@
           </w:tcPr>
           <w:p>
             <w:pPr>
-              <w:spacing w:before="0" w:after="0"/>
+              <w:spacing w:before="0" w:after="0" w:line="240" w:lineRule="auto"/>
               <w:jc w:val="center"/>
             </w:pPr>
             <w:r>
@@ -7295,7 +7295,7 @@
           </w:tcPr>
           <w:p>
             <w:pPr>
-              <w:spacing w:before="0" w:after="0"/>
+              <w:spacing w:before="0" w:after="0" w:line="240" w:lineRule="auto"/>
               <w:jc w:val="center"/>
             </w:pPr>
             <w:r>
@@ -7333,7 +7333,7 @@
           </w:tcPr>
           <w:p>
             <w:pPr>
-              <w:spacing w:before="0" w:after="0"/>
+              <w:spacing w:before="0" w:after="0" w:line="240" w:lineRule="auto"/>
               <w:jc w:val="both"/>
             </w:pPr>
             <w:r>
@@ -7364,7 +7364,7 @@
           </w:tcPr>
           <w:p>
             <w:pPr>
-              <w:spacing w:before="0" w:after="0"/>
+              <w:spacing w:before="0" w:after="0" w:line="240" w:lineRule="auto"/>
               <w:jc w:val="both"/>
             </w:pPr>
             <w:r>
@@ -7400,7 +7400,7 @@
           </w:tcPr>
           <w:p>
             <w:pPr>
-              <w:spacing w:before="0" w:after="0"/>
+              <w:spacing w:before="0" w:after="0" w:line="240" w:lineRule="auto"/>
               <w:jc w:val="center"/>
             </w:pPr>
             <w:r>
@@ -7431,7 +7431,7 @@
           </w:tcPr>
           <w:p>
             <w:pPr>
-              <w:spacing w:before="0" w:after="0"/>
+              <w:spacing w:before="0" w:after="0" w:line="240" w:lineRule="auto"/>
               <w:jc w:val="both"/>
             </w:pPr>
             <w:r>
@@ -7467,7 +7467,7 @@
           </w:tcPr>
           <w:p>
             <w:pPr>
-              <w:spacing w:before="0" w:after="0"/>
+              <w:spacing w:before="0" w:after="0" w:line="240" w:lineRule="auto"/>
               <w:jc w:val="both"/>
             </w:pPr>
             <w:r>
@@ -7498,7 +7498,7 @@
           </w:tcPr>
           <w:p>
             <w:pPr>
-              <w:spacing w:before="0" w:after="0"/>
+              <w:spacing w:before="0" w:after="0" w:line="240" w:lineRule="auto"/>
               <w:jc w:val="both"/>
             </w:pPr>
             <w:r>
@@ -7534,7 +7534,7 @@
           </w:tcPr>
           <w:p>
             <w:pPr>
-              <w:spacing w:before="0" w:after="0"/>
+              <w:spacing w:before="0" w:after="0" w:line="240" w:lineRule="auto"/>
               <w:jc w:val="center"/>
             </w:pPr>
             <w:r>
@@ -7565,7 +7565,7 @@
           </w:tcPr>
           <w:p>
             <w:pPr>
-              <w:spacing w:before="0" w:after="0"/>
+              <w:spacing w:before="0" w:after="0" w:line="240" w:lineRule="auto"/>
               <w:jc w:val="both"/>
             </w:pPr>
             <w:r>
@@ -7601,7 +7601,7 @@
           </w:tcPr>
           <w:p>
             <w:pPr>
-              <w:spacing w:before="0" w:after="0"/>
+              <w:spacing w:before="0" w:after="0" w:line="240" w:lineRule="auto"/>
               <w:jc w:val="both"/>
             </w:pPr>
             <w:r>
@@ -7632,7 +7632,7 @@
           </w:tcPr>
           <w:p>
             <w:pPr>
-              <w:spacing w:before="0" w:after="0"/>
+              <w:spacing w:before="0" w:after="0" w:line="240" w:lineRule="auto"/>
               <w:jc w:val="both"/>
             </w:pPr>
             <w:r>
@@ -7758,20 +7758,20 @@
       <w:pPr>
         <w:pStyle w:val="Endure-Subhead"/>
         <w:keepNext/>
-        <w:spacing w:before="240" w:after="60"/>
+        <w:spacing w:before="240" w:after="60" w:line="240" w:lineRule="auto"/>
         <w:outlineLvl w:val="1"/>
       </w:pPr>
       <w:r>
         <w:rPr>
           <w:sz w:val="24"/>
         </w:rPr>
-        <w:t>0.6 Verificación de Especificaciones del Sistema</w:t>
+        <w:t>1.6 Verificación de Especificaciones del Sistema</w:t>
       </w:r>
     </w:p>
     <w:p>
       <w:pPr>
         <w:pStyle w:val="Endure-FirstParagraphBodyText"/>
-        <w:spacing w:before="100" w:after="100"/>
+        <w:spacing w:before="100" w:after="100" w:line="240" w:lineRule="auto"/>
       </w:pPr>
       <w:r>
         <w:rPr>
@@ -8262,6 +8262,11 @@
     </w:p>
     <w:sectPr>
       <w:footerReference w:type="first" r:id="rId43"/>
+      <w:headerReference w:type="default" r:id="rId46"/>
+      <w:footerReference w:type="default" r:id="rId47"/>
+      <w:headerReference w:type="even" r:id="rId48"/>
+      <w:footerReference w:type="even" r:id="rId49"/>
+      <w:headerReference w:type="first" r:id="rId50"/>
       <w:type w:val="nextColumn"/>
       <w:pgSz w:w="10080" w:h="14400"/>
       <w:pgMar w:top="794" w:right="851" w:bottom="794" w:left="1077" w:header="454" w:footer="454" w:gutter="0"/>
@@ -9506,6 +9511,26 @@
 </w:ftr>
 </file>
 
+<file path=word/footer34.xml><?xml version="1.0" encoding="utf-8"?>
+<w:ftr xmlns:m="http://schemas.openxmlformats.org/officeDocument/2006/math" xmlns:mc="http://schemas.openxmlformats.org/markup-compatibility/2006" xmlns:mo="http://schemas.microsoft.com/office/mac/office/2008/main" xmlns:mv="urn:schemas-microsoft-com:mac:vml" xmlns:o="urn:schemas-microsoft-com:office:office" xmlns:r="http://schemas.openxmlformats.org/officeDocument/2006/relationships" xmlns:v="urn:schemas-microsoft-com:vml" xmlns:w10="urn:schemas-microsoft-com:office:word" xmlns:w14="http://schemas.microsoft.com/office/word/2010/wordml" xmlns:w="http://schemas.openxmlformats.org/wordprocessingml/2006/main" xmlns:wne="http://schemas.microsoft.com/office/word/2006/wordml" xmlns:wp14="http://schemas.microsoft.com/office/word/2010/wordprocessingDrawing" xmlns:wp="http://schemas.openxmlformats.org/drawingml/2006/wordprocessingDrawing" xmlns:wpc="http://schemas.microsoft.com/office/word/2010/wordprocessingCanvas" xmlns:wpg="http://schemas.microsoft.com/office/word/2010/wordprocessingGroup" xmlns:wpi="http://schemas.microsoft.com/office/word/2010/wordprocessingInk" xmlns:wps="http://schemas.microsoft.com/office/word/2010/wordprocessingShape" mc:Ignorable="w14 wp14">
+  <w:p>
+    <w:pPr>
+      <w:pStyle w:val="Footer"/>
+    </w:pPr>
+  </w:p>
+</w:ftr>
+</file>
+
+<file path=word/footer35.xml><?xml version="1.0" encoding="utf-8"?>
+<w:ftr xmlns:m="http://schemas.openxmlformats.org/officeDocument/2006/math" xmlns:mc="http://schemas.openxmlformats.org/markup-compatibility/2006" xmlns:mo="http://schemas.microsoft.com/office/mac/office/2008/main" xmlns:mv="urn:schemas-microsoft-com:mac:vml" xmlns:o="urn:schemas-microsoft-com:office:office" xmlns:r="http://schemas.openxmlformats.org/officeDocument/2006/relationships" xmlns:v="urn:schemas-microsoft-com:vml" xmlns:w10="urn:schemas-microsoft-com:office:word" xmlns:w14="http://schemas.microsoft.com/office/word/2010/wordml" xmlns:w="http://schemas.openxmlformats.org/wordprocessingml/2006/main" xmlns:wne="http://schemas.microsoft.com/office/word/2006/wordml" xmlns:wp14="http://schemas.microsoft.com/office/word/2010/wordprocessingDrawing" xmlns:wp="http://schemas.openxmlformats.org/drawingml/2006/wordprocessingDrawing" xmlns:wpc="http://schemas.microsoft.com/office/word/2010/wordprocessingCanvas" xmlns:wpg="http://schemas.microsoft.com/office/word/2010/wordprocessingGroup" xmlns:wpi="http://schemas.microsoft.com/office/word/2010/wordprocessingInk" xmlns:wps="http://schemas.microsoft.com/office/word/2010/wordprocessingShape" mc:Ignorable="w14 wp14">
+  <w:p>
+    <w:pPr>
+      <w:pStyle w:val="Footer"/>
+    </w:pPr>
+  </w:p>
+</w:ftr>
+</file>
+
 <file path=word/footer4.xml><?xml version="1.0" encoding="utf-8"?>
 <w:ftr xmlns:wpc="http://schemas.microsoft.com/office/word/2010/wordprocessingCanvas" xmlns:cx="http://schemas.microsoft.com/office/drawing/2014/chartex" xmlns:cx1="http://schemas.microsoft.com/office/drawing/2015/9/8/chartex" xmlns:cx2="http://schemas.microsoft.com/office/drawing/2015/10/21/chartex" xmlns:cx3="http://schemas.microsoft.com/office/drawing/2016/5/9/chartex" xmlns:cx4="http://schemas.microsoft.com/office/drawing/2016/5/10/chartex" xmlns:cx5="http://schemas.microsoft.com/office/drawing/2016/5/11/chartex" xmlns:cx6="http://schemas.microsoft.com/office/drawing/2016/5/12/chartex" xmlns:cx7="http://schemas.microsoft.com/office/drawing/2016/5/13/chartex" xmlns:cx8="http://schemas.microsoft.com/office/drawing/2016/5/14/chartex" xmlns:mc="http://schemas.openxmlformats.org/markup-compatibility/2006" xmlns:aink="http://schemas.microsoft.com/office/drawing/2016/ink" xmlns:am3d="http://schemas.microsoft.com/office/drawing/2017/model3d" xmlns:o="urn:schemas-microsoft-com:office:office" xmlns:oel="http://schemas.microsoft.com/office/2019/extlst" xmlns:r="http://schemas.openxmlformats.org/officeDocument/2006/relationships" xmlns:m="http://schemas.openxmlformats.org/officeDocument/2006/math" xmlns:v="urn:schemas-microsoft-com:vml" xmlns:wp14="http://schemas.microsoft.com/office/word/2010/wordprocessingDrawing" xmlns:wp="http://schemas.openxmlformats.org/drawingml/2006/wordprocessingDrawing" xmlns:w10="urn:schemas-microsoft-com:office:word" xmlns:w="http://schemas.openxmlformats.org/wordprocessingml/2006/main" xmlns:w14="http://schemas.microsoft.com/office/word/2010/wordml" xmlns:w15="http://schemas.microsoft.com/office/word/2012/wordml" xmlns:w16cex="http://schemas.microsoft.com/office/word/2018/wordml/cex" xmlns:w16cid="http://schemas.microsoft.com/office/word/2016/wordml/cid" xmlns:w16="http://schemas.microsoft.com/office/word/2018/wordml" xmlns:w16du="http://schemas.microsoft.com/office/word/2023/wordml/word16du" xmlns:w16sdtdh="http://schemas.microsoft.com/office/word/2020/wordml/sdtdatahash" xmlns:w16sdtfl="http://schemas.microsoft.com/office/word/2024/wordml/sdtformatlock" xmlns:w16se="http://schemas.microsoft.com/office/word/2015/wordml/symex" xmlns:wpg="http://schemas.microsoft.com/office/word/2010/wordprocessingGroup" xmlns:wpi="http://schemas.microsoft.com/office/word/2010/wordprocessingInk" xmlns:wne="http://schemas.microsoft.com/office/word/2006/wordml" xmlns:wps="http://schemas.microsoft.com/office/word/2010/wordprocessingShape" mc:Ignorable="w14 w15 w16se w16cid w16 w16cex w16sdtdh w16sdtfl w16du wp14">
   <w:p>
@@ -9763,6 +9788,36 @@
     <w:r>
       <w:t>TÍTULO DEL LIBRO</w:t>
     </w:r>
+  </w:p>
+</w:hdr>
+</file>
+
+<file path=word/header3.xml><?xml version="1.0" encoding="utf-8"?>
+<w:hdr xmlns:m="http://schemas.openxmlformats.org/officeDocument/2006/math" xmlns:mc="http://schemas.openxmlformats.org/markup-compatibility/2006" xmlns:mo="http://schemas.microsoft.com/office/mac/office/2008/main" xmlns:mv="urn:schemas-microsoft-com:mac:vml" xmlns:o="urn:schemas-microsoft-com:office:office" xmlns:r="http://schemas.openxmlformats.org/officeDocument/2006/relationships" xmlns:v="urn:schemas-microsoft-com:vml" xmlns:w10="urn:schemas-microsoft-com:office:word" xmlns:w14="http://schemas.microsoft.com/office/word/2010/wordml" xmlns:w="http://schemas.openxmlformats.org/wordprocessingml/2006/main" xmlns:wne="http://schemas.microsoft.com/office/word/2006/wordml" xmlns:wp14="http://schemas.microsoft.com/office/word/2010/wordprocessingDrawing" xmlns:wp="http://schemas.openxmlformats.org/drawingml/2006/wordprocessingDrawing" xmlns:wpc="http://schemas.microsoft.com/office/word/2010/wordprocessingCanvas" xmlns:wpg="http://schemas.microsoft.com/office/word/2010/wordprocessingGroup" xmlns:wpi="http://schemas.microsoft.com/office/word/2010/wordprocessingInk" xmlns:wps="http://schemas.microsoft.com/office/word/2010/wordprocessingShape" mc:Ignorable="w14 wp14">
+  <w:p>
+    <w:pPr>
+      <w:pStyle w:val="Header"/>
+    </w:pPr>
+  </w:p>
+</w:hdr>
+</file>
+
+<file path=word/header4.xml><?xml version="1.0" encoding="utf-8"?>
+<w:hdr xmlns:m="http://schemas.openxmlformats.org/officeDocument/2006/math" xmlns:mc="http://schemas.openxmlformats.org/markup-compatibility/2006" xmlns:mo="http://schemas.microsoft.com/office/mac/office/2008/main" xmlns:mv="urn:schemas-microsoft-com:mac:vml" xmlns:o="urn:schemas-microsoft-com:office:office" xmlns:r="http://schemas.openxmlformats.org/officeDocument/2006/relationships" xmlns:v="urn:schemas-microsoft-com:vml" xmlns:w10="urn:schemas-microsoft-com:office:word" xmlns:w14="http://schemas.microsoft.com/office/word/2010/wordml" xmlns:w="http://schemas.openxmlformats.org/wordprocessingml/2006/main" xmlns:wne="http://schemas.microsoft.com/office/word/2006/wordml" xmlns:wp14="http://schemas.microsoft.com/office/word/2010/wordprocessingDrawing" xmlns:wp="http://schemas.openxmlformats.org/drawingml/2006/wordprocessingDrawing" xmlns:wpc="http://schemas.microsoft.com/office/word/2010/wordprocessingCanvas" xmlns:wpg="http://schemas.microsoft.com/office/word/2010/wordprocessingGroup" xmlns:wpi="http://schemas.microsoft.com/office/word/2010/wordprocessingInk" xmlns:wps="http://schemas.microsoft.com/office/word/2010/wordprocessingShape" mc:Ignorable="w14 wp14">
+  <w:p>
+    <w:pPr>
+      <w:pStyle w:val="Header"/>
+    </w:pPr>
+  </w:p>
+</w:hdr>
+</file>
+
+<file path=word/header5.xml><?xml version="1.0" encoding="utf-8"?>
+<w:hdr xmlns:m="http://schemas.openxmlformats.org/officeDocument/2006/math" xmlns:mc="http://schemas.openxmlformats.org/markup-compatibility/2006" xmlns:mo="http://schemas.microsoft.com/office/mac/office/2008/main" xmlns:mv="urn:schemas-microsoft-com:mac:vml" xmlns:o="urn:schemas-microsoft-com:office:office" xmlns:r="http://schemas.openxmlformats.org/officeDocument/2006/relationships" xmlns:v="urn:schemas-microsoft-com:vml" xmlns:w10="urn:schemas-microsoft-com:office:word" xmlns:w14="http://schemas.microsoft.com/office/word/2010/wordml" xmlns:w="http://schemas.openxmlformats.org/wordprocessingml/2006/main" xmlns:wne="http://schemas.microsoft.com/office/word/2006/wordml" xmlns:wp14="http://schemas.microsoft.com/office/word/2010/wordprocessingDrawing" xmlns:wp="http://schemas.openxmlformats.org/drawingml/2006/wordprocessingDrawing" xmlns:wpc="http://schemas.microsoft.com/office/word/2010/wordprocessingCanvas" xmlns:wpg="http://schemas.microsoft.com/office/word/2010/wordprocessingGroup" xmlns:wpi="http://schemas.microsoft.com/office/word/2010/wordprocessingInk" xmlns:wps="http://schemas.microsoft.com/office/word/2010/wordprocessingShape" mc:Ignorable="w14 wp14">
+  <w:p>
+    <w:pPr>
+      <w:pStyle w:val="Header"/>
+    </w:pPr>
   </w:p>
 </w:hdr>
 </file>
